--- a/docs/user-guide/en/pages/11-scorecard.docx
+++ b/docs/user-guide/en/pages/11-scorecard.docx
@@ -889,6 +889,1306 @@
         <w:t xml:space="preserve">For each Operation Consultant, Operation Manager, Senior Operation Consultant and Operation Director: how many Store Leaders they oversee, how many of those leaders are "flagged" (performing poorly on the ranking above) and what percentage that represents.</w:t>
       </w:r>
     </w:p>
+    <w:p>
+      <w:pPr>
+        <w:pStyle w:val="Heading2"/>
+        <w:pageBreakBefore/>
+      </w:pPr>
+      <w:r>
+        <w:t xml:space="preserve">Inside a Store Leader (Store Leader Profile)</w:t>
+      </w:r>
+    </w:p>
+    <w:p>
+      <w:pPr>
+        <w:spacing w:after="90" w:line="290"/>
+      </w:pPr>
+      <w:r>
+        <w:rPr>
+          <w:rFonts w:ascii="Arial" w:cs="Arial" w:eastAsia="Arial" w:hAnsi="Arial"/>
+          <w:color w:val="27251F"/>
+          <w:sz w:val="21"/>
+          <w:szCs w:val="21"/>
+        </w:rPr>
+        <w:t xml:space="preserve">Click a Store Leader's name in the ranking to open their own page, called Store Leader Tracking. It gives the complete history, performance, workforce movement and exit sentiment for that one leader, across every store they have led. Use "Back to Scorecard" at the top to return.</w:t>
+      </w:r>
+    </w:p>
+    <w:p>
+      <w:pPr>
+        <w:keepNext/>
+        <w:spacing w:after="120" w:before="60"/>
+        <w:jc w:val="center"/>
+      </w:pPr>
+      <w:r>
+        <w:drawing>
+          <wp:inline distT="0" distB="0" distL="0" distR="0">
+            <wp:extent cx="5715000" cy="581025"/>
+            <wp:effectExtent t="0" r="0" b="0" l="0"/>
+            <wp:docPr id="1" name="" descr="" title=""/>
+            <wp:cNvGraphicFramePr>
+              <a:graphicFrameLocks xmlns:a="http://schemas.openxmlformats.org/drawingml/2006/main" noChangeAspect="1"/>
+            </wp:cNvGraphicFramePr>
+            <a:graphic xmlns:a="http://schemas.openxmlformats.org/drawingml/2006/main">
+              <a:graphicData uri="http://schemas.openxmlformats.org/drawingml/2006/picture">
+                <pic:pic xmlns:pic="http://schemas.openxmlformats.org/drawingml/2006/picture">
+                  <pic:nvPicPr>
+                    <pic:cNvPr id="0" name="" descr=""/>
+                    <pic:cNvPicPr>
+                      <a:picLocks noChangeAspect="1" noChangeArrowheads="1"/>
+                    </pic:cNvPicPr>
+                  </pic:nvPicPr>
+                  <pic:blipFill>
+                    <a:blip r:embed="rId20" cstate="none"/>
+                    <a:srcRect/>
+                    <a:stretch>
+                      <a:fillRect/>
+                    </a:stretch>
+                  </pic:blipFill>
+                  <pic:spPr bwMode="auto">
+                    <a:xfrm>
+                      <a:off x="0" y="0"/>
+                      <a:ext cx="5715000" cy="581025"/>
+                    </a:xfrm>
+                    <a:prstGeom prst="rect">
+                      <a:avLst/>
+                    </a:prstGeom>
+                  </pic:spPr>
+                </pic:pic>
+              </a:graphicData>
+            </a:graphic>
+          </wp:inline>
+        </w:drawing>
+      </w:r>
+    </w:p>
+    <w:tbl>
+      <w:tblPr>
+        <w:tblW w:type="dxa" w:w="9399"/>
+        <w:jc w:val="center"/>
+        <w:tblBorders>
+          <w:top w:val="single" w:color="auto" w:sz="4"/>
+          <w:left w:val="single" w:color="auto" w:sz="4"/>
+          <w:bottom w:val="single" w:color="auto" w:sz="4"/>
+          <w:right w:val="single" w:color="auto" w:sz="4"/>
+          <w:insideH w:val="single" w:color="auto" w:sz="4"/>
+          <w:insideV w:val="single" w:color="auto" w:sz="4"/>
+        </w:tblBorders>
+      </w:tblPr>
+      <w:tblGrid>
+        <w:gridCol w:w="3133"/>
+        <w:gridCol w:w="3133"/>
+        <w:gridCol w:w="3133"/>
+      </w:tblGrid>
+      <w:tr>
+        <w:trPr>
+          <w:cantSplit/>
+        </w:trPr>
+        <w:tc>
+          <w:tcPr>
+            <w:tcW w:type="dxa" w:w="3133"/>
+            <w:tcBorders>
+              <w:top w:val="none" w:color="FFFFFF" w:sz="0"/>
+              <w:left w:val="none" w:color="FFFFFF" w:sz="0"/>
+              <w:bottom w:val="none" w:color="FFFFFF" w:sz="0"/>
+              <w:right w:val="none" w:color="FFFFFF" w:sz="0"/>
+            </w:tcBorders>
+            <w:tcMar>
+              <w:top w:type="dxa" w:w="40"/>
+              <w:left w:type="dxa" w:w="40"/>
+              <w:bottom w:type="dxa" w:w="80"/>
+              <w:right w:type="dxa" w:w="40"/>
+            </w:tcMar>
+          </w:tcPr>
+          <w:p>
+            <w:pPr>
+              <w:jc w:val="center"/>
+            </w:pPr>
+            <w:r>
+              <w:drawing>
+                <wp:inline distT="0" distB="0" distL="0" distR="0">
+                  <wp:extent cx="1809750" cy="1343025"/>
+                  <wp:effectExtent t="0" r="0" b="0" l="0"/>
+                  <wp:docPr id="1" name="" descr="" title=""/>
+                  <wp:cNvGraphicFramePr>
+                    <a:graphicFrameLocks xmlns:a="http://schemas.openxmlformats.org/drawingml/2006/main" noChangeAspect="1"/>
+                  </wp:cNvGraphicFramePr>
+                  <a:graphic xmlns:a="http://schemas.openxmlformats.org/drawingml/2006/main">
+                    <a:graphicData uri="http://schemas.openxmlformats.org/drawingml/2006/picture">
+                      <pic:pic xmlns:pic="http://schemas.openxmlformats.org/drawingml/2006/picture">
+                        <pic:nvPicPr>
+                          <pic:cNvPr id="0" name="" descr=""/>
+                          <pic:cNvPicPr>
+                            <a:picLocks noChangeAspect="1" noChangeArrowheads="1"/>
+                          </pic:cNvPicPr>
+                        </pic:nvPicPr>
+                        <pic:blipFill>
+                          <a:blip r:embed="rId21" cstate="none"/>
+                          <a:srcRect/>
+                          <a:stretch>
+                            <a:fillRect/>
+                          </a:stretch>
+                        </pic:blipFill>
+                        <pic:spPr bwMode="auto">
+                          <a:xfrm>
+                            <a:off x="0" y="0"/>
+                            <a:ext cx="1809750" cy="1343025"/>
+                          </a:xfrm>
+                          <a:prstGeom prst="rect">
+                            <a:avLst/>
+                          </a:prstGeom>
+                        </pic:spPr>
+                      </pic:pic>
+                    </a:graphicData>
+                  </a:graphic>
+                </wp:inline>
+              </w:drawing>
+            </w:r>
+          </w:p>
+        </w:tc>
+        <w:tc>
+          <w:tcPr>
+            <w:tcW w:type="dxa" w:w="3133"/>
+            <w:tcBorders>
+              <w:top w:val="none" w:color="FFFFFF" w:sz="0"/>
+              <w:left w:val="none" w:color="FFFFFF" w:sz="0"/>
+              <w:bottom w:val="none" w:color="FFFFFF" w:sz="0"/>
+              <w:right w:val="none" w:color="FFFFFF" w:sz="0"/>
+            </w:tcBorders>
+            <w:tcMar>
+              <w:top w:type="dxa" w:w="40"/>
+              <w:left w:type="dxa" w:w="40"/>
+              <w:bottom w:type="dxa" w:w="80"/>
+              <w:right w:type="dxa" w:w="40"/>
+            </w:tcMar>
+          </w:tcPr>
+          <w:p>
+            <w:pPr>
+              <w:jc w:val="center"/>
+            </w:pPr>
+            <w:r>
+              <w:drawing>
+                <wp:inline distT="0" distB="0" distL="0" distR="0">
+                  <wp:extent cx="1809750" cy="1343025"/>
+                  <wp:effectExtent t="0" r="0" b="0" l="0"/>
+                  <wp:docPr id="1" name="" descr="" title=""/>
+                  <wp:cNvGraphicFramePr>
+                    <a:graphicFrameLocks xmlns:a="http://schemas.openxmlformats.org/drawingml/2006/main" noChangeAspect="1"/>
+                  </wp:cNvGraphicFramePr>
+                  <a:graphic xmlns:a="http://schemas.openxmlformats.org/drawingml/2006/main">
+                    <a:graphicData uri="http://schemas.openxmlformats.org/drawingml/2006/picture">
+                      <pic:pic xmlns:pic="http://schemas.openxmlformats.org/drawingml/2006/picture">
+                        <pic:nvPicPr>
+                          <pic:cNvPr id="0" name="" descr=""/>
+                          <pic:cNvPicPr>
+                            <a:picLocks noChangeAspect="1" noChangeArrowheads="1"/>
+                          </pic:cNvPicPr>
+                        </pic:nvPicPr>
+                        <pic:blipFill>
+                          <a:blip r:embed="rId22" cstate="none"/>
+                          <a:srcRect/>
+                          <a:stretch>
+                            <a:fillRect/>
+                          </a:stretch>
+                        </pic:blipFill>
+                        <pic:spPr bwMode="auto">
+                          <a:xfrm>
+                            <a:off x="0" y="0"/>
+                            <a:ext cx="1809750" cy="1343025"/>
+                          </a:xfrm>
+                          <a:prstGeom prst="rect">
+                            <a:avLst/>
+                          </a:prstGeom>
+                        </pic:spPr>
+                      </pic:pic>
+                    </a:graphicData>
+                  </a:graphic>
+                </wp:inline>
+              </w:drawing>
+            </w:r>
+          </w:p>
+        </w:tc>
+        <w:tc>
+          <w:tcPr>
+            <w:tcW w:type="dxa" w:w="3133"/>
+            <w:tcBorders>
+              <w:top w:val="none" w:color="FFFFFF" w:sz="0"/>
+              <w:left w:val="none" w:color="FFFFFF" w:sz="0"/>
+              <w:bottom w:val="none" w:color="FFFFFF" w:sz="0"/>
+              <w:right w:val="none" w:color="FFFFFF" w:sz="0"/>
+            </w:tcBorders>
+            <w:tcMar>
+              <w:top w:type="dxa" w:w="40"/>
+              <w:left w:type="dxa" w:w="40"/>
+              <w:bottom w:type="dxa" w:w="80"/>
+              <w:right w:type="dxa" w:w="40"/>
+            </w:tcMar>
+          </w:tcPr>
+          <w:p>
+            <w:pPr>
+              <w:jc w:val="center"/>
+            </w:pPr>
+            <w:r>
+              <w:drawing>
+                <wp:inline distT="0" distB="0" distL="0" distR="0">
+                  <wp:extent cx="1809750" cy="1343025"/>
+                  <wp:effectExtent t="0" r="0" b="0" l="0"/>
+                  <wp:docPr id="1" name="" descr="" title=""/>
+                  <wp:cNvGraphicFramePr>
+                    <a:graphicFrameLocks xmlns:a="http://schemas.openxmlformats.org/drawingml/2006/main" noChangeAspect="1"/>
+                  </wp:cNvGraphicFramePr>
+                  <a:graphic xmlns:a="http://schemas.openxmlformats.org/drawingml/2006/main">
+                    <a:graphicData uri="http://schemas.openxmlformats.org/drawingml/2006/picture">
+                      <pic:pic xmlns:pic="http://schemas.openxmlformats.org/drawingml/2006/picture">
+                        <pic:nvPicPr>
+                          <pic:cNvPr id="0" name="" descr=""/>
+                          <pic:cNvPicPr>
+                            <a:picLocks noChangeAspect="1" noChangeArrowheads="1"/>
+                          </pic:cNvPicPr>
+                        </pic:nvPicPr>
+                        <pic:blipFill>
+                          <a:blip r:embed="rId23" cstate="none"/>
+                          <a:srcRect/>
+                          <a:stretch>
+                            <a:fillRect/>
+                          </a:stretch>
+                        </pic:blipFill>
+                        <pic:spPr bwMode="auto">
+                          <a:xfrm>
+                            <a:off x="0" y="0"/>
+                            <a:ext cx="1809750" cy="1343025"/>
+                          </a:xfrm>
+                          <a:prstGeom prst="rect">
+                            <a:avLst/>
+                          </a:prstGeom>
+                        </pic:spPr>
+                      </pic:pic>
+                    </a:graphicData>
+                  </a:graphic>
+                </wp:inline>
+              </w:drawing>
+            </w:r>
+          </w:p>
+        </w:tc>
+      </w:tr>
+      <w:tr>
+        <w:trPr>
+          <w:cantSplit/>
+        </w:trPr>
+        <w:tc>
+          <w:tcPr>
+            <w:tcW w:type="dxa" w:w="3133"/>
+            <w:tcBorders>
+              <w:top w:val="none" w:color="FFFFFF" w:sz="0"/>
+              <w:left w:val="none" w:color="FFFFFF" w:sz="0"/>
+              <w:bottom w:val="none" w:color="FFFFFF" w:sz="0"/>
+              <w:right w:val="none" w:color="FFFFFF" w:sz="0"/>
+            </w:tcBorders>
+            <w:tcMar>
+              <w:top w:type="dxa" w:w="40"/>
+              <w:left w:type="dxa" w:w="40"/>
+              <w:bottom w:type="dxa" w:w="80"/>
+              <w:right w:type="dxa" w:w="40"/>
+            </w:tcMar>
+          </w:tcPr>
+          <w:p>
+            <w:pPr>
+              <w:jc w:val="center"/>
+            </w:pPr>
+            <w:r>
+              <w:drawing>
+                <wp:inline distT="0" distB="0" distL="0" distR="0">
+                  <wp:extent cx="1809750" cy="1343025"/>
+                  <wp:effectExtent t="0" r="0" b="0" l="0"/>
+                  <wp:docPr id="1" name="" descr="" title=""/>
+                  <wp:cNvGraphicFramePr>
+                    <a:graphicFrameLocks xmlns:a="http://schemas.openxmlformats.org/drawingml/2006/main" noChangeAspect="1"/>
+                  </wp:cNvGraphicFramePr>
+                  <a:graphic xmlns:a="http://schemas.openxmlformats.org/drawingml/2006/main">
+                    <a:graphicData uri="http://schemas.openxmlformats.org/drawingml/2006/picture">
+                      <pic:pic xmlns:pic="http://schemas.openxmlformats.org/drawingml/2006/picture">
+                        <pic:nvPicPr>
+                          <pic:cNvPr id="0" name="" descr=""/>
+                          <pic:cNvPicPr>
+                            <a:picLocks noChangeAspect="1" noChangeArrowheads="1"/>
+                          </pic:cNvPicPr>
+                        </pic:nvPicPr>
+                        <pic:blipFill>
+                          <a:blip r:embed="rId24" cstate="none"/>
+                          <a:srcRect/>
+                          <a:stretch>
+                            <a:fillRect/>
+                          </a:stretch>
+                        </pic:blipFill>
+                        <pic:spPr bwMode="auto">
+                          <a:xfrm>
+                            <a:off x="0" y="0"/>
+                            <a:ext cx="1809750" cy="1343025"/>
+                          </a:xfrm>
+                          <a:prstGeom prst="rect">
+                            <a:avLst/>
+                          </a:prstGeom>
+                        </pic:spPr>
+                      </pic:pic>
+                    </a:graphicData>
+                  </a:graphic>
+                </wp:inline>
+              </w:drawing>
+            </w:r>
+          </w:p>
+        </w:tc>
+        <w:tc>
+          <w:tcPr>
+            <w:tcW w:type="dxa" w:w="3133"/>
+            <w:tcBorders>
+              <w:top w:val="none" w:color="FFFFFF" w:sz="0"/>
+              <w:left w:val="none" w:color="FFFFFF" w:sz="0"/>
+              <w:bottom w:val="none" w:color="FFFFFF" w:sz="0"/>
+              <w:right w:val="none" w:color="FFFFFF" w:sz="0"/>
+            </w:tcBorders>
+            <w:tcMar>
+              <w:top w:type="dxa" w:w="40"/>
+              <w:left w:type="dxa" w:w="40"/>
+              <w:bottom w:type="dxa" w:w="80"/>
+              <w:right w:type="dxa" w:w="40"/>
+            </w:tcMar>
+          </w:tcPr>
+          <w:p>
+            <w:pPr>
+              <w:jc w:val="center"/>
+            </w:pPr>
+            <w:r>
+              <w:drawing>
+                <wp:inline distT="0" distB="0" distL="0" distR="0">
+                  <wp:extent cx="1809750" cy="1343025"/>
+                  <wp:effectExtent t="0" r="0" b="0" l="0"/>
+                  <wp:docPr id="1" name="" descr="" title=""/>
+                  <wp:cNvGraphicFramePr>
+                    <a:graphicFrameLocks xmlns:a="http://schemas.openxmlformats.org/drawingml/2006/main" noChangeAspect="1"/>
+                  </wp:cNvGraphicFramePr>
+                  <a:graphic xmlns:a="http://schemas.openxmlformats.org/drawingml/2006/main">
+                    <a:graphicData uri="http://schemas.openxmlformats.org/drawingml/2006/picture">
+                      <pic:pic xmlns:pic="http://schemas.openxmlformats.org/drawingml/2006/picture">
+                        <pic:nvPicPr>
+                          <pic:cNvPr id="0" name="" descr=""/>
+                          <pic:cNvPicPr>
+                            <a:picLocks noChangeAspect="1" noChangeArrowheads="1"/>
+                          </pic:cNvPicPr>
+                        </pic:nvPicPr>
+                        <pic:blipFill>
+                          <a:blip r:embed="rId25" cstate="none"/>
+                          <a:srcRect/>
+                          <a:stretch>
+                            <a:fillRect/>
+                          </a:stretch>
+                        </pic:blipFill>
+                        <pic:spPr bwMode="auto">
+                          <a:xfrm>
+                            <a:off x="0" y="0"/>
+                            <a:ext cx="1809750" cy="1343025"/>
+                          </a:xfrm>
+                          <a:prstGeom prst="rect">
+                            <a:avLst/>
+                          </a:prstGeom>
+                        </pic:spPr>
+                      </pic:pic>
+                    </a:graphicData>
+                  </a:graphic>
+                </wp:inline>
+              </w:drawing>
+            </w:r>
+          </w:p>
+        </w:tc>
+        <w:tc>
+          <w:tcPr>
+            <w:tcW w:type="dxa" w:w="3133"/>
+            <w:tcBorders>
+              <w:top w:val="none" w:color="FFFFFF" w:sz="0"/>
+              <w:left w:val="none" w:color="FFFFFF" w:sz="0"/>
+              <w:bottom w:val="none" w:color="FFFFFF" w:sz="0"/>
+              <w:right w:val="none" w:color="FFFFFF" w:sz="0"/>
+            </w:tcBorders>
+            <w:tcMar>
+              <w:top w:type="dxa" w:w="40"/>
+              <w:left w:type="dxa" w:w="40"/>
+              <w:bottom w:type="dxa" w:w="80"/>
+              <w:right w:type="dxa" w:w="40"/>
+            </w:tcMar>
+          </w:tcPr>
+          <w:p/>
+        </w:tc>
+      </w:tr>
+    </w:tbl>
+    <w:p>
+      <w:pPr>
+        <w:spacing w:after="40"/>
+      </w:pPr>
+      <w:r>
+        <w:rPr>
+          <w:rFonts w:ascii="Arial" w:cs="Arial" w:eastAsia="Arial" w:hAnsi="Arial"/>
+          <w:color w:val="27251F"/>
+          <w:sz w:val="21"/>
+          <w:szCs w:val="21"/>
+        </w:rPr>
+        <w:t xml:space="preserve"/>
+      </w:r>
+    </w:p>
+    <w:p>
+      <w:pPr>
+        <w:spacing w:after="90" w:line="290"/>
+      </w:pPr>
+      <w:r>
+        <w:rPr>
+          <w:rFonts w:ascii="Arial" w:cs="Arial" w:eastAsia="Arial" w:hAnsi="Arial"/>
+          <w:color w:val="27251F"/>
+          <w:sz w:val="21"/>
+          <w:szCs w:val="21"/>
+        </w:rPr>
+        <w:t xml:space="preserve">The five cards repeat the four scorecard metrics (Turnover, 90-Day, 180-Day retention and Exit Sentiment) plus the headcount, with the underlying counts such as the number of resignations and exit responses beneath each one.</w:t>
+      </w:r>
+    </w:p>
+    <w:p>
+      <w:pPr>
+        <w:pStyle w:val="Heading2"/>
+      </w:pPr>
+      <w:r>
+        <w:t xml:space="preserve">Turnover and headcount, store by store</w:t>
+      </w:r>
+    </w:p>
+    <w:p>
+      <w:pPr>
+        <w:keepNext/>
+        <w:spacing w:after="120" w:before="60"/>
+        <w:jc w:val="center"/>
+      </w:pPr>
+      <w:r>
+        <w:drawing>
+          <wp:inline distT="0" distB="0" distL="0" distR="0">
+            <wp:extent cx="5715000" cy="2752725"/>
+            <wp:effectExtent t="0" r="0" b="0" l="0"/>
+            <wp:docPr id="1" name="" descr="" title=""/>
+            <wp:cNvGraphicFramePr>
+              <a:graphicFrameLocks xmlns:a="http://schemas.openxmlformats.org/drawingml/2006/main" noChangeAspect="1"/>
+            </wp:cNvGraphicFramePr>
+            <a:graphic xmlns:a="http://schemas.openxmlformats.org/drawingml/2006/main">
+              <a:graphicData uri="http://schemas.openxmlformats.org/drawingml/2006/picture">
+                <pic:pic xmlns:pic="http://schemas.openxmlformats.org/drawingml/2006/picture">
+                  <pic:nvPicPr>
+                    <pic:cNvPr id="0" name="" descr=""/>
+                    <pic:cNvPicPr>
+                      <a:picLocks noChangeAspect="1" noChangeArrowheads="1"/>
+                    </pic:cNvPicPr>
+                  </pic:nvPicPr>
+                  <pic:blipFill>
+                    <a:blip r:embed="rId26" cstate="none"/>
+                    <a:srcRect/>
+                    <a:stretch>
+                      <a:fillRect/>
+                    </a:stretch>
+                  </pic:blipFill>
+                  <pic:spPr bwMode="auto">
+                    <a:xfrm>
+                      <a:off x="0" y="0"/>
+                      <a:ext cx="5715000" cy="2752725"/>
+                    </a:xfrm>
+                    <a:prstGeom prst="rect">
+                      <a:avLst/>
+                    </a:prstGeom>
+                  </pic:spPr>
+                </pic:pic>
+              </a:graphicData>
+            </a:graphic>
+          </wp:inline>
+        </w:drawing>
+      </w:r>
+    </w:p>
+    <w:p>
+      <w:pPr>
+        <w:spacing w:after="90" w:line="290"/>
+      </w:pPr>
+      <w:r>
+        <w:rPr>
+          <w:rFonts w:ascii="Arial" w:cs="Arial" w:eastAsia="Arial" w:hAnsi="Arial"/>
+          <w:color w:val="27251F"/>
+          <w:sz w:val="21"/>
+          <w:szCs w:val="21"/>
+        </w:rPr>
+        <w:t xml:space="preserve">Monthly performance across every store assignment. A marker shows where the leader was transferred between stores, so a change in the rate can be told apart from a change of store.</w:t>
+      </w:r>
+    </w:p>
+    <w:p>
+      <w:pPr>
+        <w:keepNext/>
+        <w:spacing w:after="120" w:before="60"/>
+        <w:jc w:val="center"/>
+      </w:pPr>
+      <w:r>
+        <w:drawing>
+          <wp:inline distT="0" distB="0" distL="0" distR="0">
+            <wp:extent cx="5715000" cy="3857625"/>
+            <wp:effectExtent t="0" r="0" b="0" l="0"/>
+            <wp:docPr id="1" name="" descr="" title=""/>
+            <wp:cNvGraphicFramePr>
+              <a:graphicFrameLocks xmlns:a="http://schemas.openxmlformats.org/drawingml/2006/main" noChangeAspect="1"/>
+            </wp:cNvGraphicFramePr>
+            <a:graphic xmlns:a="http://schemas.openxmlformats.org/drawingml/2006/main">
+              <a:graphicData uri="http://schemas.openxmlformats.org/drawingml/2006/picture">
+                <pic:pic xmlns:pic="http://schemas.openxmlformats.org/drawingml/2006/picture">
+                  <pic:nvPicPr>
+                    <pic:cNvPr id="0" name="" descr=""/>
+                    <pic:cNvPicPr>
+                      <a:picLocks noChangeAspect="1" noChangeArrowheads="1"/>
+                    </pic:cNvPicPr>
+                  </pic:nvPicPr>
+                  <pic:blipFill>
+                    <a:blip r:embed="rId27" cstate="none"/>
+                    <a:srcRect/>
+                    <a:stretch>
+                      <a:fillRect/>
+                    </a:stretch>
+                  </pic:blipFill>
+                  <pic:spPr bwMode="auto">
+                    <a:xfrm>
+                      <a:off x="0" y="0"/>
+                      <a:ext cx="5715000" cy="3857625"/>
+                    </a:xfrm>
+                    <a:prstGeom prst="rect">
+                      <a:avLst/>
+                    </a:prstGeom>
+                  </pic:spPr>
+                </pic:pic>
+              </a:graphicData>
+            </a:graphic>
+          </wp:inline>
+        </w:drawing>
+      </w:r>
+    </w:p>
+    <w:p>
+      <w:pPr>
+        <w:spacing w:after="90" w:line="290"/>
+      </w:pPr>
+      <w:r>
+        <w:rPr>
+          <w:rFonts w:ascii="Arial" w:cs="Arial" w:eastAsia="Arial" w:hAnsi="Arial"/>
+          <w:color w:val="27251F"/>
+          <w:sz w:val="21"/>
+          <w:szCs w:val="21"/>
+        </w:rPr>
+        <w:t xml:space="preserve">The store assignment history lists each store, period, headcount and turnover for the leader. Transfers are highlighted in the timeline.</w:t>
+      </w:r>
+    </w:p>
+    <w:p>
+      <w:pPr>
+        <w:pStyle w:val="Heading2"/>
+      </w:pPr>
+      <w:r>
+        <w:t xml:space="preserve">What leaving employees say about this leader's stores</w:t>
+      </w:r>
+    </w:p>
+    <w:p>
+      <w:pPr>
+        <w:spacing w:after="90" w:line="290"/>
+      </w:pPr>
+      <w:r>
+        <w:rPr>
+          <w:rFonts w:ascii="Arial" w:cs="Arial" w:eastAsia="Arial" w:hAnsi="Arial"/>
+          <w:color w:val="27251F"/>
+          <w:sz w:val="21"/>
+          <w:szCs w:val="21"/>
+        </w:rPr>
+        <w:t xml:space="preserve">Anonymous exit-interview signals for the stores this leader runs.</w:t>
+      </w:r>
+    </w:p>
+    <w:p>
+      <w:pPr>
+        <w:keepNext/>
+        <w:spacing w:after="120" w:before="60"/>
+        <w:jc w:val="center"/>
+      </w:pPr>
+      <w:r>
+        <w:drawing>
+          <wp:inline distT="0" distB="0" distL="0" distR="0">
+            <wp:extent cx="5715000" cy="2914650"/>
+            <wp:effectExtent t="0" r="0" b="0" l="0"/>
+            <wp:docPr id="1" name="" descr="" title=""/>
+            <wp:cNvGraphicFramePr>
+              <a:graphicFrameLocks xmlns:a="http://schemas.openxmlformats.org/drawingml/2006/main" noChangeAspect="1"/>
+            </wp:cNvGraphicFramePr>
+            <a:graphic xmlns:a="http://schemas.openxmlformats.org/drawingml/2006/main">
+              <a:graphicData uri="http://schemas.openxmlformats.org/drawingml/2006/picture">
+                <pic:pic xmlns:pic="http://schemas.openxmlformats.org/drawingml/2006/picture">
+                  <pic:nvPicPr>
+                    <pic:cNvPr id="0" name="" descr=""/>
+                    <pic:cNvPicPr>
+                      <a:picLocks noChangeAspect="1" noChangeArrowheads="1"/>
+                    </pic:cNvPicPr>
+                  </pic:nvPicPr>
+                  <pic:blipFill>
+                    <a:blip r:embed="rId28" cstate="none"/>
+                    <a:srcRect/>
+                    <a:stretch>
+                      <a:fillRect/>
+                    </a:stretch>
+                  </pic:blipFill>
+                  <pic:spPr bwMode="auto">
+                    <a:xfrm>
+                      <a:off x="0" y="0"/>
+                      <a:ext cx="5715000" cy="2914650"/>
+                    </a:xfrm>
+                    <a:prstGeom prst="rect">
+                      <a:avLst/>
+                    </a:prstGeom>
+                  </pic:spPr>
+                </pic:pic>
+              </a:graphicData>
+            </a:graphic>
+          </wp:inline>
+        </w:drawing>
+      </w:r>
+    </w:p>
+    <w:p>
+      <w:pPr>
+        <w:spacing w:after="90" w:line="290"/>
+      </w:pPr>
+      <w:r>
+        <w:rPr>
+          <w:rFonts w:ascii="Arial" w:cs="Arial" w:eastAsia="Arial" w:hAnsi="Arial"/>
+          <w:color w:val="27251F"/>
+          <w:sz w:val="21"/>
+          <w:szCs w:val="21"/>
+        </w:rPr>
+        <w:t xml:space="preserve">Exit Sentiment: the top leaving reasons over time.</w:t>
+      </w:r>
+    </w:p>
+    <w:p>
+      <w:pPr>
+        <w:keepNext/>
+        <w:spacing w:after="120" w:before="60"/>
+        <w:jc w:val="center"/>
+      </w:pPr>
+      <w:r>
+        <w:drawing>
+          <wp:inline distT="0" distB="0" distL="0" distR="0">
+            <wp:extent cx="5715000" cy="2914650"/>
+            <wp:effectExtent t="0" r="0" b="0" l="0"/>
+            <wp:docPr id="1" name="" descr="" title=""/>
+            <wp:cNvGraphicFramePr>
+              <a:graphicFrameLocks xmlns:a="http://schemas.openxmlformats.org/drawingml/2006/main" noChangeAspect="1"/>
+            </wp:cNvGraphicFramePr>
+            <a:graphic xmlns:a="http://schemas.openxmlformats.org/drawingml/2006/main">
+              <a:graphicData uri="http://schemas.openxmlformats.org/drawingml/2006/picture">
+                <pic:pic xmlns:pic="http://schemas.openxmlformats.org/drawingml/2006/picture">
+                  <pic:nvPicPr>
+                    <pic:cNvPr id="0" name="" descr=""/>
+                    <pic:cNvPicPr>
+                      <a:picLocks noChangeAspect="1" noChangeArrowheads="1"/>
+                    </pic:cNvPicPr>
+                  </pic:nvPicPr>
+                  <pic:blipFill>
+                    <a:blip r:embed="rId29" cstate="none"/>
+                    <a:srcRect/>
+                    <a:stretch>
+                      <a:fillRect/>
+                    </a:stretch>
+                  </pic:blipFill>
+                  <pic:spPr bwMode="auto">
+                    <a:xfrm>
+                      <a:off x="0" y="0"/>
+                      <a:ext cx="5715000" cy="2914650"/>
+                    </a:xfrm>
+                    <a:prstGeom prst="rect">
+                      <a:avLst/>
+                    </a:prstGeom>
+                  </pic:spPr>
+                </pic:pic>
+              </a:graphicData>
+            </a:graphic>
+          </wp:inline>
+        </w:drawing>
+      </w:r>
+    </w:p>
+    <w:p>
+      <w:pPr>
+        <w:spacing w:after="90" w:line="290"/>
+      </w:pPr>
+      <w:r>
+        <w:rPr>
+          <w:rFonts w:ascii="Arial" w:cs="Arial" w:eastAsia="Arial" w:hAnsi="Arial"/>
+          <w:color w:val="27251F"/>
+          <w:sz w:val="21"/>
+          <w:szCs w:val="21"/>
+        </w:rPr>
+        <w:t xml:space="preserve">Reasons for Leaving: the reasons employees gave for resigning.</w:t>
+      </w:r>
+    </w:p>
+    <w:p>
+      <w:pPr>
+        <w:keepNext/>
+        <w:spacing w:after="120" w:before="60"/>
+        <w:jc w:val="center"/>
+      </w:pPr>
+      <w:r>
+        <w:drawing>
+          <wp:inline distT="0" distB="0" distL="0" distR="0">
+            <wp:extent cx="5715000" cy="5743575"/>
+            <wp:effectExtent t="0" r="0" b="0" l="0"/>
+            <wp:docPr id="1" name="" descr="" title=""/>
+            <wp:cNvGraphicFramePr>
+              <a:graphicFrameLocks xmlns:a="http://schemas.openxmlformats.org/drawingml/2006/main" noChangeAspect="1"/>
+            </wp:cNvGraphicFramePr>
+            <a:graphic xmlns:a="http://schemas.openxmlformats.org/drawingml/2006/main">
+              <a:graphicData uri="http://schemas.openxmlformats.org/drawingml/2006/picture">
+                <pic:pic xmlns:pic="http://schemas.openxmlformats.org/drawingml/2006/picture">
+                  <pic:nvPicPr>
+                    <pic:cNvPr id="0" name="" descr=""/>
+                    <pic:cNvPicPr>
+                      <a:picLocks noChangeAspect="1" noChangeArrowheads="1"/>
+                    </pic:cNvPicPr>
+                  </pic:nvPicPr>
+                  <pic:blipFill>
+                    <a:blip r:embed="rId30" cstate="none"/>
+                    <a:srcRect/>
+                    <a:stretch>
+                      <a:fillRect/>
+                    </a:stretch>
+                  </pic:blipFill>
+                  <pic:spPr bwMode="auto">
+                    <a:xfrm>
+                      <a:off x="0" y="0"/>
+                      <a:ext cx="5715000" cy="5743575"/>
+                    </a:xfrm>
+                    <a:prstGeom prst="rect">
+                      <a:avLst/>
+                    </a:prstGeom>
+                  </pic:spPr>
+                </pic:pic>
+              </a:graphicData>
+            </a:graphic>
+          </wp:inline>
+        </w:drawing>
+      </w:r>
+    </w:p>
+    <w:p>
+      <w:pPr>
+        <w:spacing w:after="90" w:line="290"/>
+      </w:pPr>
+      <w:r>
+        <w:rPr>
+          <w:rFonts w:ascii="Arial" w:cs="Arial" w:eastAsia="Arial" w:hAnsi="Arial"/>
+          <w:color w:val="27251F"/>
+          <w:sz w:val="21"/>
+          <w:szCs w:val="21"/>
+        </w:rPr>
+        <w:t xml:space="preserve">Would Return: whether leaving employees would consider coming back.</w:t>
+      </w:r>
+    </w:p>
+    <w:p>
+      <w:pPr>
+        <w:keepNext/>
+        <w:spacing w:after="120" w:before="60"/>
+        <w:jc w:val="center"/>
+      </w:pPr>
+      <w:r>
+        <w:drawing>
+          <wp:inline distT="0" distB="0" distL="0" distR="0">
+            <wp:extent cx="5715000" cy="5743575"/>
+            <wp:effectExtent t="0" r="0" b="0" l="0"/>
+            <wp:docPr id="1" name="" descr="" title=""/>
+            <wp:cNvGraphicFramePr>
+              <a:graphicFrameLocks xmlns:a="http://schemas.openxmlformats.org/drawingml/2006/main" noChangeAspect="1"/>
+            </wp:cNvGraphicFramePr>
+            <a:graphic xmlns:a="http://schemas.openxmlformats.org/drawingml/2006/main">
+              <a:graphicData uri="http://schemas.openxmlformats.org/drawingml/2006/picture">
+                <pic:pic xmlns:pic="http://schemas.openxmlformats.org/drawingml/2006/picture">
+                  <pic:nvPicPr>
+                    <pic:cNvPr id="0" name="" descr=""/>
+                    <pic:cNvPicPr>
+                      <a:picLocks noChangeAspect="1" noChangeArrowheads="1"/>
+                    </pic:cNvPicPr>
+                  </pic:nvPicPr>
+                  <pic:blipFill>
+                    <a:blip r:embed="rId31" cstate="none"/>
+                    <a:srcRect/>
+                    <a:stretch>
+                      <a:fillRect/>
+                    </a:stretch>
+                  </pic:blipFill>
+                  <pic:spPr bwMode="auto">
+                    <a:xfrm>
+                      <a:off x="0" y="0"/>
+                      <a:ext cx="5715000" cy="5743575"/>
+                    </a:xfrm>
+                    <a:prstGeom prst="rect">
+                      <a:avLst/>
+                    </a:prstGeom>
+                  </pic:spPr>
+                </pic:pic>
+              </a:graphicData>
+            </a:graphic>
+          </wp:inline>
+        </w:drawing>
+      </w:r>
+    </w:p>
+    <w:p>
+      <w:pPr>
+        <w:spacing w:after="90" w:line="290"/>
+      </w:pPr>
+      <w:r>
+        <w:rPr>
+          <w:rFonts w:ascii="Arial" w:cs="Arial" w:eastAsia="Arial" w:hAnsi="Arial"/>
+          <w:color w:val="27251F"/>
+          <w:sz w:val="21"/>
+          <w:szCs w:val="21"/>
+        </w:rPr>
+        <w:t xml:space="preserve">Overall Experience: how leaving employees rated their experience.</w:t>
+      </w:r>
+    </w:p>
+    <w:p>
+      <w:pPr>
+        <w:keepNext/>
+        <w:spacing w:after="120" w:before="60"/>
+        <w:jc w:val="center"/>
+      </w:pPr>
+      <w:r>
+        <w:drawing>
+          <wp:inline distT="0" distB="0" distL="0" distR="0">
+            <wp:extent cx="5715000" cy="5743575"/>
+            <wp:effectExtent t="0" r="0" b="0" l="0"/>
+            <wp:docPr id="1" name="" descr="" title=""/>
+            <wp:cNvGraphicFramePr>
+              <a:graphicFrameLocks xmlns:a="http://schemas.openxmlformats.org/drawingml/2006/main" noChangeAspect="1"/>
+            </wp:cNvGraphicFramePr>
+            <a:graphic xmlns:a="http://schemas.openxmlformats.org/drawingml/2006/main">
+              <a:graphicData uri="http://schemas.openxmlformats.org/drawingml/2006/picture">
+                <pic:pic xmlns:pic="http://schemas.openxmlformats.org/drawingml/2006/picture">
+                  <pic:nvPicPr>
+                    <pic:cNvPr id="0" name="" descr=""/>
+                    <pic:cNvPicPr>
+                      <a:picLocks noChangeAspect="1" noChangeArrowheads="1"/>
+                    </pic:cNvPicPr>
+                  </pic:nvPicPr>
+                  <pic:blipFill>
+                    <a:blip r:embed="rId32" cstate="none"/>
+                    <a:srcRect/>
+                    <a:stretch>
+                      <a:fillRect/>
+                    </a:stretch>
+                  </pic:blipFill>
+                  <pic:spPr bwMode="auto">
+                    <a:xfrm>
+                      <a:off x="0" y="0"/>
+                      <a:ext cx="5715000" cy="5743575"/>
+                    </a:xfrm>
+                    <a:prstGeom prst="rect">
+                      <a:avLst/>
+                    </a:prstGeom>
+                  </pic:spPr>
+                </pic:pic>
+              </a:graphicData>
+            </a:graphic>
+          </wp:inline>
+        </w:drawing>
+      </w:r>
+    </w:p>
+    <w:p>
+      <w:pPr>
+        <w:spacing w:after="90" w:line="290"/>
+      </w:pPr>
+      <w:r>
+        <w:rPr>
+          <w:rFonts w:ascii="Arial" w:cs="Arial" w:eastAsia="Arial" w:hAnsi="Arial"/>
+          <w:color w:val="27251F"/>
+          <w:sz w:val="21"/>
+          <w:szCs w:val="21"/>
+        </w:rPr>
+        <w:t xml:space="preserve">Engagement Drivers: the share who answered positively on each driver, lowest first.</w:t>
+      </w:r>
+    </w:p>
+    <w:p>
+      <w:pPr>
+        <w:keepNext/>
+        <w:spacing w:after="120" w:before="60"/>
+        <w:jc w:val="center"/>
+      </w:pPr>
+      <w:r>
+        <w:drawing>
+          <wp:inline distT="0" distB="0" distL="0" distR="0">
+            <wp:extent cx="5715000" cy="3009900"/>
+            <wp:effectExtent t="0" r="0" b="0" l="0"/>
+            <wp:docPr id="1" name="" descr="" title=""/>
+            <wp:cNvGraphicFramePr>
+              <a:graphicFrameLocks xmlns:a="http://schemas.openxmlformats.org/drawingml/2006/main" noChangeAspect="1"/>
+            </wp:cNvGraphicFramePr>
+            <a:graphic xmlns:a="http://schemas.openxmlformats.org/drawingml/2006/main">
+              <a:graphicData uri="http://schemas.openxmlformats.org/drawingml/2006/picture">
+                <pic:pic xmlns:pic="http://schemas.openxmlformats.org/drawingml/2006/picture">
+                  <pic:nvPicPr>
+                    <pic:cNvPr id="0" name="" descr=""/>
+                    <pic:cNvPicPr>
+                      <a:picLocks noChangeAspect="1" noChangeArrowheads="1"/>
+                    </pic:cNvPicPr>
+                  </pic:nvPicPr>
+                  <pic:blipFill>
+                    <a:blip r:embed="rId33" cstate="none"/>
+                    <a:srcRect/>
+                    <a:stretch>
+                      <a:fillRect/>
+                    </a:stretch>
+                  </pic:blipFill>
+                  <pic:spPr bwMode="auto">
+                    <a:xfrm>
+                      <a:off x="0" y="0"/>
+                      <a:ext cx="5715000" cy="3009900"/>
+                    </a:xfrm>
+                    <a:prstGeom prst="rect">
+                      <a:avLst/>
+                    </a:prstGeom>
+                  </pic:spPr>
+                </pic:pic>
+              </a:graphicData>
+            </a:graphic>
+          </wp:inline>
+        </w:drawing>
+      </w:r>
+    </w:p>
+    <w:p>
+      <w:pPr>
+        <w:keepNext/>
+        <w:spacing w:after="120" w:before="60"/>
+        <w:jc w:val="center"/>
+      </w:pPr>
+      <w:r>
+        <w:drawing>
+          <wp:inline distT="0" distB="0" distL="0" distR="0">
+            <wp:extent cx="5715000" cy="3009900"/>
+            <wp:effectExtent t="0" r="0" b="0" l="0"/>
+            <wp:docPr id="1" name="" descr="" title=""/>
+            <wp:cNvGraphicFramePr>
+              <a:graphicFrameLocks xmlns:a="http://schemas.openxmlformats.org/drawingml/2006/main" noChangeAspect="1"/>
+            </wp:cNvGraphicFramePr>
+            <a:graphic xmlns:a="http://schemas.openxmlformats.org/drawingml/2006/main">
+              <a:graphicData uri="http://schemas.openxmlformats.org/drawingml/2006/picture">
+                <pic:pic xmlns:pic="http://schemas.openxmlformats.org/drawingml/2006/picture">
+                  <pic:nvPicPr>
+                    <pic:cNvPr id="0" name="" descr=""/>
+                    <pic:cNvPicPr>
+                      <a:picLocks noChangeAspect="1" noChangeArrowheads="1"/>
+                    </pic:cNvPicPr>
+                  </pic:nvPicPr>
+                  <pic:blipFill>
+                    <a:blip r:embed="rId34" cstate="none"/>
+                    <a:srcRect/>
+                    <a:stretch>
+                      <a:fillRect/>
+                    </a:stretch>
+                  </pic:blipFill>
+                  <pic:spPr bwMode="auto">
+                    <a:xfrm>
+                      <a:off x="0" y="0"/>
+                      <a:ext cx="5715000" cy="3009900"/>
+                    </a:xfrm>
+                    <a:prstGeom prst="rect">
+                      <a:avLst/>
+                    </a:prstGeom>
+                  </pic:spPr>
+                </pic:pic>
+              </a:graphicData>
+            </a:graphic>
+          </wp:inline>
+        </w:drawing>
+      </w:r>
+    </w:p>
+    <w:p>
+      <w:pPr>
+        <w:keepNext/>
+        <w:spacing w:after="120" w:before="60"/>
+        <w:jc w:val="center"/>
+      </w:pPr>
+      <w:r>
+        <w:drawing>
+          <wp:inline distT="0" distB="0" distL="0" distR="0">
+            <wp:extent cx="5715000" cy="3009900"/>
+            <wp:effectExtent t="0" r="0" b="0" l="0"/>
+            <wp:docPr id="1" name="" descr="" title=""/>
+            <wp:cNvGraphicFramePr>
+              <a:graphicFrameLocks xmlns:a="http://schemas.openxmlformats.org/drawingml/2006/main" noChangeAspect="1"/>
+            </wp:cNvGraphicFramePr>
+            <a:graphic xmlns:a="http://schemas.openxmlformats.org/drawingml/2006/main">
+              <a:graphicData uri="http://schemas.openxmlformats.org/drawingml/2006/picture">
+                <pic:pic xmlns:pic="http://schemas.openxmlformats.org/drawingml/2006/picture">
+                  <pic:nvPicPr>
+                    <pic:cNvPr id="0" name="" descr=""/>
+                    <pic:cNvPicPr>
+                      <a:picLocks noChangeAspect="1" noChangeArrowheads="1"/>
+                    </pic:cNvPicPr>
+                  </pic:nvPicPr>
+                  <pic:blipFill>
+                    <a:blip r:embed="rId35" cstate="none"/>
+                    <a:srcRect/>
+                    <a:stretch>
+                      <a:fillRect/>
+                    </a:stretch>
+                  </pic:blipFill>
+                  <pic:spPr bwMode="auto">
+                    <a:xfrm>
+                      <a:off x="0" y="0"/>
+                      <a:ext cx="5715000" cy="3009900"/>
+                    </a:xfrm>
+                    <a:prstGeom prst="rect">
+                      <a:avLst/>
+                    </a:prstGeom>
+                  </pic:spPr>
+                </pic:pic>
+              </a:graphicData>
+            </a:graphic>
+          </wp:inline>
+        </w:drawing>
+      </w:r>
+    </w:p>
+    <w:p>
+      <w:pPr>
+        <w:spacing w:after="90" w:line="290"/>
+      </w:pPr>
+      <w:r>
+        <w:rPr>
+          <w:rFonts w:ascii="Arial" w:cs="Arial" w:eastAsia="Arial" w:hAnsi="Arial"/>
+          <w:color w:val="27251F"/>
+          <w:sz w:val="21"/>
+          <w:szCs w:val="21"/>
+        </w:rPr>
+        <w:t xml:space="preserve">Workload Condition, Training and Fair Treatment: how leaving employees rated each of them.</w:t>
+      </w:r>
+    </w:p>
+    <w:p>
+      <w:pPr>
+        <w:keepNext/>
+        <w:spacing w:after="120" w:before="60"/>
+        <w:jc w:val="center"/>
+      </w:pPr>
+      <w:r>
+        <w:drawing>
+          <wp:inline distT="0" distB="0" distL="0" distR="0">
+            <wp:extent cx="5715000" cy="2371725"/>
+            <wp:effectExtent t="0" r="0" b="0" l="0"/>
+            <wp:docPr id="1" name="" descr="" title=""/>
+            <wp:cNvGraphicFramePr>
+              <a:graphicFrameLocks xmlns:a="http://schemas.openxmlformats.org/drawingml/2006/main" noChangeAspect="1"/>
+            </wp:cNvGraphicFramePr>
+            <a:graphic xmlns:a="http://schemas.openxmlformats.org/drawingml/2006/main">
+              <a:graphicData uri="http://schemas.openxmlformats.org/drawingml/2006/picture">
+                <pic:pic xmlns:pic="http://schemas.openxmlformats.org/drawingml/2006/picture">
+                  <pic:nvPicPr>
+                    <pic:cNvPr id="0" name="" descr=""/>
+                    <pic:cNvPicPr>
+                      <a:picLocks noChangeAspect="1" noChangeArrowheads="1"/>
+                    </pic:cNvPicPr>
+                  </pic:nvPicPr>
+                  <pic:blipFill>
+                    <a:blip r:embed="rId36" cstate="none"/>
+                    <a:srcRect/>
+                    <a:stretch>
+                      <a:fillRect/>
+                    </a:stretch>
+                  </pic:blipFill>
+                  <pic:spPr bwMode="auto">
+                    <a:xfrm>
+                      <a:off x="0" y="0"/>
+                      <a:ext cx="5715000" cy="2371725"/>
+                    </a:xfrm>
+                    <a:prstGeom prst="rect">
+                      <a:avLst/>
+                    </a:prstGeom>
+                  </pic:spPr>
+                </pic:pic>
+              </a:graphicData>
+            </a:graphic>
+          </wp:inline>
+        </w:drawing>
+      </w:r>
+    </w:p>
+    <w:p>
+      <w:pPr>
+        <w:spacing w:after="90" w:line="290"/>
+      </w:pPr>
+      <w:r>
+        <w:rPr>
+          <w:rFonts w:ascii="Arial" w:cs="Arial" w:eastAsia="Arial" w:hAnsi="Arial"/>
+          <w:color w:val="27251F"/>
+          <w:sz w:val="21"/>
+          <w:szCs w:val="21"/>
+        </w:rPr>
+        <w:t xml:space="preserve">Leaving Reason vs Would Return: for each top reason, the share who said they would work here again.</w:t>
+      </w:r>
+    </w:p>
+    <w:p>
+      <w:pPr>
+        <w:keepNext/>
+        <w:spacing w:after="120" w:before="60"/>
+        <w:jc w:val="center"/>
+      </w:pPr>
+      <w:r>
+        <w:drawing>
+          <wp:inline distT="0" distB="0" distL="0" distR="0">
+            <wp:extent cx="5715000" cy="2371725"/>
+            <wp:effectExtent t="0" r="0" b="0" l="0"/>
+            <wp:docPr id="1" name="" descr="" title=""/>
+            <wp:cNvGraphicFramePr>
+              <a:graphicFrameLocks xmlns:a="http://schemas.openxmlformats.org/drawingml/2006/main" noChangeAspect="1"/>
+            </wp:cNvGraphicFramePr>
+            <a:graphic xmlns:a="http://schemas.openxmlformats.org/drawingml/2006/main">
+              <a:graphicData uri="http://schemas.openxmlformats.org/drawingml/2006/picture">
+                <pic:pic xmlns:pic="http://schemas.openxmlformats.org/drawingml/2006/picture">
+                  <pic:nvPicPr>
+                    <pic:cNvPr id="0" name="" descr=""/>
+                    <pic:cNvPicPr>
+                      <a:picLocks noChangeAspect="1" noChangeArrowheads="1"/>
+                    </pic:cNvPicPr>
+                  </pic:nvPicPr>
+                  <pic:blipFill>
+                    <a:blip r:embed="rId37" cstate="none"/>
+                    <a:srcRect/>
+                    <a:stretch>
+                      <a:fillRect/>
+                    </a:stretch>
+                  </pic:blipFill>
+                  <pic:spPr bwMode="auto">
+                    <a:xfrm>
+                      <a:off x="0" y="0"/>
+                      <a:ext cx="5715000" cy="2371725"/>
+                    </a:xfrm>
+                    <a:prstGeom prst="rect">
+                      <a:avLst/>
+                    </a:prstGeom>
+                  </pic:spPr>
+                </pic:pic>
+              </a:graphicData>
+            </a:graphic>
+          </wp:inline>
+        </w:drawing>
+      </w:r>
+    </w:p>
+    <w:p>
+      <w:pPr>
+        <w:spacing w:after="90" w:line="290"/>
+      </w:pPr>
+      <w:r>
+        <w:rPr>
+          <w:rFonts w:ascii="Arial" w:cs="Arial" w:eastAsia="Arial" w:hAnsi="Arial"/>
+          <w:color w:val="27251F"/>
+          <w:sz w:val="21"/>
+          <w:szCs w:val="21"/>
+        </w:rPr>
+        <w:t xml:space="preserve">Exit Responses by Job Title: the exit responses grouped by the leaving employee's job title.</w:t>
+      </w:r>
+    </w:p>
+    <w:p>
+      <w:pPr>
+        <w:keepNext/>
+        <w:spacing w:after="120" w:before="60"/>
+        <w:jc w:val="center"/>
+      </w:pPr>
+      <w:r>
+        <w:drawing>
+          <wp:inline distT="0" distB="0" distL="0" distR="0">
+            <wp:extent cx="5715000" cy="1895475"/>
+            <wp:effectExtent t="0" r="0" b="0" l="0"/>
+            <wp:docPr id="1" name="" descr="" title=""/>
+            <wp:cNvGraphicFramePr>
+              <a:graphicFrameLocks xmlns:a="http://schemas.openxmlformats.org/drawingml/2006/main" noChangeAspect="1"/>
+            </wp:cNvGraphicFramePr>
+            <a:graphic xmlns:a="http://schemas.openxmlformats.org/drawingml/2006/main">
+              <a:graphicData uri="http://schemas.openxmlformats.org/drawingml/2006/picture">
+                <pic:pic xmlns:pic="http://schemas.openxmlformats.org/drawingml/2006/picture">
+                  <pic:nvPicPr>
+                    <pic:cNvPr id="0" name="" descr=""/>
+                    <pic:cNvPicPr>
+                      <a:picLocks noChangeAspect="1" noChangeArrowheads="1"/>
+                    </pic:cNvPicPr>
+                  </pic:nvPicPr>
+                  <pic:blipFill>
+                    <a:blip r:embed="rId38" cstate="none"/>
+                    <a:srcRect/>
+                    <a:stretch>
+                      <a:fillRect/>
+                    </a:stretch>
+                  </pic:blipFill>
+                  <pic:spPr bwMode="auto">
+                    <a:xfrm>
+                      <a:off x="0" y="0"/>
+                      <a:ext cx="5715000" cy="1895475"/>
+                    </a:xfrm>
+                    <a:prstGeom prst="rect">
+                      <a:avLst/>
+                    </a:prstGeom>
+                  </pic:spPr>
+                </pic:pic>
+              </a:graphicData>
+            </a:graphic>
+          </wp:inline>
+        </w:drawing>
+      </w:r>
+    </w:p>
+    <w:p>
+      <w:pPr>
+        <w:spacing w:after="90" w:line="290"/>
+      </w:pPr>
+      <w:r>
+        <w:rPr>
+          <w:rFonts w:ascii="Arial" w:cs="Arial" w:eastAsia="Arial" w:hAnsi="Arial"/>
+          <w:color w:val="27251F"/>
+          <w:sz w:val="21"/>
+          <w:szCs w:val="21"/>
+        </w:rPr>
+        <w:t xml:space="preserve">Anonymous Exit Comments: the free-text comments left in exit interviews for this leader's stores, with the store, the question, the comment and the date.</w:t>
+      </w:r>
+    </w:p>
+    <w:p>
+      <w:pPr>
+        <w:spacing w:after="90" w:line="290"/>
+      </w:pPr>
+      <w:r>
+        <w:rPr>
+          <w:rFonts w:ascii="Arial" w:cs="Arial" w:eastAsia="Arial" w:hAnsi="Arial"/>
+          <w:b/>
+          <w:bCs/>
+          <w:color w:val="27251F"/>
+          <w:sz w:val="21"/>
+          <w:szCs w:val="21"/>
+        </w:rPr>
+        <w:t xml:space="preserve">What to look at: </w:t>
+      </w:r>
+      <w:r>
+        <w:rPr>
+          <w:rFonts w:ascii="Arial" w:cs="Arial" w:eastAsia="Arial" w:hAnsi="Arial"/>
+          <w:color w:val="27251F"/>
+          <w:sz w:val="21"/>
+          <w:szCs w:val="21"/>
+        </w:rPr>
+        <w:t xml:space="preserve">whether a drop in the leader's turnover or a rise in exit sentiment lines up with a transfer to another store.</w:t>
+      </w:r>
+    </w:p>
+    <w:p>
+      <w:pPr>
+        <w:spacing w:after="90" w:line="290"/>
+      </w:pPr>
+      <w:r>
+        <w:rPr>
+          <w:rFonts w:ascii="Arial" w:cs="Arial" w:eastAsia="Arial" w:hAnsi="Arial"/>
+          <w:b/>
+          <w:bCs/>
+          <w:color w:val="27251F"/>
+          <w:sz w:val="21"/>
+          <w:szCs w:val="21"/>
+        </w:rPr>
+        <w:t xml:space="preserve">Then decide: </w:t>
+      </w:r>
+      <w:r>
+        <w:rPr>
+          <w:rFonts w:ascii="Arial" w:cs="Arial" w:eastAsia="Arial" w:hAnsi="Arial"/>
+          <w:color w:val="27251F"/>
+          <w:sz w:val="21"/>
+          <w:szCs w:val="21"/>
+        </w:rPr>
+        <w:t xml:space="preserve">use this page to prepare a fair, evidence-based conversation with the leader and their Operation Consultant.</w:t>
+      </w:r>
+    </w:p>
     <w:sectPr>
       <w:headerReference w:type="default" r:id="rId7"/>
       <w:footerReference w:type="default" r:id="rId8"/>

--- a/docs/user-guide/en/pages/11-scorecard.docx
+++ b/docs/user-guide/en/pages/11-scorecard.docx
@@ -65,7 +65,7 @@
       <w:r>
         <w:drawing>
           <wp:inline distT="0" distB="0" distL="0" distR="0">
-            <wp:extent cx="5715000" cy="771525"/>
+            <wp:extent cx="6953250" cy="933450"/>
             <wp:effectExtent t="0" r="0" b="0" l="0"/>
             <wp:docPr id="1" name="" descr="" title=""/>
             <wp:cNvGraphicFramePr>
@@ -90,7 +90,7 @@
                   <pic:spPr bwMode="auto">
                     <a:xfrm>
                       <a:off x="0" y="0"/>
-                      <a:ext cx="5715000" cy="771525"/>
+                      <a:ext cx="6953250" cy="933450"/>
                     </a:xfrm>
                     <a:prstGeom prst="rect">
                       <a:avLst/>
@@ -105,7 +105,7 @@
     </w:p>
     <w:p>
       <w:pPr>
-        <w:spacing w:after="90" w:line="290"/>
+        <w:spacing w:after="70" w:line="270"/>
       </w:pPr>
       <w:r>
         <w:rPr>
@@ -127,7 +127,7 @@
     </w:p>
     <w:tbl>
       <w:tblPr>
-        <w:tblW w:type="dxa" w:w="9399"/>
+        <w:tblW w:type="dxa" w:w="10998"/>
         <w:jc w:val="center"/>
         <w:tblBorders>
           <w:top w:val="single" w:color="auto" w:sz="4"/>
@@ -139,9 +139,9 @@
         </w:tblBorders>
       </w:tblPr>
       <w:tblGrid>
-        <w:gridCol w:w="3133"/>
-        <w:gridCol w:w="3133"/>
-        <w:gridCol w:w="3133"/>
+        <w:gridCol w:w="3666"/>
+        <w:gridCol w:w="3666"/>
+        <w:gridCol w:w="3666"/>
       </w:tblGrid>
       <w:tr>
         <w:trPr>
@@ -149,7 +149,7 @@
         </w:trPr>
         <w:tc>
           <w:tcPr>
-            <w:tcW w:type="dxa" w:w="3133"/>
+            <w:tcW w:type="dxa" w:w="3666"/>
             <w:tcBorders>
               <w:top w:val="none" w:color="FFFFFF" w:sz="0"/>
               <w:left w:val="none" w:color="FFFFFF" w:sz="0"/>
@@ -170,7 +170,7 @@
             <w:r>
               <w:drawing>
                 <wp:inline distT="0" distB="0" distL="0" distR="0">
-                  <wp:extent cx="1809750" cy="971550"/>
+                  <wp:extent cx="2171700" cy="1162050"/>
                   <wp:effectExtent t="0" r="0" b="0" l="0"/>
                   <wp:docPr id="1" name="" descr="" title=""/>
                   <wp:cNvGraphicFramePr>
@@ -195,7 +195,7 @@
                         <pic:spPr bwMode="auto">
                           <a:xfrm>
                             <a:off x="0" y="0"/>
-                            <a:ext cx="1809750" cy="971550"/>
+                            <a:ext cx="2171700" cy="1162050"/>
                           </a:xfrm>
                           <a:prstGeom prst="rect">
                             <a:avLst/>
@@ -211,7 +211,7 @@
         </w:tc>
         <w:tc>
           <w:tcPr>
-            <w:tcW w:type="dxa" w:w="3133"/>
+            <w:tcW w:type="dxa" w:w="3666"/>
             <w:tcBorders>
               <w:top w:val="none" w:color="FFFFFF" w:sz="0"/>
               <w:left w:val="none" w:color="FFFFFF" w:sz="0"/>
@@ -232,7 +232,7 @@
             <w:r>
               <w:drawing>
                 <wp:inline distT="0" distB="0" distL="0" distR="0">
-                  <wp:extent cx="1809750" cy="971550"/>
+                  <wp:extent cx="2171700" cy="1162050"/>
                   <wp:effectExtent t="0" r="0" b="0" l="0"/>
                   <wp:docPr id="1" name="" descr="" title=""/>
                   <wp:cNvGraphicFramePr>
@@ -257,7 +257,7 @@
                         <pic:spPr bwMode="auto">
                           <a:xfrm>
                             <a:off x="0" y="0"/>
-                            <a:ext cx="1809750" cy="971550"/>
+                            <a:ext cx="2171700" cy="1162050"/>
                           </a:xfrm>
                           <a:prstGeom prst="rect">
                             <a:avLst/>
@@ -273,7 +273,7 @@
         </w:tc>
         <w:tc>
           <w:tcPr>
-            <w:tcW w:type="dxa" w:w="3133"/>
+            <w:tcW w:type="dxa" w:w="3666"/>
             <w:tcBorders>
               <w:top w:val="none" w:color="FFFFFF" w:sz="0"/>
               <w:left w:val="none" w:color="FFFFFF" w:sz="0"/>
@@ -294,7 +294,7 @@
             <w:r>
               <w:drawing>
                 <wp:inline distT="0" distB="0" distL="0" distR="0">
-                  <wp:extent cx="1809750" cy="971550"/>
+                  <wp:extent cx="2171700" cy="1162050"/>
                   <wp:effectExtent t="0" r="0" b="0" l="0"/>
                   <wp:docPr id="1" name="" descr="" title=""/>
                   <wp:cNvGraphicFramePr>
@@ -319,7 +319,7 @@
                         <pic:spPr bwMode="auto">
                           <a:xfrm>
                             <a:off x="0" y="0"/>
-                            <a:ext cx="1809750" cy="971550"/>
+                            <a:ext cx="2171700" cy="1162050"/>
                           </a:xfrm>
                           <a:prstGeom prst="rect">
                             <a:avLst/>
@@ -340,7 +340,7 @@
         </w:trPr>
         <w:tc>
           <w:tcPr>
-            <w:tcW w:type="dxa" w:w="3133"/>
+            <w:tcW w:type="dxa" w:w="3666"/>
             <w:tcBorders>
               <w:top w:val="none" w:color="FFFFFF" w:sz="0"/>
               <w:left w:val="none" w:color="FFFFFF" w:sz="0"/>
@@ -361,7 +361,7 @@
             <w:r>
               <w:drawing>
                 <wp:inline distT="0" distB="0" distL="0" distR="0">
-                  <wp:extent cx="1809750" cy="971550"/>
+                  <wp:extent cx="2171700" cy="1162050"/>
                   <wp:effectExtent t="0" r="0" b="0" l="0"/>
                   <wp:docPr id="1" name="" descr="" title=""/>
                   <wp:cNvGraphicFramePr>
@@ -386,7 +386,7 @@
                         <pic:spPr bwMode="auto">
                           <a:xfrm>
                             <a:off x="0" y="0"/>
-                            <a:ext cx="1809750" cy="971550"/>
+                            <a:ext cx="2171700" cy="1162050"/>
                           </a:xfrm>
                           <a:prstGeom prst="rect">
                             <a:avLst/>
@@ -402,7 +402,7 @@
         </w:tc>
         <w:tc>
           <w:tcPr>
-            <w:tcW w:type="dxa" w:w="3133"/>
+            <w:tcW w:type="dxa" w:w="3666"/>
             <w:tcBorders>
               <w:top w:val="none" w:color="FFFFFF" w:sz="0"/>
               <w:left w:val="none" w:color="FFFFFF" w:sz="0"/>
@@ -420,7 +420,7 @@
         </w:tc>
         <w:tc>
           <w:tcPr>
-            <w:tcW w:type="dxa" w:w="3133"/>
+            <w:tcW w:type="dxa" w:w="3666"/>
             <w:tcBorders>
               <w:top w:val="none" w:color="FFFFFF" w:sz="0"/>
               <w:left w:val="none" w:color="FFFFFF" w:sz="0"/>
@@ -494,7 +494,7 @@
       <w:r>
         <w:drawing>
           <wp:inline distT="0" distB="0" distL="0" distR="0">
-            <wp:extent cx="5715000" cy="790575"/>
+            <wp:extent cx="6953250" cy="962025"/>
             <wp:effectExtent t="0" r="0" b="0" l="0"/>
             <wp:docPr id="1" name="" descr="" title=""/>
             <wp:cNvGraphicFramePr>
@@ -519,7 +519,7 @@
                   <pic:spPr bwMode="auto">
                     <a:xfrm>
                       <a:off x="0" y="0"/>
-                      <a:ext cx="5715000" cy="790575"/>
+                      <a:ext cx="6953250" cy="962025"/>
                     </a:xfrm>
                     <a:prstGeom prst="rect">
                       <a:avLst/>
@@ -534,7 +534,7 @@
     </w:p>
     <w:p>
       <w:pPr>
-        <w:spacing w:after="90" w:line="290"/>
+        <w:spacing w:after="70" w:line="270"/>
       </w:pPr>
       <w:r>
         <w:rPr>
@@ -563,7 +563,7 @@
       <w:r>
         <w:drawing>
           <wp:inline distT="0" distB="0" distL="0" distR="0">
-            <wp:extent cx="5715000" cy="2514600"/>
+            <wp:extent cx="6953250" cy="3067050"/>
             <wp:effectExtent t="0" r="0" b="0" l="0"/>
             <wp:docPr id="1" name="" descr="" title=""/>
             <wp:cNvGraphicFramePr>
@@ -588,7 +588,7 @@
                   <pic:spPr bwMode="auto">
                     <a:xfrm>
                       <a:off x="0" y="0"/>
-                      <a:ext cx="5715000" cy="2514600"/>
+                      <a:ext cx="6953250" cy="3067050"/>
                     </a:xfrm>
                     <a:prstGeom prst="rect">
                       <a:avLst/>
@@ -603,7 +603,7 @@
     </w:p>
     <w:p>
       <w:pPr>
-        <w:spacing w:after="90" w:line="290"/>
+        <w:spacing w:after="70" w:line="270"/>
       </w:pPr>
       <w:r>
         <w:rPr>
@@ -617,7 +617,7 @@
     </w:p>
     <w:p>
       <w:pPr>
-        <w:spacing w:after="90" w:line="290"/>
+        <w:spacing w:after="70" w:line="270"/>
       </w:pPr>
       <w:r>
         <w:rPr>
@@ -687,197 +687,251 @@
         <w:t xml:space="preserve">Step 5 - Who oversees the weakest leaders?</w:t>
       </w:r>
     </w:p>
-    <w:p>
-      <w:pPr>
-        <w:keepNext/>
-        <w:spacing w:after="120" w:before="60"/>
+    <w:tbl>
+      <w:tblPr>
+        <w:tblW w:type="dxa" w:w="11000"/>
         <w:jc w:val="center"/>
-      </w:pPr>
-      <w:r>
-        <w:drawing>
-          <wp:inline distT="0" distB="0" distL="0" distR="0">
-            <wp:extent cx="5715000" cy="5238750"/>
-            <wp:effectExtent t="0" r="0" b="0" l="0"/>
-            <wp:docPr id="1" name="" descr="" title=""/>
-            <wp:cNvGraphicFramePr>
-              <a:graphicFrameLocks xmlns:a="http://schemas.openxmlformats.org/drawingml/2006/main" noChangeAspect="1"/>
-            </wp:cNvGraphicFramePr>
-            <a:graphic xmlns:a="http://schemas.openxmlformats.org/drawingml/2006/main">
-              <a:graphicData uri="http://schemas.openxmlformats.org/drawingml/2006/picture">
-                <pic:pic xmlns:pic="http://schemas.openxmlformats.org/drawingml/2006/picture">
-                  <pic:nvPicPr>
-                    <pic:cNvPr id="0" name="" descr=""/>
-                    <pic:cNvPicPr>
-                      <a:picLocks noChangeAspect="1" noChangeArrowheads="1"/>
-                    </pic:cNvPicPr>
-                  </pic:nvPicPr>
-                  <pic:blipFill>
-                    <a:blip r:embed="rId16" cstate="none"/>
-                    <a:srcRect/>
-                    <a:stretch>
-                      <a:fillRect/>
-                    </a:stretch>
-                  </pic:blipFill>
-                  <pic:spPr bwMode="auto">
-                    <a:xfrm>
-                      <a:off x="0" y="0"/>
-                      <a:ext cx="5715000" cy="5238750"/>
-                    </a:xfrm>
-                    <a:prstGeom prst="rect">
-                      <a:avLst/>
-                    </a:prstGeom>
-                  </pic:spPr>
-                </pic:pic>
-              </a:graphicData>
-            </a:graphic>
-          </wp:inline>
-        </w:drawing>
-      </w:r>
-    </w:p>
-    <w:p>
-      <w:pPr>
-        <w:keepNext/>
-        <w:spacing w:after="120" w:before="60"/>
-        <w:jc w:val="center"/>
-      </w:pPr>
-      <w:r>
-        <w:drawing>
-          <wp:inline distT="0" distB="0" distL="0" distR="0">
-            <wp:extent cx="5715000" cy="1600200"/>
-            <wp:effectExtent t="0" r="0" b="0" l="0"/>
-            <wp:docPr id="1" name="" descr="" title=""/>
-            <wp:cNvGraphicFramePr>
-              <a:graphicFrameLocks xmlns:a="http://schemas.openxmlformats.org/drawingml/2006/main" noChangeAspect="1"/>
-            </wp:cNvGraphicFramePr>
-            <a:graphic xmlns:a="http://schemas.openxmlformats.org/drawingml/2006/main">
-              <a:graphicData uri="http://schemas.openxmlformats.org/drawingml/2006/picture">
-                <pic:pic xmlns:pic="http://schemas.openxmlformats.org/drawingml/2006/picture">
-                  <pic:nvPicPr>
-                    <pic:cNvPr id="0" name="" descr=""/>
-                    <pic:cNvPicPr>
-                      <a:picLocks noChangeAspect="1" noChangeArrowheads="1"/>
-                    </pic:cNvPicPr>
-                  </pic:nvPicPr>
-                  <pic:blipFill>
-                    <a:blip r:embed="rId17" cstate="none"/>
-                    <a:srcRect/>
-                    <a:stretch>
-                      <a:fillRect/>
-                    </a:stretch>
-                  </pic:blipFill>
-                  <pic:spPr bwMode="auto">
-                    <a:xfrm>
-                      <a:off x="0" y="0"/>
-                      <a:ext cx="5715000" cy="1600200"/>
-                    </a:xfrm>
-                    <a:prstGeom prst="rect">
-                      <a:avLst/>
-                    </a:prstGeom>
-                  </pic:spPr>
-                </pic:pic>
-              </a:graphicData>
-            </a:graphic>
-          </wp:inline>
-        </w:drawing>
-      </w:r>
-    </w:p>
-    <w:p>
-      <w:pPr>
-        <w:keepNext/>
-        <w:spacing w:after="120" w:before="60"/>
-        <w:jc w:val="center"/>
-      </w:pPr>
-      <w:r>
-        <w:drawing>
-          <wp:inline distT="0" distB="0" distL="0" distR="0">
-            <wp:extent cx="5715000" cy="1905000"/>
-            <wp:effectExtent t="0" r="0" b="0" l="0"/>
-            <wp:docPr id="1" name="" descr="" title=""/>
-            <wp:cNvGraphicFramePr>
-              <a:graphicFrameLocks xmlns:a="http://schemas.openxmlformats.org/drawingml/2006/main" noChangeAspect="1"/>
-            </wp:cNvGraphicFramePr>
-            <a:graphic xmlns:a="http://schemas.openxmlformats.org/drawingml/2006/main">
-              <a:graphicData uri="http://schemas.openxmlformats.org/drawingml/2006/picture">
-                <pic:pic xmlns:pic="http://schemas.openxmlformats.org/drawingml/2006/picture">
-                  <pic:nvPicPr>
-                    <pic:cNvPr id="0" name="" descr=""/>
-                    <pic:cNvPicPr>
-                      <a:picLocks noChangeAspect="1" noChangeArrowheads="1"/>
-                    </pic:cNvPicPr>
-                  </pic:nvPicPr>
-                  <pic:blipFill>
-                    <a:blip r:embed="rId18" cstate="none"/>
-                    <a:srcRect/>
-                    <a:stretch>
-                      <a:fillRect/>
-                    </a:stretch>
-                  </pic:blipFill>
-                  <pic:spPr bwMode="auto">
-                    <a:xfrm>
-                      <a:off x="0" y="0"/>
-                      <a:ext cx="5715000" cy="1905000"/>
-                    </a:xfrm>
-                    <a:prstGeom prst="rect">
-                      <a:avLst/>
-                    </a:prstGeom>
-                  </pic:spPr>
-                </pic:pic>
-              </a:graphicData>
-            </a:graphic>
-          </wp:inline>
-        </w:drawing>
-      </w:r>
-    </w:p>
-    <w:p>
-      <w:pPr>
-        <w:keepNext/>
-        <w:spacing w:after="120" w:before="60"/>
-        <w:jc w:val="center"/>
-      </w:pPr>
-      <w:r>
-        <w:drawing>
-          <wp:inline distT="0" distB="0" distL="0" distR="0">
-            <wp:extent cx="5715000" cy="1600200"/>
-            <wp:effectExtent t="0" r="0" b="0" l="0"/>
-            <wp:docPr id="1" name="" descr="" title=""/>
-            <wp:cNvGraphicFramePr>
-              <a:graphicFrameLocks xmlns:a="http://schemas.openxmlformats.org/drawingml/2006/main" noChangeAspect="1"/>
-            </wp:cNvGraphicFramePr>
-            <a:graphic xmlns:a="http://schemas.openxmlformats.org/drawingml/2006/main">
-              <a:graphicData uri="http://schemas.openxmlformats.org/drawingml/2006/picture">
-                <pic:pic xmlns:pic="http://schemas.openxmlformats.org/drawingml/2006/picture">
-                  <pic:nvPicPr>
-                    <pic:cNvPr id="0" name="" descr=""/>
-                    <pic:cNvPicPr>
-                      <a:picLocks noChangeAspect="1" noChangeArrowheads="1"/>
-                    </pic:cNvPicPr>
-                  </pic:nvPicPr>
-                  <pic:blipFill>
-                    <a:blip r:embed="rId19" cstate="none"/>
-                    <a:srcRect/>
-                    <a:stretch>
-                      <a:fillRect/>
-                    </a:stretch>
-                  </pic:blipFill>
-                  <pic:spPr bwMode="auto">
-                    <a:xfrm>
-                      <a:off x="0" y="0"/>
-                      <a:ext cx="5715000" cy="1600200"/>
-                    </a:xfrm>
-                    <a:prstGeom prst="rect">
-                      <a:avLst/>
-                    </a:prstGeom>
-                  </pic:spPr>
-                </pic:pic>
-              </a:graphicData>
-            </a:graphic>
-          </wp:inline>
-        </w:drawing>
-      </w:r>
-    </w:p>
-    <w:p>
-      <w:pPr>
-        <w:spacing w:after="90" w:line="290"/>
+        <w:tblBorders>
+          <w:top w:val="single" w:color="auto" w:sz="4"/>
+          <w:left w:val="single" w:color="auto" w:sz="4"/>
+          <w:bottom w:val="single" w:color="auto" w:sz="4"/>
+          <w:right w:val="single" w:color="auto" w:sz="4"/>
+          <w:insideH w:val="single" w:color="auto" w:sz="4"/>
+          <w:insideV w:val="single" w:color="auto" w:sz="4"/>
+        </w:tblBorders>
+      </w:tblPr>
+      <w:tblGrid>
+        <w:gridCol w:w="5500"/>
+        <w:gridCol w:w="5500"/>
+      </w:tblGrid>
+      <w:tr>
+        <w:tc>
+          <w:tcPr>
+            <w:tcW w:type="dxa" w:w="5500"/>
+            <w:tcBorders>
+              <w:top w:val="none" w:color="FFFFFF" w:sz="0"/>
+              <w:left w:val="none" w:color="FFFFFF" w:sz="0"/>
+              <w:bottom w:val="none" w:color="FFFFFF" w:sz="0"/>
+              <w:right w:val="none" w:color="FFFFFF" w:sz="0"/>
+            </w:tcBorders>
+            <w:tcMar>
+              <w:top w:type="dxa" w:w="40"/>
+              <w:left w:type="dxa" w:w="70"/>
+              <w:bottom w:type="dxa" w:w="60"/>
+              <w:right w:type="dxa" w:w="70"/>
+            </w:tcMar>
+          </w:tcPr>
+          <w:p>
+            <w:pPr>
+              <w:keepNext/>
+              <w:spacing w:after="120" w:before="60"/>
+              <w:jc w:val="center"/>
+            </w:pPr>
+            <w:r>
+              <w:drawing>
+                <wp:inline distT="0" distB="0" distL="0" distR="0">
+                  <wp:extent cx="3286125" cy="3009900"/>
+                  <wp:effectExtent t="0" r="0" b="0" l="0"/>
+                  <wp:docPr id="1" name="" descr="" title=""/>
+                  <wp:cNvGraphicFramePr>
+                    <a:graphicFrameLocks xmlns:a="http://schemas.openxmlformats.org/drawingml/2006/main" noChangeAspect="1"/>
+                  </wp:cNvGraphicFramePr>
+                  <a:graphic xmlns:a="http://schemas.openxmlformats.org/drawingml/2006/main">
+                    <a:graphicData uri="http://schemas.openxmlformats.org/drawingml/2006/picture">
+                      <pic:pic xmlns:pic="http://schemas.openxmlformats.org/drawingml/2006/picture">
+                        <pic:nvPicPr>
+                          <pic:cNvPr id="0" name="" descr=""/>
+                          <pic:cNvPicPr>
+                            <a:picLocks noChangeAspect="1" noChangeArrowheads="1"/>
+                          </pic:cNvPicPr>
+                        </pic:nvPicPr>
+                        <pic:blipFill>
+                          <a:blip r:embed="rId16" cstate="none"/>
+                          <a:srcRect/>
+                          <a:stretch>
+                            <a:fillRect/>
+                          </a:stretch>
+                        </pic:blipFill>
+                        <pic:spPr bwMode="auto">
+                          <a:xfrm>
+                            <a:off x="0" y="0"/>
+                            <a:ext cx="3286125" cy="3009900"/>
+                          </a:xfrm>
+                          <a:prstGeom prst="rect">
+                            <a:avLst/>
+                          </a:prstGeom>
+                        </pic:spPr>
+                      </pic:pic>
+                    </a:graphicData>
+                  </a:graphic>
+                </wp:inline>
+              </w:drawing>
+            </w:r>
+          </w:p>
+        </w:tc>
+        <w:tc>
+          <w:tcPr>
+            <w:tcW w:type="dxa" w:w="5500"/>
+            <w:tcBorders>
+              <w:top w:val="none" w:color="FFFFFF" w:sz="0"/>
+              <w:left w:val="none" w:color="FFFFFF" w:sz="0"/>
+              <w:bottom w:val="none" w:color="FFFFFF" w:sz="0"/>
+              <w:right w:val="none" w:color="FFFFFF" w:sz="0"/>
+            </w:tcBorders>
+            <w:tcMar>
+              <w:top w:type="dxa" w:w="40"/>
+              <w:left w:type="dxa" w:w="70"/>
+              <w:bottom w:type="dxa" w:w="60"/>
+              <w:right w:type="dxa" w:w="70"/>
+            </w:tcMar>
+          </w:tcPr>
+          <w:p>
+            <w:pPr>
+              <w:keepNext/>
+              <w:spacing w:after="120" w:before="60"/>
+              <w:jc w:val="center"/>
+            </w:pPr>
+            <w:r>
+              <w:drawing>
+                <wp:inline distT="0" distB="0" distL="0" distR="0">
+                  <wp:extent cx="3286125" cy="914400"/>
+                  <wp:effectExtent t="0" r="0" b="0" l="0"/>
+                  <wp:docPr id="1" name="" descr="" title=""/>
+                  <wp:cNvGraphicFramePr>
+                    <a:graphicFrameLocks xmlns:a="http://schemas.openxmlformats.org/drawingml/2006/main" noChangeAspect="1"/>
+                  </wp:cNvGraphicFramePr>
+                  <a:graphic xmlns:a="http://schemas.openxmlformats.org/drawingml/2006/main">
+                    <a:graphicData uri="http://schemas.openxmlformats.org/drawingml/2006/picture">
+                      <pic:pic xmlns:pic="http://schemas.openxmlformats.org/drawingml/2006/picture">
+                        <pic:nvPicPr>
+                          <pic:cNvPr id="0" name="" descr=""/>
+                          <pic:cNvPicPr>
+                            <a:picLocks noChangeAspect="1" noChangeArrowheads="1"/>
+                          </pic:cNvPicPr>
+                        </pic:nvPicPr>
+                        <pic:blipFill>
+                          <a:blip r:embed="rId17" cstate="none"/>
+                          <a:srcRect/>
+                          <a:stretch>
+                            <a:fillRect/>
+                          </a:stretch>
+                        </pic:blipFill>
+                        <pic:spPr bwMode="auto">
+                          <a:xfrm>
+                            <a:off x="0" y="0"/>
+                            <a:ext cx="3286125" cy="914400"/>
+                          </a:xfrm>
+                          <a:prstGeom prst="rect">
+                            <a:avLst/>
+                          </a:prstGeom>
+                        </pic:spPr>
+                      </pic:pic>
+                    </a:graphicData>
+                  </a:graphic>
+                </wp:inline>
+              </w:drawing>
+            </w:r>
+          </w:p>
+          <w:p>
+            <w:pPr>
+              <w:keepNext/>
+              <w:spacing w:after="120" w:before="60"/>
+              <w:jc w:val="center"/>
+            </w:pPr>
+            <w:r>
+              <w:drawing>
+                <wp:inline distT="0" distB="0" distL="0" distR="0">
+                  <wp:extent cx="3286125" cy="1095375"/>
+                  <wp:effectExtent t="0" r="0" b="0" l="0"/>
+                  <wp:docPr id="1" name="" descr="" title=""/>
+                  <wp:cNvGraphicFramePr>
+                    <a:graphicFrameLocks xmlns:a="http://schemas.openxmlformats.org/drawingml/2006/main" noChangeAspect="1"/>
+                  </wp:cNvGraphicFramePr>
+                  <a:graphic xmlns:a="http://schemas.openxmlformats.org/drawingml/2006/main">
+                    <a:graphicData uri="http://schemas.openxmlformats.org/drawingml/2006/picture">
+                      <pic:pic xmlns:pic="http://schemas.openxmlformats.org/drawingml/2006/picture">
+                        <pic:nvPicPr>
+                          <pic:cNvPr id="0" name="" descr=""/>
+                          <pic:cNvPicPr>
+                            <a:picLocks noChangeAspect="1" noChangeArrowheads="1"/>
+                          </pic:cNvPicPr>
+                        </pic:nvPicPr>
+                        <pic:blipFill>
+                          <a:blip r:embed="rId18" cstate="none"/>
+                          <a:srcRect/>
+                          <a:stretch>
+                            <a:fillRect/>
+                          </a:stretch>
+                        </pic:blipFill>
+                        <pic:spPr bwMode="auto">
+                          <a:xfrm>
+                            <a:off x="0" y="0"/>
+                            <a:ext cx="3286125" cy="1095375"/>
+                          </a:xfrm>
+                          <a:prstGeom prst="rect">
+                            <a:avLst/>
+                          </a:prstGeom>
+                        </pic:spPr>
+                      </pic:pic>
+                    </a:graphicData>
+                  </a:graphic>
+                </wp:inline>
+              </w:drawing>
+            </w:r>
+          </w:p>
+          <w:p>
+            <w:pPr>
+              <w:keepNext/>
+              <w:spacing w:after="120" w:before="60"/>
+              <w:jc w:val="center"/>
+            </w:pPr>
+            <w:r>
+              <w:drawing>
+                <wp:inline distT="0" distB="0" distL="0" distR="0">
+                  <wp:extent cx="3286125" cy="914400"/>
+                  <wp:effectExtent t="0" r="0" b="0" l="0"/>
+                  <wp:docPr id="1" name="" descr="" title=""/>
+                  <wp:cNvGraphicFramePr>
+                    <a:graphicFrameLocks xmlns:a="http://schemas.openxmlformats.org/drawingml/2006/main" noChangeAspect="1"/>
+                  </wp:cNvGraphicFramePr>
+                  <a:graphic xmlns:a="http://schemas.openxmlformats.org/drawingml/2006/main">
+                    <a:graphicData uri="http://schemas.openxmlformats.org/drawingml/2006/picture">
+                      <pic:pic xmlns:pic="http://schemas.openxmlformats.org/drawingml/2006/picture">
+                        <pic:nvPicPr>
+                          <pic:cNvPr id="0" name="" descr=""/>
+                          <pic:cNvPicPr>
+                            <a:picLocks noChangeAspect="1" noChangeArrowheads="1"/>
+                          </pic:cNvPicPr>
+                        </pic:nvPicPr>
+                        <pic:blipFill>
+                          <a:blip r:embed="rId19" cstate="none"/>
+                          <a:srcRect/>
+                          <a:stretch>
+                            <a:fillRect/>
+                          </a:stretch>
+                        </pic:blipFill>
+                        <pic:spPr bwMode="auto">
+                          <a:xfrm>
+                            <a:off x="0" y="0"/>
+                            <a:ext cx="3286125" cy="914400"/>
+                          </a:xfrm>
+                          <a:prstGeom prst="rect">
+                            <a:avLst/>
+                          </a:prstGeom>
+                        </pic:spPr>
+                      </pic:pic>
+                    </a:graphicData>
+                  </a:graphic>
+                </wp:inline>
+              </w:drawing>
+            </w:r>
+          </w:p>
+        </w:tc>
+      </w:tr>
+    </w:tbl>
+    <w:p>
+      <w:pPr>
+        <w:spacing w:after="70" w:line="270"/>
       </w:pPr>
       <w:r>
         <w:rPr>
@@ -921,7 +975,7 @@
       <w:r>
         <w:drawing>
           <wp:inline distT="0" distB="0" distL="0" distR="0">
-            <wp:extent cx="5715000" cy="581025"/>
+            <wp:extent cx="6953250" cy="714375"/>
             <wp:effectExtent t="0" r="0" b="0" l="0"/>
             <wp:docPr id="1" name="" descr="" title=""/>
             <wp:cNvGraphicFramePr>
@@ -946,7 +1000,7 @@
                   <pic:spPr bwMode="auto">
                     <a:xfrm>
                       <a:off x="0" y="0"/>
-                      <a:ext cx="5715000" cy="581025"/>
+                      <a:ext cx="6953250" cy="714375"/>
                     </a:xfrm>
                     <a:prstGeom prst="rect">
                       <a:avLst/>
@@ -961,7 +1015,7 @@
     </w:p>
     <w:tbl>
       <w:tblPr>
-        <w:tblW w:type="dxa" w:w="9399"/>
+        <w:tblW w:type="dxa" w:w="10998"/>
         <w:jc w:val="center"/>
         <w:tblBorders>
           <w:top w:val="single" w:color="auto" w:sz="4"/>
@@ -973,9 +1027,9 @@
         </w:tblBorders>
       </w:tblPr>
       <w:tblGrid>
-        <w:gridCol w:w="3133"/>
-        <w:gridCol w:w="3133"/>
-        <w:gridCol w:w="3133"/>
+        <w:gridCol w:w="3666"/>
+        <w:gridCol w:w="3666"/>
+        <w:gridCol w:w="3666"/>
       </w:tblGrid>
       <w:tr>
         <w:trPr>
@@ -983,7 +1037,7 @@
         </w:trPr>
         <w:tc>
           <w:tcPr>
-            <w:tcW w:type="dxa" w:w="3133"/>
+            <w:tcW w:type="dxa" w:w="3666"/>
             <w:tcBorders>
               <w:top w:val="none" w:color="FFFFFF" w:sz="0"/>
               <w:left w:val="none" w:color="FFFFFF" w:sz="0"/>
@@ -1004,7 +1058,7 @@
             <w:r>
               <w:drawing>
                 <wp:inline distT="0" distB="0" distL="0" distR="0">
-                  <wp:extent cx="1809750" cy="1343025"/>
+                  <wp:extent cx="2171700" cy="1609725"/>
                   <wp:effectExtent t="0" r="0" b="0" l="0"/>
                   <wp:docPr id="1" name="" descr="" title=""/>
                   <wp:cNvGraphicFramePr>
@@ -1029,7 +1083,7 @@
                         <pic:spPr bwMode="auto">
                           <a:xfrm>
                             <a:off x="0" y="0"/>
-                            <a:ext cx="1809750" cy="1343025"/>
+                            <a:ext cx="2171700" cy="1609725"/>
                           </a:xfrm>
                           <a:prstGeom prst="rect">
                             <a:avLst/>
@@ -1045,7 +1099,7 @@
         </w:tc>
         <w:tc>
           <w:tcPr>
-            <w:tcW w:type="dxa" w:w="3133"/>
+            <w:tcW w:type="dxa" w:w="3666"/>
             <w:tcBorders>
               <w:top w:val="none" w:color="FFFFFF" w:sz="0"/>
               <w:left w:val="none" w:color="FFFFFF" w:sz="0"/>
@@ -1066,7 +1120,7 @@
             <w:r>
               <w:drawing>
                 <wp:inline distT="0" distB="0" distL="0" distR="0">
-                  <wp:extent cx="1809750" cy="1343025"/>
+                  <wp:extent cx="2171700" cy="1609725"/>
                   <wp:effectExtent t="0" r="0" b="0" l="0"/>
                   <wp:docPr id="1" name="" descr="" title=""/>
                   <wp:cNvGraphicFramePr>
@@ -1091,7 +1145,7 @@
                         <pic:spPr bwMode="auto">
                           <a:xfrm>
                             <a:off x="0" y="0"/>
-                            <a:ext cx="1809750" cy="1343025"/>
+                            <a:ext cx="2171700" cy="1609725"/>
                           </a:xfrm>
                           <a:prstGeom prst="rect">
                             <a:avLst/>
@@ -1107,7 +1161,7 @@
         </w:tc>
         <w:tc>
           <w:tcPr>
-            <w:tcW w:type="dxa" w:w="3133"/>
+            <w:tcW w:type="dxa" w:w="3666"/>
             <w:tcBorders>
               <w:top w:val="none" w:color="FFFFFF" w:sz="0"/>
               <w:left w:val="none" w:color="FFFFFF" w:sz="0"/>
@@ -1128,7 +1182,7 @@
             <w:r>
               <w:drawing>
                 <wp:inline distT="0" distB="0" distL="0" distR="0">
-                  <wp:extent cx="1809750" cy="1343025"/>
+                  <wp:extent cx="2171700" cy="1609725"/>
                   <wp:effectExtent t="0" r="0" b="0" l="0"/>
                   <wp:docPr id="1" name="" descr="" title=""/>
                   <wp:cNvGraphicFramePr>
@@ -1153,7 +1207,7 @@
                         <pic:spPr bwMode="auto">
                           <a:xfrm>
                             <a:off x="0" y="0"/>
-                            <a:ext cx="1809750" cy="1343025"/>
+                            <a:ext cx="2171700" cy="1609725"/>
                           </a:xfrm>
                           <a:prstGeom prst="rect">
                             <a:avLst/>
@@ -1174,7 +1228,7 @@
         </w:trPr>
         <w:tc>
           <w:tcPr>
-            <w:tcW w:type="dxa" w:w="3133"/>
+            <w:tcW w:type="dxa" w:w="3666"/>
             <w:tcBorders>
               <w:top w:val="none" w:color="FFFFFF" w:sz="0"/>
               <w:left w:val="none" w:color="FFFFFF" w:sz="0"/>
@@ -1195,7 +1249,7 @@
             <w:r>
               <w:drawing>
                 <wp:inline distT="0" distB="0" distL="0" distR="0">
-                  <wp:extent cx="1809750" cy="1343025"/>
+                  <wp:extent cx="2171700" cy="1609725"/>
                   <wp:effectExtent t="0" r="0" b="0" l="0"/>
                   <wp:docPr id="1" name="" descr="" title=""/>
                   <wp:cNvGraphicFramePr>
@@ -1220,7 +1274,7 @@
                         <pic:spPr bwMode="auto">
                           <a:xfrm>
                             <a:off x="0" y="0"/>
-                            <a:ext cx="1809750" cy="1343025"/>
+                            <a:ext cx="2171700" cy="1609725"/>
                           </a:xfrm>
                           <a:prstGeom prst="rect">
                             <a:avLst/>
@@ -1236,7 +1290,7 @@
         </w:tc>
         <w:tc>
           <w:tcPr>
-            <w:tcW w:type="dxa" w:w="3133"/>
+            <w:tcW w:type="dxa" w:w="3666"/>
             <w:tcBorders>
               <w:top w:val="none" w:color="FFFFFF" w:sz="0"/>
               <w:left w:val="none" w:color="FFFFFF" w:sz="0"/>
@@ -1257,7 +1311,7 @@
             <w:r>
               <w:drawing>
                 <wp:inline distT="0" distB="0" distL="0" distR="0">
-                  <wp:extent cx="1809750" cy="1343025"/>
+                  <wp:extent cx="2171700" cy="1609725"/>
                   <wp:effectExtent t="0" r="0" b="0" l="0"/>
                   <wp:docPr id="1" name="" descr="" title=""/>
                   <wp:cNvGraphicFramePr>
@@ -1282,7 +1336,7 @@
                         <pic:spPr bwMode="auto">
                           <a:xfrm>
                             <a:off x="0" y="0"/>
-                            <a:ext cx="1809750" cy="1343025"/>
+                            <a:ext cx="2171700" cy="1609725"/>
                           </a:xfrm>
                           <a:prstGeom prst="rect">
                             <a:avLst/>
@@ -1298,7 +1352,7 @@
         </w:tc>
         <w:tc>
           <w:tcPr>
-            <w:tcW w:type="dxa" w:w="3133"/>
+            <w:tcW w:type="dxa" w:w="3666"/>
             <w:tcBorders>
               <w:top w:val="none" w:color="FFFFFF" w:sz="0"/>
               <w:left w:val="none" w:color="FFFFFF" w:sz="0"/>
@@ -1352,56 +1406,185 @@
         <w:t xml:space="preserve">Turnover and headcount, store by store</w:t>
       </w:r>
     </w:p>
-    <w:p>
-      <w:pPr>
-        <w:keepNext/>
-        <w:spacing w:after="120" w:before="60"/>
+    <w:tbl>
+      <w:tblPr>
+        <w:tblW w:type="dxa" w:w="11000"/>
         <w:jc w:val="center"/>
-      </w:pPr>
-      <w:r>
-        <w:drawing>
-          <wp:inline distT="0" distB="0" distL="0" distR="0">
-            <wp:extent cx="5715000" cy="2752725"/>
-            <wp:effectExtent t="0" r="0" b="0" l="0"/>
-            <wp:docPr id="1" name="" descr="" title=""/>
-            <wp:cNvGraphicFramePr>
-              <a:graphicFrameLocks xmlns:a="http://schemas.openxmlformats.org/drawingml/2006/main" noChangeAspect="1"/>
-            </wp:cNvGraphicFramePr>
-            <a:graphic xmlns:a="http://schemas.openxmlformats.org/drawingml/2006/main">
-              <a:graphicData uri="http://schemas.openxmlformats.org/drawingml/2006/picture">
-                <pic:pic xmlns:pic="http://schemas.openxmlformats.org/drawingml/2006/picture">
-                  <pic:nvPicPr>
-                    <pic:cNvPr id="0" name="" descr=""/>
-                    <pic:cNvPicPr>
-                      <a:picLocks noChangeAspect="1" noChangeArrowheads="1"/>
-                    </pic:cNvPicPr>
-                  </pic:nvPicPr>
-                  <pic:blipFill>
-                    <a:blip r:embed="rId26" cstate="none"/>
-                    <a:srcRect/>
-                    <a:stretch>
-                      <a:fillRect/>
-                    </a:stretch>
-                  </pic:blipFill>
-                  <pic:spPr bwMode="auto">
-                    <a:xfrm>
-                      <a:off x="0" y="0"/>
-                      <a:ext cx="5715000" cy="2752725"/>
-                    </a:xfrm>
-                    <a:prstGeom prst="rect">
-                      <a:avLst/>
-                    </a:prstGeom>
-                  </pic:spPr>
-                </pic:pic>
-              </a:graphicData>
-            </a:graphic>
-          </wp:inline>
-        </w:drawing>
-      </w:r>
-    </w:p>
-    <w:p>
-      <w:pPr>
-        <w:spacing w:after="90" w:line="290"/>
+        <w:tblBorders>
+          <w:top w:val="single" w:color="auto" w:sz="4"/>
+          <w:left w:val="single" w:color="auto" w:sz="4"/>
+          <w:bottom w:val="single" w:color="auto" w:sz="4"/>
+          <w:right w:val="single" w:color="auto" w:sz="4"/>
+          <w:insideH w:val="single" w:color="auto" w:sz="4"/>
+          <w:insideV w:val="single" w:color="auto" w:sz="4"/>
+        </w:tblBorders>
+      </w:tblPr>
+      <w:tblGrid>
+        <w:gridCol w:w="5500"/>
+        <w:gridCol w:w="5500"/>
+      </w:tblGrid>
+      <w:tr>
+        <w:tc>
+          <w:tcPr>
+            <w:tcW w:type="dxa" w:w="5500"/>
+            <w:tcBorders>
+              <w:top w:val="none" w:color="FFFFFF" w:sz="0"/>
+              <w:left w:val="none" w:color="FFFFFF" w:sz="0"/>
+              <w:bottom w:val="none" w:color="FFFFFF" w:sz="0"/>
+              <w:right w:val="none" w:color="FFFFFF" w:sz="0"/>
+            </w:tcBorders>
+            <w:tcMar>
+              <w:top w:type="dxa" w:w="40"/>
+              <w:left w:type="dxa" w:w="70"/>
+              <w:bottom w:type="dxa" w:w="60"/>
+              <w:right w:type="dxa" w:w="70"/>
+            </w:tcMar>
+          </w:tcPr>
+          <w:p>
+            <w:pPr>
+              <w:keepNext/>
+              <w:spacing w:after="120" w:before="60"/>
+              <w:jc w:val="center"/>
+            </w:pPr>
+            <w:r>
+              <w:drawing>
+                <wp:inline distT="0" distB="0" distL="0" distR="0">
+                  <wp:extent cx="3286125" cy="1581150"/>
+                  <wp:effectExtent t="0" r="0" b="0" l="0"/>
+                  <wp:docPr id="1" name="" descr="" title=""/>
+                  <wp:cNvGraphicFramePr>
+                    <a:graphicFrameLocks xmlns:a="http://schemas.openxmlformats.org/drawingml/2006/main" noChangeAspect="1"/>
+                  </wp:cNvGraphicFramePr>
+                  <a:graphic xmlns:a="http://schemas.openxmlformats.org/drawingml/2006/main">
+                    <a:graphicData uri="http://schemas.openxmlformats.org/drawingml/2006/picture">
+                      <pic:pic xmlns:pic="http://schemas.openxmlformats.org/drawingml/2006/picture">
+                        <pic:nvPicPr>
+                          <pic:cNvPr id="0" name="" descr=""/>
+                          <pic:cNvPicPr>
+                            <a:picLocks noChangeAspect="1" noChangeArrowheads="1"/>
+                          </pic:cNvPicPr>
+                        </pic:nvPicPr>
+                        <pic:blipFill>
+                          <a:blip r:embed="rId26" cstate="none"/>
+                          <a:srcRect/>
+                          <a:stretch>
+                            <a:fillRect/>
+                          </a:stretch>
+                        </pic:blipFill>
+                        <pic:spPr bwMode="auto">
+                          <a:xfrm>
+                            <a:off x="0" y="0"/>
+                            <a:ext cx="3286125" cy="1581150"/>
+                          </a:xfrm>
+                          <a:prstGeom prst="rect">
+                            <a:avLst/>
+                          </a:prstGeom>
+                        </pic:spPr>
+                      </pic:pic>
+                    </a:graphicData>
+                  </a:graphic>
+                </wp:inline>
+              </w:drawing>
+            </w:r>
+          </w:p>
+          <w:p>
+            <w:pPr>
+              <w:spacing w:after="70" w:line="270"/>
+            </w:pPr>
+            <w:r>
+              <w:rPr>
+                <w:rFonts w:ascii="Arial" w:cs="Arial" w:eastAsia="Arial" w:hAnsi="Arial"/>
+                <w:color w:val="27251F"/>
+                <w:sz w:val="21"/>
+                <w:szCs w:val="21"/>
+              </w:rPr>
+              <w:t xml:space="preserve">Monthly performance across every store assignment. A marker shows where the leader was transferred between stores, so a change in the rate can be told apart from a change of store.</w:t>
+            </w:r>
+          </w:p>
+        </w:tc>
+        <w:tc>
+          <w:tcPr>
+            <w:tcW w:type="dxa" w:w="5500"/>
+            <w:tcBorders>
+              <w:top w:val="none" w:color="FFFFFF" w:sz="0"/>
+              <w:left w:val="none" w:color="FFFFFF" w:sz="0"/>
+              <w:bottom w:val="none" w:color="FFFFFF" w:sz="0"/>
+              <w:right w:val="none" w:color="FFFFFF" w:sz="0"/>
+            </w:tcBorders>
+            <w:tcMar>
+              <w:top w:type="dxa" w:w="40"/>
+              <w:left w:type="dxa" w:w="70"/>
+              <w:bottom w:type="dxa" w:w="60"/>
+              <w:right w:type="dxa" w:w="70"/>
+            </w:tcMar>
+          </w:tcPr>
+          <w:p>
+            <w:pPr>
+              <w:keepNext/>
+              <w:spacing w:after="120" w:before="60"/>
+              <w:jc w:val="center"/>
+            </w:pPr>
+            <w:r>
+              <w:drawing>
+                <wp:inline distT="0" distB="0" distL="0" distR="0">
+                  <wp:extent cx="3286125" cy="2219325"/>
+                  <wp:effectExtent t="0" r="0" b="0" l="0"/>
+                  <wp:docPr id="1" name="" descr="" title=""/>
+                  <wp:cNvGraphicFramePr>
+                    <a:graphicFrameLocks xmlns:a="http://schemas.openxmlformats.org/drawingml/2006/main" noChangeAspect="1"/>
+                  </wp:cNvGraphicFramePr>
+                  <a:graphic xmlns:a="http://schemas.openxmlformats.org/drawingml/2006/main">
+                    <a:graphicData uri="http://schemas.openxmlformats.org/drawingml/2006/picture">
+                      <pic:pic xmlns:pic="http://schemas.openxmlformats.org/drawingml/2006/picture">
+                        <pic:nvPicPr>
+                          <pic:cNvPr id="0" name="" descr=""/>
+                          <pic:cNvPicPr>
+                            <a:picLocks noChangeAspect="1" noChangeArrowheads="1"/>
+                          </pic:cNvPicPr>
+                        </pic:nvPicPr>
+                        <pic:blipFill>
+                          <a:blip r:embed="rId27" cstate="none"/>
+                          <a:srcRect/>
+                          <a:stretch>
+                            <a:fillRect/>
+                          </a:stretch>
+                        </pic:blipFill>
+                        <pic:spPr bwMode="auto">
+                          <a:xfrm>
+                            <a:off x="0" y="0"/>
+                            <a:ext cx="3286125" cy="2219325"/>
+                          </a:xfrm>
+                          <a:prstGeom prst="rect">
+                            <a:avLst/>
+                          </a:prstGeom>
+                        </pic:spPr>
+                      </pic:pic>
+                    </a:graphicData>
+                  </a:graphic>
+                </wp:inline>
+              </w:drawing>
+            </w:r>
+          </w:p>
+          <w:p>
+            <w:pPr>
+              <w:spacing w:after="70" w:line="270"/>
+            </w:pPr>
+            <w:r>
+              <w:rPr>
+                <w:rFonts w:ascii="Arial" w:cs="Arial" w:eastAsia="Arial" w:hAnsi="Arial"/>
+                <w:color w:val="27251F"/>
+                <w:sz w:val="21"/>
+                <w:szCs w:val="21"/>
+              </w:rPr>
+              <w:t xml:space="preserve">The store assignment history lists each store, period, headcount and turnover for the leader. Transfers are highlighted in the timeline.</w:t>
+            </w:r>
+          </w:p>
+        </w:tc>
+      </w:tr>
+    </w:tbl>
+    <w:p>
+      <w:pPr>
+        <w:spacing w:after="30"/>
       </w:pPr>
       <w:r>
         <w:rPr>
@@ -1410,54 +1593,15 @@
           <w:sz w:val="21"/>
           <w:szCs w:val="21"/>
         </w:rPr>
-        <w:t xml:space="preserve">Monthly performance across every store assignment. A marker shows where the leader was transferred between stores, so a change in the rate can be told apart from a change of store.</w:t>
-      </w:r>
-    </w:p>
-    <w:p>
-      <w:pPr>
-        <w:keepNext/>
-        <w:spacing w:after="120" w:before="60"/>
-        <w:jc w:val="center"/>
-      </w:pPr>
-      <w:r>
-        <w:drawing>
-          <wp:inline distT="0" distB="0" distL="0" distR="0">
-            <wp:extent cx="5715000" cy="3857625"/>
-            <wp:effectExtent t="0" r="0" b="0" l="0"/>
-            <wp:docPr id="1" name="" descr="" title=""/>
-            <wp:cNvGraphicFramePr>
-              <a:graphicFrameLocks xmlns:a="http://schemas.openxmlformats.org/drawingml/2006/main" noChangeAspect="1"/>
-            </wp:cNvGraphicFramePr>
-            <a:graphic xmlns:a="http://schemas.openxmlformats.org/drawingml/2006/main">
-              <a:graphicData uri="http://schemas.openxmlformats.org/drawingml/2006/picture">
-                <pic:pic xmlns:pic="http://schemas.openxmlformats.org/drawingml/2006/picture">
-                  <pic:nvPicPr>
-                    <pic:cNvPr id="0" name="" descr=""/>
-                    <pic:cNvPicPr>
-                      <a:picLocks noChangeAspect="1" noChangeArrowheads="1"/>
-                    </pic:cNvPicPr>
-                  </pic:nvPicPr>
-                  <pic:blipFill>
-                    <a:blip r:embed="rId27" cstate="none"/>
-                    <a:srcRect/>
-                    <a:stretch>
-                      <a:fillRect/>
-                    </a:stretch>
-                  </pic:blipFill>
-                  <pic:spPr bwMode="auto">
-                    <a:xfrm>
-                      <a:off x="0" y="0"/>
-                      <a:ext cx="5715000" cy="3857625"/>
-                    </a:xfrm>
-                    <a:prstGeom prst="rect">
-                      <a:avLst/>
-                    </a:prstGeom>
-                  </pic:spPr>
-                </pic:pic>
-              </a:graphicData>
-            </a:graphic>
-          </wp:inline>
-        </w:drawing>
+        <w:t xml:space="preserve"/>
+      </w:r>
+    </w:p>
+    <w:p>
+      <w:pPr>
+        <w:pStyle w:val="Heading2"/>
+      </w:pPr>
+      <w:r>
+        <w:t xml:space="preserve">What leaving employees say about this leader's stores</w:t>
       </w:r>
     </w:p>
     <w:p>
@@ -1471,20 +1615,188 @@
           <w:sz w:val="21"/>
           <w:szCs w:val="21"/>
         </w:rPr>
-        <w:t xml:space="preserve">The store assignment history lists each store, period, headcount and turnover for the leader. Transfers are highlighted in the timeline.</w:t>
-      </w:r>
-    </w:p>
-    <w:p>
-      <w:pPr>
-        <w:pStyle w:val="Heading2"/>
-      </w:pPr>
-      <w:r>
-        <w:t xml:space="preserve">What leaving employees say about this leader's stores</w:t>
-      </w:r>
-    </w:p>
-    <w:p>
-      <w:pPr>
-        <w:spacing w:after="90" w:line="290"/>
+        <w:t xml:space="preserve">Anonymous exit-interview signals for the stores this leader runs.</w:t>
+      </w:r>
+    </w:p>
+    <w:tbl>
+      <w:tblPr>
+        <w:tblW w:type="dxa" w:w="11000"/>
+        <w:jc w:val="center"/>
+        <w:tblBorders>
+          <w:top w:val="single" w:color="auto" w:sz="4"/>
+          <w:left w:val="single" w:color="auto" w:sz="4"/>
+          <w:bottom w:val="single" w:color="auto" w:sz="4"/>
+          <w:right w:val="single" w:color="auto" w:sz="4"/>
+          <w:insideH w:val="single" w:color="auto" w:sz="4"/>
+          <w:insideV w:val="single" w:color="auto" w:sz="4"/>
+        </w:tblBorders>
+      </w:tblPr>
+      <w:tblGrid>
+        <w:gridCol w:w="5500"/>
+        <w:gridCol w:w="5500"/>
+      </w:tblGrid>
+      <w:tr>
+        <w:tc>
+          <w:tcPr>
+            <w:tcW w:type="dxa" w:w="5500"/>
+            <w:tcBorders>
+              <w:top w:val="none" w:color="FFFFFF" w:sz="0"/>
+              <w:left w:val="none" w:color="FFFFFF" w:sz="0"/>
+              <w:bottom w:val="none" w:color="FFFFFF" w:sz="0"/>
+              <w:right w:val="none" w:color="FFFFFF" w:sz="0"/>
+            </w:tcBorders>
+            <w:tcMar>
+              <w:top w:type="dxa" w:w="40"/>
+              <w:left w:type="dxa" w:w="70"/>
+              <w:bottom w:type="dxa" w:w="60"/>
+              <w:right w:type="dxa" w:w="70"/>
+            </w:tcMar>
+          </w:tcPr>
+          <w:p>
+            <w:pPr>
+              <w:keepNext/>
+              <w:spacing w:after="120" w:before="60"/>
+              <w:jc w:val="center"/>
+            </w:pPr>
+            <w:r>
+              <w:drawing>
+                <wp:inline distT="0" distB="0" distL="0" distR="0">
+                  <wp:extent cx="3286125" cy="1676400"/>
+                  <wp:effectExtent t="0" r="0" b="0" l="0"/>
+                  <wp:docPr id="1" name="" descr="" title=""/>
+                  <wp:cNvGraphicFramePr>
+                    <a:graphicFrameLocks xmlns:a="http://schemas.openxmlformats.org/drawingml/2006/main" noChangeAspect="1"/>
+                  </wp:cNvGraphicFramePr>
+                  <a:graphic xmlns:a="http://schemas.openxmlformats.org/drawingml/2006/main">
+                    <a:graphicData uri="http://schemas.openxmlformats.org/drawingml/2006/picture">
+                      <pic:pic xmlns:pic="http://schemas.openxmlformats.org/drawingml/2006/picture">
+                        <pic:nvPicPr>
+                          <pic:cNvPr id="0" name="" descr=""/>
+                          <pic:cNvPicPr>
+                            <a:picLocks noChangeAspect="1" noChangeArrowheads="1"/>
+                          </pic:cNvPicPr>
+                        </pic:nvPicPr>
+                        <pic:blipFill>
+                          <a:blip r:embed="rId28" cstate="none"/>
+                          <a:srcRect/>
+                          <a:stretch>
+                            <a:fillRect/>
+                          </a:stretch>
+                        </pic:blipFill>
+                        <pic:spPr bwMode="auto">
+                          <a:xfrm>
+                            <a:off x="0" y="0"/>
+                            <a:ext cx="3286125" cy="1676400"/>
+                          </a:xfrm>
+                          <a:prstGeom prst="rect">
+                            <a:avLst/>
+                          </a:prstGeom>
+                        </pic:spPr>
+                      </pic:pic>
+                    </a:graphicData>
+                  </a:graphic>
+                </wp:inline>
+              </w:drawing>
+            </w:r>
+          </w:p>
+          <w:p>
+            <w:pPr>
+              <w:spacing w:after="70" w:line="270"/>
+            </w:pPr>
+            <w:r>
+              <w:rPr>
+                <w:rFonts w:ascii="Arial" w:cs="Arial" w:eastAsia="Arial" w:hAnsi="Arial"/>
+                <w:color w:val="27251F"/>
+                <w:sz w:val="21"/>
+                <w:szCs w:val="21"/>
+              </w:rPr>
+              <w:t xml:space="preserve">Exit Sentiment: the top leaving reasons over time.</w:t>
+            </w:r>
+          </w:p>
+        </w:tc>
+        <w:tc>
+          <w:tcPr>
+            <w:tcW w:type="dxa" w:w="5500"/>
+            <w:tcBorders>
+              <w:top w:val="none" w:color="FFFFFF" w:sz="0"/>
+              <w:left w:val="none" w:color="FFFFFF" w:sz="0"/>
+              <w:bottom w:val="none" w:color="FFFFFF" w:sz="0"/>
+              <w:right w:val="none" w:color="FFFFFF" w:sz="0"/>
+            </w:tcBorders>
+            <w:tcMar>
+              <w:top w:type="dxa" w:w="40"/>
+              <w:left w:type="dxa" w:w="70"/>
+              <w:bottom w:type="dxa" w:w="60"/>
+              <w:right w:type="dxa" w:w="70"/>
+            </w:tcMar>
+          </w:tcPr>
+          <w:p>
+            <w:pPr>
+              <w:keepNext/>
+              <w:spacing w:after="120" w:before="60"/>
+              <w:jc w:val="center"/>
+            </w:pPr>
+            <w:r>
+              <w:drawing>
+                <wp:inline distT="0" distB="0" distL="0" distR="0">
+                  <wp:extent cx="3286125" cy="1676400"/>
+                  <wp:effectExtent t="0" r="0" b="0" l="0"/>
+                  <wp:docPr id="1" name="" descr="" title=""/>
+                  <wp:cNvGraphicFramePr>
+                    <a:graphicFrameLocks xmlns:a="http://schemas.openxmlformats.org/drawingml/2006/main" noChangeAspect="1"/>
+                  </wp:cNvGraphicFramePr>
+                  <a:graphic xmlns:a="http://schemas.openxmlformats.org/drawingml/2006/main">
+                    <a:graphicData uri="http://schemas.openxmlformats.org/drawingml/2006/picture">
+                      <pic:pic xmlns:pic="http://schemas.openxmlformats.org/drawingml/2006/picture">
+                        <pic:nvPicPr>
+                          <pic:cNvPr id="0" name="" descr=""/>
+                          <pic:cNvPicPr>
+                            <a:picLocks noChangeAspect="1" noChangeArrowheads="1"/>
+                          </pic:cNvPicPr>
+                        </pic:nvPicPr>
+                        <pic:blipFill>
+                          <a:blip r:embed="rId29" cstate="none"/>
+                          <a:srcRect/>
+                          <a:stretch>
+                            <a:fillRect/>
+                          </a:stretch>
+                        </pic:blipFill>
+                        <pic:spPr bwMode="auto">
+                          <a:xfrm>
+                            <a:off x="0" y="0"/>
+                            <a:ext cx="3286125" cy="1676400"/>
+                          </a:xfrm>
+                          <a:prstGeom prst="rect">
+                            <a:avLst/>
+                          </a:prstGeom>
+                        </pic:spPr>
+                      </pic:pic>
+                    </a:graphicData>
+                  </a:graphic>
+                </wp:inline>
+              </w:drawing>
+            </w:r>
+          </w:p>
+          <w:p>
+            <w:pPr>
+              <w:spacing w:after="70" w:line="270"/>
+            </w:pPr>
+            <w:r>
+              <w:rPr>
+                <w:rFonts w:ascii="Arial" w:cs="Arial" w:eastAsia="Arial" w:hAnsi="Arial"/>
+                <w:color w:val="27251F"/>
+                <w:sz w:val="21"/>
+                <w:szCs w:val="21"/>
+              </w:rPr>
+              <w:t xml:space="preserve">Reasons for Leaving: the reasons employees gave for resigning.</w:t>
+            </w:r>
+          </w:p>
+        </w:tc>
+      </w:tr>
+    </w:tbl>
+    <w:p>
+      <w:pPr>
+        <w:spacing w:after="30"/>
       </w:pPr>
       <w:r>
         <w:rPr>
@@ -1493,59 +1805,188 @@
           <w:sz w:val="21"/>
           <w:szCs w:val="21"/>
         </w:rPr>
-        <w:t xml:space="preserve">Anonymous exit-interview signals for the stores this leader runs.</w:t>
-      </w:r>
-    </w:p>
-    <w:p>
-      <w:pPr>
-        <w:keepNext/>
-        <w:spacing w:after="120" w:before="60"/>
+        <w:t xml:space="preserve"/>
+      </w:r>
+    </w:p>
+    <w:tbl>
+      <w:tblPr>
+        <w:tblW w:type="dxa" w:w="11000"/>
         <w:jc w:val="center"/>
-      </w:pPr>
-      <w:r>
-        <w:drawing>
-          <wp:inline distT="0" distB="0" distL="0" distR="0">
-            <wp:extent cx="5715000" cy="2914650"/>
-            <wp:effectExtent t="0" r="0" b="0" l="0"/>
-            <wp:docPr id="1" name="" descr="" title=""/>
-            <wp:cNvGraphicFramePr>
-              <a:graphicFrameLocks xmlns:a="http://schemas.openxmlformats.org/drawingml/2006/main" noChangeAspect="1"/>
-            </wp:cNvGraphicFramePr>
-            <a:graphic xmlns:a="http://schemas.openxmlformats.org/drawingml/2006/main">
-              <a:graphicData uri="http://schemas.openxmlformats.org/drawingml/2006/picture">
-                <pic:pic xmlns:pic="http://schemas.openxmlformats.org/drawingml/2006/picture">
-                  <pic:nvPicPr>
-                    <pic:cNvPr id="0" name="" descr=""/>
-                    <pic:cNvPicPr>
-                      <a:picLocks noChangeAspect="1" noChangeArrowheads="1"/>
-                    </pic:cNvPicPr>
-                  </pic:nvPicPr>
-                  <pic:blipFill>
-                    <a:blip r:embed="rId28" cstate="none"/>
-                    <a:srcRect/>
-                    <a:stretch>
-                      <a:fillRect/>
-                    </a:stretch>
-                  </pic:blipFill>
-                  <pic:spPr bwMode="auto">
-                    <a:xfrm>
-                      <a:off x="0" y="0"/>
-                      <a:ext cx="5715000" cy="2914650"/>
-                    </a:xfrm>
-                    <a:prstGeom prst="rect">
-                      <a:avLst/>
-                    </a:prstGeom>
-                  </pic:spPr>
-                </pic:pic>
-              </a:graphicData>
-            </a:graphic>
-          </wp:inline>
-        </w:drawing>
-      </w:r>
-    </w:p>
-    <w:p>
-      <w:pPr>
-        <w:spacing w:after="90" w:line="290"/>
+        <w:tblBorders>
+          <w:top w:val="single" w:color="auto" w:sz="4"/>
+          <w:left w:val="single" w:color="auto" w:sz="4"/>
+          <w:bottom w:val="single" w:color="auto" w:sz="4"/>
+          <w:right w:val="single" w:color="auto" w:sz="4"/>
+          <w:insideH w:val="single" w:color="auto" w:sz="4"/>
+          <w:insideV w:val="single" w:color="auto" w:sz="4"/>
+        </w:tblBorders>
+      </w:tblPr>
+      <w:tblGrid>
+        <w:gridCol w:w="5500"/>
+        <w:gridCol w:w="5500"/>
+      </w:tblGrid>
+      <w:tr>
+        <w:tc>
+          <w:tcPr>
+            <w:tcW w:type="dxa" w:w="5500"/>
+            <w:tcBorders>
+              <w:top w:val="none" w:color="FFFFFF" w:sz="0"/>
+              <w:left w:val="none" w:color="FFFFFF" w:sz="0"/>
+              <w:bottom w:val="none" w:color="FFFFFF" w:sz="0"/>
+              <w:right w:val="none" w:color="FFFFFF" w:sz="0"/>
+            </w:tcBorders>
+            <w:tcMar>
+              <w:top w:type="dxa" w:w="40"/>
+              <w:left w:type="dxa" w:w="70"/>
+              <w:bottom w:type="dxa" w:w="60"/>
+              <w:right w:type="dxa" w:w="70"/>
+            </w:tcMar>
+          </w:tcPr>
+          <w:p>
+            <w:pPr>
+              <w:keepNext/>
+              <w:spacing w:after="120" w:before="60"/>
+              <w:jc w:val="center"/>
+            </w:pPr>
+            <w:r>
+              <w:drawing>
+                <wp:inline distT="0" distB="0" distL="0" distR="0">
+                  <wp:extent cx="3286125" cy="3305175"/>
+                  <wp:effectExtent t="0" r="0" b="0" l="0"/>
+                  <wp:docPr id="1" name="" descr="" title=""/>
+                  <wp:cNvGraphicFramePr>
+                    <a:graphicFrameLocks xmlns:a="http://schemas.openxmlformats.org/drawingml/2006/main" noChangeAspect="1"/>
+                  </wp:cNvGraphicFramePr>
+                  <a:graphic xmlns:a="http://schemas.openxmlformats.org/drawingml/2006/main">
+                    <a:graphicData uri="http://schemas.openxmlformats.org/drawingml/2006/picture">
+                      <pic:pic xmlns:pic="http://schemas.openxmlformats.org/drawingml/2006/picture">
+                        <pic:nvPicPr>
+                          <pic:cNvPr id="0" name="" descr=""/>
+                          <pic:cNvPicPr>
+                            <a:picLocks noChangeAspect="1" noChangeArrowheads="1"/>
+                          </pic:cNvPicPr>
+                        </pic:nvPicPr>
+                        <pic:blipFill>
+                          <a:blip r:embed="rId30" cstate="none"/>
+                          <a:srcRect/>
+                          <a:stretch>
+                            <a:fillRect/>
+                          </a:stretch>
+                        </pic:blipFill>
+                        <pic:spPr bwMode="auto">
+                          <a:xfrm>
+                            <a:off x="0" y="0"/>
+                            <a:ext cx="3286125" cy="3305175"/>
+                          </a:xfrm>
+                          <a:prstGeom prst="rect">
+                            <a:avLst/>
+                          </a:prstGeom>
+                        </pic:spPr>
+                      </pic:pic>
+                    </a:graphicData>
+                  </a:graphic>
+                </wp:inline>
+              </w:drawing>
+            </w:r>
+          </w:p>
+          <w:p>
+            <w:pPr>
+              <w:spacing w:after="70" w:line="270"/>
+            </w:pPr>
+            <w:r>
+              <w:rPr>
+                <w:rFonts w:ascii="Arial" w:cs="Arial" w:eastAsia="Arial" w:hAnsi="Arial"/>
+                <w:color w:val="27251F"/>
+                <w:sz w:val="21"/>
+                <w:szCs w:val="21"/>
+              </w:rPr>
+              <w:t xml:space="preserve">Would Return: whether leaving employees would consider coming back.</w:t>
+            </w:r>
+          </w:p>
+        </w:tc>
+        <w:tc>
+          <w:tcPr>
+            <w:tcW w:type="dxa" w:w="5500"/>
+            <w:tcBorders>
+              <w:top w:val="none" w:color="FFFFFF" w:sz="0"/>
+              <w:left w:val="none" w:color="FFFFFF" w:sz="0"/>
+              <w:bottom w:val="none" w:color="FFFFFF" w:sz="0"/>
+              <w:right w:val="none" w:color="FFFFFF" w:sz="0"/>
+            </w:tcBorders>
+            <w:tcMar>
+              <w:top w:type="dxa" w:w="40"/>
+              <w:left w:type="dxa" w:w="70"/>
+              <w:bottom w:type="dxa" w:w="60"/>
+              <w:right w:type="dxa" w:w="70"/>
+            </w:tcMar>
+          </w:tcPr>
+          <w:p>
+            <w:pPr>
+              <w:keepNext/>
+              <w:spacing w:after="120" w:before="60"/>
+              <w:jc w:val="center"/>
+            </w:pPr>
+            <w:r>
+              <w:drawing>
+                <wp:inline distT="0" distB="0" distL="0" distR="0">
+                  <wp:extent cx="3286125" cy="3305175"/>
+                  <wp:effectExtent t="0" r="0" b="0" l="0"/>
+                  <wp:docPr id="1" name="" descr="" title=""/>
+                  <wp:cNvGraphicFramePr>
+                    <a:graphicFrameLocks xmlns:a="http://schemas.openxmlformats.org/drawingml/2006/main" noChangeAspect="1"/>
+                  </wp:cNvGraphicFramePr>
+                  <a:graphic xmlns:a="http://schemas.openxmlformats.org/drawingml/2006/main">
+                    <a:graphicData uri="http://schemas.openxmlformats.org/drawingml/2006/picture">
+                      <pic:pic xmlns:pic="http://schemas.openxmlformats.org/drawingml/2006/picture">
+                        <pic:nvPicPr>
+                          <pic:cNvPr id="0" name="" descr=""/>
+                          <pic:cNvPicPr>
+                            <a:picLocks noChangeAspect="1" noChangeArrowheads="1"/>
+                          </pic:cNvPicPr>
+                        </pic:nvPicPr>
+                        <pic:blipFill>
+                          <a:blip r:embed="rId31" cstate="none"/>
+                          <a:srcRect/>
+                          <a:stretch>
+                            <a:fillRect/>
+                          </a:stretch>
+                        </pic:blipFill>
+                        <pic:spPr bwMode="auto">
+                          <a:xfrm>
+                            <a:off x="0" y="0"/>
+                            <a:ext cx="3286125" cy="3305175"/>
+                          </a:xfrm>
+                          <a:prstGeom prst="rect">
+                            <a:avLst/>
+                          </a:prstGeom>
+                        </pic:spPr>
+                      </pic:pic>
+                    </a:graphicData>
+                  </a:graphic>
+                </wp:inline>
+              </w:drawing>
+            </w:r>
+          </w:p>
+          <w:p>
+            <w:pPr>
+              <w:spacing w:after="70" w:line="270"/>
+            </w:pPr>
+            <w:r>
+              <w:rPr>
+                <w:rFonts w:ascii="Arial" w:cs="Arial" w:eastAsia="Arial" w:hAnsi="Arial"/>
+                <w:color w:val="27251F"/>
+                <w:sz w:val="21"/>
+                <w:szCs w:val="21"/>
+              </w:rPr>
+              <w:t xml:space="preserve">Overall Experience: how leaving employees rated their experience.</w:t>
+            </w:r>
+          </w:p>
+        </w:tc>
+      </w:tr>
+    </w:tbl>
+    <w:p>
+      <w:pPr>
+        <w:spacing w:after="30"/>
       </w:pPr>
       <w:r>
         <w:rPr>
@@ -1554,59 +1995,188 @@
           <w:sz w:val="21"/>
           <w:szCs w:val="21"/>
         </w:rPr>
-        <w:t xml:space="preserve">Exit Sentiment: the top leaving reasons over time.</w:t>
-      </w:r>
-    </w:p>
-    <w:p>
-      <w:pPr>
-        <w:keepNext/>
-        <w:spacing w:after="120" w:before="60"/>
+        <w:t xml:space="preserve"/>
+      </w:r>
+    </w:p>
+    <w:tbl>
+      <w:tblPr>
+        <w:tblW w:type="dxa" w:w="11000"/>
         <w:jc w:val="center"/>
-      </w:pPr>
-      <w:r>
-        <w:drawing>
-          <wp:inline distT="0" distB="0" distL="0" distR="0">
-            <wp:extent cx="5715000" cy="2914650"/>
-            <wp:effectExtent t="0" r="0" b="0" l="0"/>
-            <wp:docPr id="1" name="" descr="" title=""/>
-            <wp:cNvGraphicFramePr>
-              <a:graphicFrameLocks xmlns:a="http://schemas.openxmlformats.org/drawingml/2006/main" noChangeAspect="1"/>
-            </wp:cNvGraphicFramePr>
-            <a:graphic xmlns:a="http://schemas.openxmlformats.org/drawingml/2006/main">
-              <a:graphicData uri="http://schemas.openxmlformats.org/drawingml/2006/picture">
-                <pic:pic xmlns:pic="http://schemas.openxmlformats.org/drawingml/2006/picture">
-                  <pic:nvPicPr>
-                    <pic:cNvPr id="0" name="" descr=""/>
-                    <pic:cNvPicPr>
-                      <a:picLocks noChangeAspect="1" noChangeArrowheads="1"/>
-                    </pic:cNvPicPr>
-                  </pic:nvPicPr>
-                  <pic:blipFill>
-                    <a:blip r:embed="rId29" cstate="none"/>
-                    <a:srcRect/>
-                    <a:stretch>
-                      <a:fillRect/>
-                    </a:stretch>
-                  </pic:blipFill>
-                  <pic:spPr bwMode="auto">
-                    <a:xfrm>
-                      <a:off x="0" y="0"/>
-                      <a:ext cx="5715000" cy="2914650"/>
-                    </a:xfrm>
-                    <a:prstGeom prst="rect">
-                      <a:avLst/>
-                    </a:prstGeom>
-                  </pic:spPr>
-                </pic:pic>
-              </a:graphicData>
-            </a:graphic>
-          </wp:inline>
-        </w:drawing>
-      </w:r>
-    </w:p>
-    <w:p>
-      <w:pPr>
-        <w:spacing w:after="90" w:line="290"/>
+        <w:tblBorders>
+          <w:top w:val="single" w:color="auto" w:sz="4"/>
+          <w:left w:val="single" w:color="auto" w:sz="4"/>
+          <w:bottom w:val="single" w:color="auto" w:sz="4"/>
+          <w:right w:val="single" w:color="auto" w:sz="4"/>
+          <w:insideH w:val="single" w:color="auto" w:sz="4"/>
+          <w:insideV w:val="single" w:color="auto" w:sz="4"/>
+        </w:tblBorders>
+      </w:tblPr>
+      <w:tblGrid>
+        <w:gridCol w:w="5500"/>
+        <w:gridCol w:w="5500"/>
+      </w:tblGrid>
+      <w:tr>
+        <w:tc>
+          <w:tcPr>
+            <w:tcW w:type="dxa" w:w="5500"/>
+            <w:tcBorders>
+              <w:top w:val="none" w:color="FFFFFF" w:sz="0"/>
+              <w:left w:val="none" w:color="FFFFFF" w:sz="0"/>
+              <w:bottom w:val="none" w:color="FFFFFF" w:sz="0"/>
+              <w:right w:val="none" w:color="FFFFFF" w:sz="0"/>
+            </w:tcBorders>
+            <w:tcMar>
+              <w:top w:type="dxa" w:w="40"/>
+              <w:left w:type="dxa" w:w="70"/>
+              <w:bottom w:type="dxa" w:w="60"/>
+              <w:right w:type="dxa" w:w="70"/>
+            </w:tcMar>
+          </w:tcPr>
+          <w:p>
+            <w:pPr>
+              <w:keepNext/>
+              <w:spacing w:after="120" w:before="60"/>
+              <w:jc w:val="center"/>
+            </w:pPr>
+            <w:r>
+              <w:drawing>
+                <wp:inline distT="0" distB="0" distL="0" distR="0">
+                  <wp:extent cx="3286125" cy="3305175"/>
+                  <wp:effectExtent t="0" r="0" b="0" l="0"/>
+                  <wp:docPr id="1" name="" descr="" title=""/>
+                  <wp:cNvGraphicFramePr>
+                    <a:graphicFrameLocks xmlns:a="http://schemas.openxmlformats.org/drawingml/2006/main" noChangeAspect="1"/>
+                  </wp:cNvGraphicFramePr>
+                  <a:graphic xmlns:a="http://schemas.openxmlformats.org/drawingml/2006/main">
+                    <a:graphicData uri="http://schemas.openxmlformats.org/drawingml/2006/picture">
+                      <pic:pic xmlns:pic="http://schemas.openxmlformats.org/drawingml/2006/picture">
+                        <pic:nvPicPr>
+                          <pic:cNvPr id="0" name="" descr=""/>
+                          <pic:cNvPicPr>
+                            <a:picLocks noChangeAspect="1" noChangeArrowheads="1"/>
+                          </pic:cNvPicPr>
+                        </pic:nvPicPr>
+                        <pic:blipFill>
+                          <a:blip r:embed="rId32" cstate="none"/>
+                          <a:srcRect/>
+                          <a:stretch>
+                            <a:fillRect/>
+                          </a:stretch>
+                        </pic:blipFill>
+                        <pic:spPr bwMode="auto">
+                          <a:xfrm>
+                            <a:off x="0" y="0"/>
+                            <a:ext cx="3286125" cy="3305175"/>
+                          </a:xfrm>
+                          <a:prstGeom prst="rect">
+                            <a:avLst/>
+                          </a:prstGeom>
+                        </pic:spPr>
+                      </pic:pic>
+                    </a:graphicData>
+                  </a:graphic>
+                </wp:inline>
+              </w:drawing>
+            </w:r>
+          </w:p>
+          <w:p>
+            <w:pPr>
+              <w:spacing w:after="70" w:line="270"/>
+            </w:pPr>
+            <w:r>
+              <w:rPr>
+                <w:rFonts w:ascii="Arial" w:cs="Arial" w:eastAsia="Arial" w:hAnsi="Arial"/>
+                <w:color w:val="27251F"/>
+                <w:sz w:val="21"/>
+                <w:szCs w:val="21"/>
+              </w:rPr>
+              <w:t xml:space="preserve">Engagement Drivers: the share who answered positively on each driver, lowest first.</w:t>
+            </w:r>
+          </w:p>
+        </w:tc>
+        <w:tc>
+          <w:tcPr>
+            <w:tcW w:type="dxa" w:w="5500"/>
+            <w:tcBorders>
+              <w:top w:val="none" w:color="FFFFFF" w:sz="0"/>
+              <w:left w:val="none" w:color="FFFFFF" w:sz="0"/>
+              <w:bottom w:val="none" w:color="FFFFFF" w:sz="0"/>
+              <w:right w:val="none" w:color="FFFFFF" w:sz="0"/>
+            </w:tcBorders>
+            <w:tcMar>
+              <w:top w:type="dxa" w:w="40"/>
+              <w:left w:type="dxa" w:w="70"/>
+              <w:bottom w:type="dxa" w:w="60"/>
+              <w:right w:type="dxa" w:w="70"/>
+            </w:tcMar>
+          </w:tcPr>
+          <w:p>
+            <w:pPr>
+              <w:keepNext/>
+              <w:spacing w:after="120" w:before="60"/>
+              <w:jc w:val="center"/>
+            </w:pPr>
+            <w:r>
+              <w:drawing>
+                <wp:inline distT="0" distB="0" distL="0" distR="0">
+                  <wp:extent cx="3286125" cy="1362075"/>
+                  <wp:effectExtent t="0" r="0" b="0" l="0"/>
+                  <wp:docPr id="1" name="" descr="" title=""/>
+                  <wp:cNvGraphicFramePr>
+                    <a:graphicFrameLocks xmlns:a="http://schemas.openxmlformats.org/drawingml/2006/main" noChangeAspect="1"/>
+                  </wp:cNvGraphicFramePr>
+                  <a:graphic xmlns:a="http://schemas.openxmlformats.org/drawingml/2006/main">
+                    <a:graphicData uri="http://schemas.openxmlformats.org/drawingml/2006/picture">
+                      <pic:pic xmlns:pic="http://schemas.openxmlformats.org/drawingml/2006/picture">
+                        <pic:nvPicPr>
+                          <pic:cNvPr id="0" name="" descr=""/>
+                          <pic:cNvPicPr>
+                            <a:picLocks noChangeAspect="1" noChangeArrowheads="1"/>
+                          </pic:cNvPicPr>
+                        </pic:nvPicPr>
+                        <pic:blipFill>
+                          <a:blip r:embed="rId33" cstate="none"/>
+                          <a:srcRect/>
+                          <a:stretch>
+                            <a:fillRect/>
+                          </a:stretch>
+                        </pic:blipFill>
+                        <pic:spPr bwMode="auto">
+                          <a:xfrm>
+                            <a:off x="0" y="0"/>
+                            <a:ext cx="3286125" cy="1362075"/>
+                          </a:xfrm>
+                          <a:prstGeom prst="rect">
+                            <a:avLst/>
+                          </a:prstGeom>
+                        </pic:spPr>
+                      </pic:pic>
+                    </a:graphicData>
+                  </a:graphic>
+                </wp:inline>
+              </w:drawing>
+            </w:r>
+          </w:p>
+          <w:p>
+            <w:pPr>
+              <w:spacing w:after="70" w:line="270"/>
+            </w:pPr>
+            <w:r>
+              <w:rPr>
+                <w:rFonts w:ascii="Arial" w:cs="Arial" w:eastAsia="Arial" w:hAnsi="Arial"/>
+                <w:color w:val="27251F"/>
+                <w:sz w:val="21"/>
+                <w:szCs w:val="21"/>
+              </w:rPr>
+              <w:t xml:space="preserve">Leaving Reason vs Would Return: for each top reason, the share who said they would work here again.</w:t>
+            </w:r>
+          </w:p>
+        </w:tc>
+      </w:tr>
+    </w:tbl>
+    <w:p>
+      <w:pPr>
+        <w:spacing w:after="30"/>
       </w:pPr>
       <w:r>
         <w:rPr>
@@ -1615,59 +2185,207 @@
           <w:sz w:val="21"/>
           <w:szCs w:val="21"/>
         </w:rPr>
-        <w:t xml:space="preserve">Reasons for Leaving: the reasons employees gave for resigning.</w:t>
-      </w:r>
-    </w:p>
-    <w:p>
-      <w:pPr>
-        <w:keepNext/>
-        <w:spacing w:after="120" w:before="60"/>
+        <w:t xml:space="preserve"/>
+      </w:r>
+    </w:p>
+    <w:tbl>
+      <w:tblPr>
+        <w:tblW w:type="dxa" w:w="11000"/>
         <w:jc w:val="center"/>
-      </w:pPr>
-      <w:r>
-        <w:drawing>
-          <wp:inline distT="0" distB="0" distL="0" distR="0">
-            <wp:extent cx="5715000" cy="5743575"/>
-            <wp:effectExtent t="0" r="0" b="0" l="0"/>
-            <wp:docPr id="1" name="" descr="" title=""/>
-            <wp:cNvGraphicFramePr>
-              <a:graphicFrameLocks xmlns:a="http://schemas.openxmlformats.org/drawingml/2006/main" noChangeAspect="1"/>
-            </wp:cNvGraphicFramePr>
-            <a:graphic xmlns:a="http://schemas.openxmlformats.org/drawingml/2006/main">
-              <a:graphicData uri="http://schemas.openxmlformats.org/drawingml/2006/picture">
-                <pic:pic xmlns:pic="http://schemas.openxmlformats.org/drawingml/2006/picture">
-                  <pic:nvPicPr>
-                    <pic:cNvPr id="0" name="" descr=""/>
-                    <pic:cNvPicPr>
-                      <a:picLocks noChangeAspect="1" noChangeArrowheads="1"/>
-                    </pic:cNvPicPr>
-                  </pic:nvPicPr>
-                  <pic:blipFill>
-                    <a:blip r:embed="rId30" cstate="none"/>
-                    <a:srcRect/>
-                    <a:stretch>
-                      <a:fillRect/>
-                    </a:stretch>
-                  </pic:blipFill>
-                  <pic:spPr bwMode="auto">
-                    <a:xfrm>
-                      <a:off x="0" y="0"/>
-                      <a:ext cx="5715000" cy="5743575"/>
-                    </a:xfrm>
-                    <a:prstGeom prst="rect">
-                      <a:avLst/>
-                    </a:prstGeom>
-                  </pic:spPr>
-                </pic:pic>
-              </a:graphicData>
-            </a:graphic>
-          </wp:inline>
-        </w:drawing>
-      </w:r>
-    </w:p>
-    <w:p>
-      <w:pPr>
-        <w:spacing w:after="90" w:line="290"/>
+        <w:tblBorders>
+          <w:top w:val="single" w:color="auto" w:sz="4"/>
+          <w:left w:val="single" w:color="auto" w:sz="4"/>
+          <w:bottom w:val="single" w:color="auto" w:sz="4"/>
+          <w:right w:val="single" w:color="auto" w:sz="4"/>
+          <w:insideH w:val="single" w:color="auto" w:sz="4"/>
+          <w:insideV w:val="single" w:color="auto" w:sz="4"/>
+        </w:tblBorders>
+      </w:tblPr>
+      <w:tblGrid>
+        <w:gridCol w:w="5500"/>
+        <w:gridCol w:w="5500"/>
+      </w:tblGrid>
+      <w:tr>
+        <w:tc>
+          <w:tcPr>
+            <w:tcW w:type="dxa" w:w="5500"/>
+            <w:tcBorders>
+              <w:top w:val="none" w:color="FFFFFF" w:sz="0"/>
+              <w:left w:val="none" w:color="FFFFFF" w:sz="0"/>
+              <w:bottom w:val="none" w:color="FFFFFF" w:sz="0"/>
+              <w:right w:val="none" w:color="FFFFFF" w:sz="0"/>
+            </w:tcBorders>
+            <w:tcMar>
+              <w:top w:type="dxa" w:w="40"/>
+              <w:left w:type="dxa" w:w="70"/>
+              <w:bottom w:type="dxa" w:w="60"/>
+              <w:right w:type="dxa" w:w="70"/>
+            </w:tcMar>
+          </w:tcPr>
+          <w:p>
+            <w:pPr>
+              <w:keepNext/>
+              <w:spacing w:after="120" w:before="60"/>
+              <w:jc w:val="center"/>
+            </w:pPr>
+            <w:r>
+              <w:drawing>
+                <wp:inline distT="0" distB="0" distL="0" distR="0">
+                  <wp:extent cx="3286125" cy="1733550"/>
+                  <wp:effectExtent t="0" r="0" b="0" l="0"/>
+                  <wp:docPr id="1" name="" descr="" title=""/>
+                  <wp:cNvGraphicFramePr>
+                    <a:graphicFrameLocks xmlns:a="http://schemas.openxmlformats.org/drawingml/2006/main" noChangeAspect="1"/>
+                  </wp:cNvGraphicFramePr>
+                  <a:graphic xmlns:a="http://schemas.openxmlformats.org/drawingml/2006/main">
+                    <a:graphicData uri="http://schemas.openxmlformats.org/drawingml/2006/picture">
+                      <pic:pic xmlns:pic="http://schemas.openxmlformats.org/drawingml/2006/picture">
+                        <pic:nvPicPr>
+                          <pic:cNvPr id="0" name="" descr=""/>
+                          <pic:cNvPicPr>
+                            <a:picLocks noChangeAspect="1" noChangeArrowheads="1"/>
+                          </pic:cNvPicPr>
+                        </pic:nvPicPr>
+                        <pic:blipFill>
+                          <a:blip r:embed="rId34" cstate="none"/>
+                          <a:srcRect/>
+                          <a:stretch>
+                            <a:fillRect/>
+                          </a:stretch>
+                        </pic:blipFill>
+                        <pic:spPr bwMode="auto">
+                          <a:xfrm>
+                            <a:off x="0" y="0"/>
+                            <a:ext cx="3286125" cy="1733550"/>
+                          </a:xfrm>
+                          <a:prstGeom prst="rect">
+                            <a:avLst/>
+                          </a:prstGeom>
+                        </pic:spPr>
+                      </pic:pic>
+                    </a:graphicData>
+                  </a:graphic>
+                </wp:inline>
+              </w:drawing>
+            </w:r>
+          </w:p>
+          <w:p>
+            <w:pPr>
+              <w:keepNext/>
+              <w:spacing w:after="120" w:before="60"/>
+              <w:jc w:val="center"/>
+            </w:pPr>
+            <w:r>
+              <w:drawing>
+                <wp:inline distT="0" distB="0" distL="0" distR="0">
+                  <wp:extent cx="3286125" cy="1733550"/>
+                  <wp:effectExtent t="0" r="0" b="0" l="0"/>
+                  <wp:docPr id="1" name="" descr="" title=""/>
+                  <wp:cNvGraphicFramePr>
+                    <a:graphicFrameLocks xmlns:a="http://schemas.openxmlformats.org/drawingml/2006/main" noChangeAspect="1"/>
+                  </wp:cNvGraphicFramePr>
+                  <a:graphic xmlns:a="http://schemas.openxmlformats.org/drawingml/2006/main">
+                    <a:graphicData uri="http://schemas.openxmlformats.org/drawingml/2006/picture">
+                      <pic:pic xmlns:pic="http://schemas.openxmlformats.org/drawingml/2006/picture">
+                        <pic:nvPicPr>
+                          <pic:cNvPr id="0" name="" descr=""/>
+                          <pic:cNvPicPr>
+                            <a:picLocks noChangeAspect="1" noChangeArrowheads="1"/>
+                          </pic:cNvPicPr>
+                        </pic:nvPicPr>
+                        <pic:blipFill>
+                          <a:blip r:embed="rId35" cstate="none"/>
+                          <a:srcRect/>
+                          <a:stretch>
+                            <a:fillRect/>
+                          </a:stretch>
+                        </pic:blipFill>
+                        <pic:spPr bwMode="auto">
+                          <a:xfrm>
+                            <a:off x="0" y="0"/>
+                            <a:ext cx="3286125" cy="1733550"/>
+                          </a:xfrm>
+                          <a:prstGeom prst="rect">
+                            <a:avLst/>
+                          </a:prstGeom>
+                        </pic:spPr>
+                      </pic:pic>
+                    </a:graphicData>
+                  </a:graphic>
+                </wp:inline>
+              </w:drawing>
+            </w:r>
+          </w:p>
+        </w:tc>
+        <w:tc>
+          <w:tcPr>
+            <w:tcW w:type="dxa" w:w="5500"/>
+            <w:tcBorders>
+              <w:top w:val="none" w:color="FFFFFF" w:sz="0"/>
+              <w:left w:val="none" w:color="FFFFFF" w:sz="0"/>
+              <w:bottom w:val="none" w:color="FFFFFF" w:sz="0"/>
+              <w:right w:val="none" w:color="FFFFFF" w:sz="0"/>
+            </w:tcBorders>
+            <w:tcMar>
+              <w:top w:type="dxa" w:w="40"/>
+              <w:left w:type="dxa" w:w="70"/>
+              <w:bottom w:type="dxa" w:w="60"/>
+              <w:right w:type="dxa" w:w="70"/>
+            </w:tcMar>
+          </w:tcPr>
+          <w:p>
+            <w:pPr>
+              <w:keepNext/>
+              <w:spacing w:after="120" w:before="60"/>
+              <w:jc w:val="center"/>
+            </w:pPr>
+            <w:r>
+              <w:drawing>
+                <wp:inline distT="0" distB="0" distL="0" distR="0">
+                  <wp:extent cx="3286125" cy="1733550"/>
+                  <wp:effectExtent t="0" r="0" b="0" l="0"/>
+                  <wp:docPr id="1" name="" descr="" title=""/>
+                  <wp:cNvGraphicFramePr>
+                    <a:graphicFrameLocks xmlns:a="http://schemas.openxmlformats.org/drawingml/2006/main" noChangeAspect="1"/>
+                  </wp:cNvGraphicFramePr>
+                  <a:graphic xmlns:a="http://schemas.openxmlformats.org/drawingml/2006/main">
+                    <a:graphicData uri="http://schemas.openxmlformats.org/drawingml/2006/picture">
+                      <pic:pic xmlns:pic="http://schemas.openxmlformats.org/drawingml/2006/picture">
+                        <pic:nvPicPr>
+                          <pic:cNvPr id="0" name="" descr=""/>
+                          <pic:cNvPicPr>
+                            <a:picLocks noChangeAspect="1" noChangeArrowheads="1"/>
+                          </pic:cNvPicPr>
+                        </pic:nvPicPr>
+                        <pic:blipFill>
+                          <a:blip r:embed="rId36" cstate="none"/>
+                          <a:srcRect/>
+                          <a:stretch>
+                            <a:fillRect/>
+                          </a:stretch>
+                        </pic:blipFill>
+                        <pic:spPr bwMode="auto">
+                          <a:xfrm>
+                            <a:off x="0" y="0"/>
+                            <a:ext cx="3286125" cy="1733550"/>
+                          </a:xfrm>
+                          <a:prstGeom prst="rect">
+                            <a:avLst/>
+                          </a:prstGeom>
+                        </pic:spPr>
+                      </pic:pic>
+                    </a:graphicData>
+                  </a:graphic>
+                </wp:inline>
+              </w:drawing>
+            </w:r>
+          </w:p>
+        </w:tc>
+      </w:tr>
+    </w:tbl>
+    <w:p>
+      <w:pPr>
+        <w:spacing w:after="70" w:line="270"/>
       </w:pPr>
       <w:r>
         <w:rPr>
@@ -1676,59 +2394,127 @@
           <w:sz w:val="21"/>
           <w:szCs w:val="21"/>
         </w:rPr>
-        <w:t xml:space="preserve">Would Return: whether leaving employees would consider coming back.</w:t>
-      </w:r>
-    </w:p>
-    <w:p>
-      <w:pPr>
-        <w:keepNext/>
-        <w:spacing w:after="120" w:before="60"/>
+        <w:t xml:space="preserve">Workload Condition, Training and Fair Treatment: how leaving employees rated each of them.</w:t>
+      </w:r>
+    </w:p>
+    <w:tbl>
+      <w:tblPr>
+        <w:tblW w:type="dxa" w:w="11000"/>
         <w:jc w:val="center"/>
-      </w:pPr>
-      <w:r>
-        <w:drawing>
-          <wp:inline distT="0" distB="0" distL="0" distR="0">
-            <wp:extent cx="5715000" cy="5743575"/>
-            <wp:effectExtent t="0" r="0" b="0" l="0"/>
-            <wp:docPr id="1" name="" descr="" title=""/>
-            <wp:cNvGraphicFramePr>
-              <a:graphicFrameLocks xmlns:a="http://schemas.openxmlformats.org/drawingml/2006/main" noChangeAspect="1"/>
-            </wp:cNvGraphicFramePr>
-            <a:graphic xmlns:a="http://schemas.openxmlformats.org/drawingml/2006/main">
-              <a:graphicData uri="http://schemas.openxmlformats.org/drawingml/2006/picture">
-                <pic:pic xmlns:pic="http://schemas.openxmlformats.org/drawingml/2006/picture">
-                  <pic:nvPicPr>
-                    <pic:cNvPr id="0" name="" descr=""/>
-                    <pic:cNvPicPr>
-                      <a:picLocks noChangeAspect="1" noChangeArrowheads="1"/>
-                    </pic:cNvPicPr>
-                  </pic:nvPicPr>
-                  <pic:blipFill>
-                    <a:blip r:embed="rId31" cstate="none"/>
-                    <a:srcRect/>
-                    <a:stretch>
-                      <a:fillRect/>
-                    </a:stretch>
-                  </pic:blipFill>
-                  <pic:spPr bwMode="auto">
-                    <a:xfrm>
-                      <a:off x="0" y="0"/>
-                      <a:ext cx="5715000" cy="5743575"/>
-                    </a:xfrm>
-                    <a:prstGeom prst="rect">
-                      <a:avLst/>
-                    </a:prstGeom>
-                  </pic:spPr>
-                </pic:pic>
-              </a:graphicData>
-            </a:graphic>
-          </wp:inline>
-        </w:drawing>
-      </w:r>
-    </w:p>
-    <w:p>
-      <w:pPr>
-        <w:spacing w:after="90" w:line="290"/>
+        <w:tblBorders>
+          <w:top w:val="single" w:color="auto" w:sz="4"/>
+          <w:left w:val="single" w:color="auto" w:sz="4"/>
+          <w:bottom w:val="single" w:color="auto" w:sz="4"/>
+          <w:right w:val="single" w:color="auto" w:sz="4"/>
+          <w:insideH w:val="single" w:color="auto" w:sz="4"/>
+          <w:insideV w:val="single" w:color="auto" w:sz="4"/>
+        </w:tblBorders>
+      </w:tblPr>
+      <w:tblGrid>
+        <w:gridCol w:w="5500"/>
+        <w:gridCol w:w="5500"/>
+      </w:tblGrid>
+      <w:tr>
+        <w:tc>
+          <w:tcPr>
+            <w:tcW w:type="dxa" w:w="5500"/>
+            <w:tcBorders>
+              <w:top w:val="none" w:color="FFFFFF" w:sz="0"/>
+              <w:left w:val="none" w:color="FFFFFF" w:sz="0"/>
+              <w:bottom w:val="none" w:color="FFFFFF" w:sz="0"/>
+              <w:right w:val="none" w:color="FFFFFF" w:sz="0"/>
+            </w:tcBorders>
+            <w:tcMar>
+              <w:top w:type="dxa" w:w="40"/>
+              <w:left w:type="dxa" w:w="70"/>
+              <w:bottom w:type="dxa" w:w="60"/>
+              <w:right w:type="dxa" w:w="70"/>
+            </w:tcMar>
+          </w:tcPr>
+          <w:p>
+            <w:pPr>
+              <w:keepNext/>
+              <w:spacing w:after="120" w:before="60"/>
+              <w:jc w:val="center"/>
+            </w:pPr>
+            <w:r>
+              <w:drawing>
+                <wp:inline distT="0" distB="0" distL="0" distR="0">
+                  <wp:extent cx="3286125" cy="1362075"/>
+                  <wp:effectExtent t="0" r="0" b="0" l="0"/>
+                  <wp:docPr id="1" name="" descr="" title=""/>
+                  <wp:cNvGraphicFramePr>
+                    <a:graphicFrameLocks xmlns:a="http://schemas.openxmlformats.org/drawingml/2006/main" noChangeAspect="1"/>
+                  </wp:cNvGraphicFramePr>
+                  <a:graphic xmlns:a="http://schemas.openxmlformats.org/drawingml/2006/main">
+                    <a:graphicData uri="http://schemas.openxmlformats.org/drawingml/2006/picture">
+                      <pic:pic xmlns:pic="http://schemas.openxmlformats.org/drawingml/2006/picture">
+                        <pic:nvPicPr>
+                          <pic:cNvPr id="0" name="" descr=""/>
+                          <pic:cNvPicPr>
+                            <a:picLocks noChangeAspect="1" noChangeArrowheads="1"/>
+                          </pic:cNvPicPr>
+                        </pic:nvPicPr>
+                        <pic:blipFill>
+                          <a:blip r:embed="rId37" cstate="none"/>
+                          <a:srcRect/>
+                          <a:stretch>
+                            <a:fillRect/>
+                          </a:stretch>
+                        </pic:blipFill>
+                        <pic:spPr bwMode="auto">
+                          <a:xfrm>
+                            <a:off x="0" y="0"/>
+                            <a:ext cx="3286125" cy="1362075"/>
+                          </a:xfrm>
+                          <a:prstGeom prst="rect">
+                            <a:avLst/>
+                          </a:prstGeom>
+                        </pic:spPr>
+                      </pic:pic>
+                    </a:graphicData>
+                  </a:graphic>
+                </wp:inline>
+              </w:drawing>
+            </w:r>
+          </w:p>
+        </w:tc>
+        <w:tc>
+          <w:tcPr>
+            <w:tcW w:type="dxa" w:w="5500"/>
+            <w:tcBorders>
+              <w:top w:val="none" w:color="FFFFFF" w:sz="0"/>
+              <w:left w:val="none" w:color="FFFFFF" w:sz="0"/>
+              <w:bottom w:val="none" w:color="FFFFFF" w:sz="0"/>
+              <w:right w:val="none" w:color="FFFFFF" w:sz="0"/>
+            </w:tcBorders>
+            <w:tcMar>
+              <w:top w:type="dxa" w:w="40"/>
+              <w:left w:type="dxa" w:w="70"/>
+              <w:bottom w:type="dxa" w:w="60"/>
+              <w:right w:type="dxa" w:w="70"/>
+            </w:tcMar>
+          </w:tcPr>
+          <w:p>
+            <w:pPr>
+              <w:spacing w:after="70" w:line="270"/>
+            </w:pPr>
+            <w:r>
+              <w:rPr>
+                <w:rFonts w:ascii="Arial" w:cs="Arial" w:eastAsia="Arial" w:hAnsi="Arial"/>
+                <w:color w:val="27251F"/>
+                <w:sz w:val="21"/>
+                <w:szCs w:val="21"/>
+              </w:rPr>
+              <w:t xml:space="preserve">Exit Responses by Job Title: the exit responses grouped by the leaving employee's job title.</w:t>
+            </w:r>
+          </w:p>
+        </w:tc>
+      </w:tr>
+    </w:tbl>
+    <w:p>
+      <w:pPr>
+        <w:spacing w:after="30"/>
       </w:pPr>
       <w:r>
         <w:rPr>
@@ -1737,7 +2523,7 @@
           <w:sz w:val="21"/>
           <w:szCs w:val="21"/>
         </w:rPr>
-        <w:t xml:space="preserve">Overall Experience: how leaving employees rated their experience.</w:t>
+        <w:t xml:space="preserve"/>
       </w:r>
     </w:p>
     <w:p>
@@ -1749,345 +2535,7 @@
       <w:r>
         <w:drawing>
           <wp:inline distT="0" distB="0" distL="0" distR="0">
-            <wp:extent cx="5715000" cy="5743575"/>
-            <wp:effectExtent t="0" r="0" b="0" l="0"/>
-            <wp:docPr id="1" name="" descr="" title=""/>
-            <wp:cNvGraphicFramePr>
-              <a:graphicFrameLocks xmlns:a="http://schemas.openxmlformats.org/drawingml/2006/main" noChangeAspect="1"/>
-            </wp:cNvGraphicFramePr>
-            <a:graphic xmlns:a="http://schemas.openxmlformats.org/drawingml/2006/main">
-              <a:graphicData uri="http://schemas.openxmlformats.org/drawingml/2006/picture">
-                <pic:pic xmlns:pic="http://schemas.openxmlformats.org/drawingml/2006/picture">
-                  <pic:nvPicPr>
-                    <pic:cNvPr id="0" name="" descr=""/>
-                    <pic:cNvPicPr>
-                      <a:picLocks noChangeAspect="1" noChangeArrowheads="1"/>
-                    </pic:cNvPicPr>
-                  </pic:nvPicPr>
-                  <pic:blipFill>
-                    <a:blip r:embed="rId32" cstate="none"/>
-                    <a:srcRect/>
-                    <a:stretch>
-                      <a:fillRect/>
-                    </a:stretch>
-                  </pic:blipFill>
-                  <pic:spPr bwMode="auto">
-                    <a:xfrm>
-                      <a:off x="0" y="0"/>
-                      <a:ext cx="5715000" cy="5743575"/>
-                    </a:xfrm>
-                    <a:prstGeom prst="rect">
-                      <a:avLst/>
-                    </a:prstGeom>
-                  </pic:spPr>
-                </pic:pic>
-              </a:graphicData>
-            </a:graphic>
-          </wp:inline>
-        </w:drawing>
-      </w:r>
-    </w:p>
-    <w:p>
-      <w:pPr>
-        <w:spacing w:after="90" w:line="290"/>
-      </w:pPr>
-      <w:r>
-        <w:rPr>
-          <w:rFonts w:ascii="Arial" w:cs="Arial" w:eastAsia="Arial" w:hAnsi="Arial"/>
-          <w:color w:val="27251F"/>
-          <w:sz w:val="21"/>
-          <w:szCs w:val="21"/>
-        </w:rPr>
-        <w:t xml:space="preserve">Engagement Drivers: the share who answered positively on each driver, lowest first.</w:t>
-      </w:r>
-    </w:p>
-    <w:p>
-      <w:pPr>
-        <w:keepNext/>
-        <w:spacing w:after="120" w:before="60"/>
-        <w:jc w:val="center"/>
-      </w:pPr>
-      <w:r>
-        <w:drawing>
-          <wp:inline distT="0" distB="0" distL="0" distR="0">
-            <wp:extent cx="5715000" cy="3009900"/>
-            <wp:effectExtent t="0" r="0" b="0" l="0"/>
-            <wp:docPr id="1" name="" descr="" title=""/>
-            <wp:cNvGraphicFramePr>
-              <a:graphicFrameLocks xmlns:a="http://schemas.openxmlformats.org/drawingml/2006/main" noChangeAspect="1"/>
-            </wp:cNvGraphicFramePr>
-            <a:graphic xmlns:a="http://schemas.openxmlformats.org/drawingml/2006/main">
-              <a:graphicData uri="http://schemas.openxmlformats.org/drawingml/2006/picture">
-                <pic:pic xmlns:pic="http://schemas.openxmlformats.org/drawingml/2006/picture">
-                  <pic:nvPicPr>
-                    <pic:cNvPr id="0" name="" descr=""/>
-                    <pic:cNvPicPr>
-                      <a:picLocks noChangeAspect="1" noChangeArrowheads="1"/>
-                    </pic:cNvPicPr>
-                  </pic:nvPicPr>
-                  <pic:blipFill>
-                    <a:blip r:embed="rId33" cstate="none"/>
-                    <a:srcRect/>
-                    <a:stretch>
-                      <a:fillRect/>
-                    </a:stretch>
-                  </pic:blipFill>
-                  <pic:spPr bwMode="auto">
-                    <a:xfrm>
-                      <a:off x="0" y="0"/>
-                      <a:ext cx="5715000" cy="3009900"/>
-                    </a:xfrm>
-                    <a:prstGeom prst="rect">
-                      <a:avLst/>
-                    </a:prstGeom>
-                  </pic:spPr>
-                </pic:pic>
-              </a:graphicData>
-            </a:graphic>
-          </wp:inline>
-        </w:drawing>
-      </w:r>
-    </w:p>
-    <w:p>
-      <w:pPr>
-        <w:keepNext/>
-        <w:spacing w:after="120" w:before="60"/>
-        <w:jc w:val="center"/>
-      </w:pPr>
-      <w:r>
-        <w:drawing>
-          <wp:inline distT="0" distB="0" distL="0" distR="0">
-            <wp:extent cx="5715000" cy="3009900"/>
-            <wp:effectExtent t="0" r="0" b="0" l="0"/>
-            <wp:docPr id="1" name="" descr="" title=""/>
-            <wp:cNvGraphicFramePr>
-              <a:graphicFrameLocks xmlns:a="http://schemas.openxmlformats.org/drawingml/2006/main" noChangeAspect="1"/>
-            </wp:cNvGraphicFramePr>
-            <a:graphic xmlns:a="http://schemas.openxmlformats.org/drawingml/2006/main">
-              <a:graphicData uri="http://schemas.openxmlformats.org/drawingml/2006/picture">
-                <pic:pic xmlns:pic="http://schemas.openxmlformats.org/drawingml/2006/picture">
-                  <pic:nvPicPr>
-                    <pic:cNvPr id="0" name="" descr=""/>
-                    <pic:cNvPicPr>
-                      <a:picLocks noChangeAspect="1" noChangeArrowheads="1"/>
-                    </pic:cNvPicPr>
-                  </pic:nvPicPr>
-                  <pic:blipFill>
-                    <a:blip r:embed="rId34" cstate="none"/>
-                    <a:srcRect/>
-                    <a:stretch>
-                      <a:fillRect/>
-                    </a:stretch>
-                  </pic:blipFill>
-                  <pic:spPr bwMode="auto">
-                    <a:xfrm>
-                      <a:off x="0" y="0"/>
-                      <a:ext cx="5715000" cy="3009900"/>
-                    </a:xfrm>
-                    <a:prstGeom prst="rect">
-                      <a:avLst/>
-                    </a:prstGeom>
-                  </pic:spPr>
-                </pic:pic>
-              </a:graphicData>
-            </a:graphic>
-          </wp:inline>
-        </w:drawing>
-      </w:r>
-    </w:p>
-    <w:p>
-      <w:pPr>
-        <w:keepNext/>
-        <w:spacing w:after="120" w:before="60"/>
-        <w:jc w:val="center"/>
-      </w:pPr>
-      <w:r>
-        <w:drawing>
-          <wp:inline distT="0" distB="0" distL="0" distR="0">
-            <wp:extent cx="5715000" cy="3009900"/>
-            <wp:effectExtent t="0" r="0" b="0" l="0"/>
-            <wp:docPr id="1" name="" descr="" title=""/>
-            <wp:cNvGraphicFramePr>
-              <a:graphicFrameLocks xmlns:a="http://schemas.openxmlformats.org/drawingml/2006/main" noChangeAspect="1"/>
-            </wp:cNvGraphicFramePr>
-            <a:graphic xmlns:a="http://schemas.openxmlformats.org/drawingml/2006/main">
-              <a:graphicData uri="http://schemas.openxmlformats.org/drawingml/2006/picture">
-                <pic:pic xmlns:pic="http://schemas.openxmlformats.org/drawingml/2006/picture">
-                  <pic:nvPicPr>
-                    <pic:cNvPr id="0" name="" descr=""/>
-                    <pic:cNvPicPr>
-                      <a:picLocks noChangeAspect="1" noChangeArrowheads="1"/>
-                    </pic:cNvPicPr>
-                  </pic:nvPicPr>
-                  <pic:blipFill>
-                    <a:blip r:embed="rId35" cstate="none"/>
-                    <a:srcRect/>
-                    <a:stretch>
-                      <a:fillRect/>
-                    </a:stretch>
-                  </pic:blipFill>
-                  <pic:spPr bwMode="auto">
-                    <a:xfrm>
-                      <a:off x="0" y="0"/>
-                      <a:ext cx="5715000" cy="3009900"/>
-                    </a:xfrm>
-                    <a:prstGeom prst="rect">
-                      <a:avLst/>
-                    </a:prstGeom>
-                  </pic:spPr>
-                </pic:pic>
-              </a:graphicData>
-            </a:graphic>
-          </wp:inline>
-        </w:drawing>
-      </w:r>
-    </w:p>
-    <w:p>
-      <w:pPr>
-        <w:spacing w:after="90" w:line="290"/>
-      </w:pPr>
-      <w:r>
-        <w:rPr>
-          <w:rFonts w:ascii="Arial" w:cs="Arial" w:eastAsia="Arial" w:hAnsi="Arial"/>
-          <w:color w:val="27251F"/>
-          <w:sz w:val="21"/>
-          <w:szCs w:val="21"/>
-        </w:rPr>
-        <w:t xml:space="preserve">Workload Condition, Training and Fair Treatment: how leaving employees rated each of them.</w:t>
-      </w:r>
-    </w:p>
-    <w:p>
-      <w:pPr>
-        <w:keepNext/>
-        <w:spacing w:after="120" w:before="60"/>
-        <w:jc w:val="center"/>
-      </w:pPr>
-      <w:r>
-        <w:drawing>
-          <wp:inline distT="0" distB="0" distL="0" distR="0">
-            <wp:extent cx="5715000" cy="2371725"/>
-            <wp:effectExtent t="0" r="0" b="0" l="0"/>
-            <wp:docPr id="1" name="" descr="" title=""/>
-            <wp:cNvGraphicFramePr>
-              <a:graphicFrameLocks xmlns:a="http://schemas.openxmlformats.org/drawingml/2006/main" noChangeAspect="1"/>
-            </wp:cNvGraphicFramePr>
-            <a:graphic xmlns:a="http://schemas.openxmlformats.org/drawingml/2006/main">
-              <a:graphicData uri="http://schemas.openxmlformats.org/drawingml/2006/picture">
-                <pic:pic xmlns:pic="http://schemas.openxmlformats.org/drawingml/2006/picture">
-                  <pic:nvPicPr>
-                    <pic:cNvPr id="0" name="" descr=""/>
-                    <pic:cNvPicPr>
-                      <a:picLocks noChangeAspect="1" noChangeArrowheads="1"/>
-                    </pic:cNvPicPr>
-                  </pic:nvPicPr>
-                  <pic:blipFill>
-                    <a:blip r:embed="rId36" cstate="none"/>
-                    <a:srcRect/>
-                    <a:stretch>
-                      <a:fillRect/>
-                    </a:stretch>
-                  </pic:blipFill>
-                  <pic:spPr bwMode="auto">
-                    <a:xfrm>
-                      <a:off x="0" y="0"/>
-                      <a:ext cx="5715000" cy="2371725"/>
-                    </a:xfrm>
-                    <a:prstGeom prst="rect">
-                      <a:avLst/>
-                    </a:prstGeom>
-                  </pic:spPr>
-                </pic:pic>
-              </a:graphicData>
-            </a:graphic>
-          </wp:inline>
-        </w:drawing>
-      </w:r>
-    </w:p>
-    <w:p>
-      <w:pPr>
-        <w:spacing w:after="90" w:line="290"/>
-      </w:pPr>
-      <w:r>
-        <w:rPr>
-          <w:rFonts w:ascii="Arial" w:cs="Arial" w:eastAsia="Arial" w:hAnsi="Arial"/>
-          <w:color w:val="27251F"/>
-          <w:sz w:val="21"/>
-          <w:szCs w:val="21"/>
-        </w:rPr>
-        <w:t xml:space="preserve">Leaving Reason vs Would Return: for each top reason, the share who said they would work here again.</w:t>
-      </w:r>
-    </w:p>
-    <w:p>
-      <w:pPr>
-        <w:keepNext/>
-        <w:spacing w:after="120" w:before="60"/>
-        <w:jc w:val="center"/>
-      </w:pPr>
-      <w:r>
-        <w:drawing>
-          <wp:inline distT="0" distB="0" distL="0" distR="0">
-            <wp:extent cx="5715000" cy="2371725"/>
-            <wp:effectExtent t="0" r="0" b="0" l="0"/>
-            <wp:docPr id="1" name="" descr="" title=""/>
-            <wp:cNvGraphicFramePr>
-              <a:graphicFrameLocks xmlns:a="http://schemas.openxmlformats.org/drawingml/2006/main" noChangeAspect="1"/>
-            </wp:cNvGraphicFramePr>
-            <a:graphic xmlns:a="http://schemas.openxmlformats.org/drawingml/2006/main">
-              <a:graphicData uri="http://schemas.openxmlformats.org/drawingml/2006/picture">
-                <pic:pic xmlns:pic="http://schemas.openxmlformats.org/drawingml/2006/picture">
-                  <pic:nvPicPr>
-                    <pic:cNvPr id="0" name="" descr=""/>
-                    <pic:cNvPicPr>
-                      <a:picLocks noChangeAspect="1" noChangeArrowheads="1"/>
-                    </pic:cNvPicPr>
-                  </pic:nvPicPr>
-                  <pic:blipFill>
-                    <a:blip r:embed="rId37" cstate="none"/>
-                    <a:srcRect/>
-                    <a:stretch>
-                      <a:fillRect/>
-                    </a:stretch>
-                  </pic:blipFill>
-                  <pic:spPr bwMode="auto">
-                    <a:xfrm>
-                      <a:off x="0" y="0"/>
-                      <a:ext cx="5715000" cy="2371725"/>
-                    </a:xfrm>
-                    <a:prstGeom prst="rect">
-                      <a:avLst/>
-                    </a:prstGeom>
-                  </pic:spPr>
-                </pic:pic>
-              </a:graphicData>
-            </a:graphic>
-          </wp:inline>
-        </w:drawing>
-      </w:r>
-    </w:p>
-    <w:p>
-      <w:pPr>
-        <w:spacing w:after="90" w:line="290"/>
-      </w:pPr>
-      <w:r>
-        <w:rPr>
-          <w:rFonts w:ascii="Arial" w:cs="Arial" w:eastAsia="Arial" w:hAnsi="Arial"/>
-          <w:color w:val="27251F"/>
-          <w:sz w:val="21"/>
-          <w:szCs w:val="21"/>
-        </w:rPr>
-        <w:t xml:space="preserve">Exit Responses by Job Title: the exit responses grouped by the leaving employee's job title.</w:t>
-      </w:r>
-    </w:p>
-    <w:p>
-      <w:pPr>
-        <w:keepNext/>
-        <w:spacing w:after="120" w:before="60"/>
-        <w:jc w:val="center"/>
-      </w:pPr>
-      <w:r>
-        <w:drawing>
-          <wp:inline distT="0" distB="0" distL="0" distR="0">
-            <wp:extent cx="5715000" cy="1895475"/>
+            <wp:extent cx="6953250" cy="2305050"/>
             <wp:effectExtent t="0" r="0" b="0" l="0"/>
             <wp:docPr id="1" name="" descr="" title=""/>
             <wp:cNvGraphicFramePr>
@@ -2112,7 +2560,7 @@
                   <pic:spPr bwMode="auto">
                     <a:xfrm>
                       <a:off x="0" y="0"/>
-                      <a:ext cx="5715000" cy="1895475"/>
+                      <a:ext cx="6953250" cy="2305050"/>
                     </a:xfrm>
                     <a:prstGeom prst="rect">
                       <a:avLst/>
@@ -2127,7 +2575,7 @@
     </w:p>
     <w:p>
       <w:pPr>
-        <w:spacing w:after="90" w:line="290"/>
+        <w:spacing w:after="70" w:line="270"/>
       </w:pPr>
       <w:r>
         <w:rPr>
@@ -2193,7 +2641,7 @@
       <w:headerReference w:type="default" r:id="rId7"/>
       <w:footerReference w:type="default" r:id="rId8"/>
       <w:pgSz w:w="11906" w:h="16838" w:orient="portrait"/>
-      <w:pgMar w:top="1300" w:right="1250" w:bottom="1000" w:left="1250" w:header="708" w:footer="708" w:gutter="0"/>
+      <w:pgMar w:top="1500" w:right="432" w:bottom="994" w:left="432" w:header="706" w:footer="706" w:gutter="0"/>
       <w:pgNumType/>
       <w:docGrid w:linePitch="360"/>
     </w:sectPr>

--- a/docs/user-guide/en/pages/11-scorecard.docx
+++ b/docs/user-guide/en/pages/11-scorecard.docx
@@ -127,7 +127,7 @@
     </w:p>
     <w:tbl>
       <w:tblPr>
-        <w:tblW w:type="dxa" w:w="10998"/>
+        <w:tblW w:type="dxa" w:w="11000"/>
         <w:jc w:val="center"/>
         <w:tblBorders>
           <w:top w:val="single" w:color="auto" w:sz="4"/>
@@ -139,9 +139,10 @@
         </w:tblBorders>
       </w:tblPr>
       <w:tblGrid>
-        <w:gridCol w:w="3666"/>
-        <w:gridCol w:w="3666"/>
-        <w:gridCol w:w="3666"/>
+        <w:gridCol w:w="2750"/>
+        <w:gridCol w:w="2750"/>
+        <w:gridCol w:w="2750"/>
+        <w:gridCol w:w="2750"/>
       </w:tblGrid>
       <w:tr>
         <w:trPr>
@@ -149,7 +150,7 @@
         </w:trPr>
         <w:tc>
           <w:tcPr>
-            <w:tcW w:type="dxa" w:w="3666"/>
+            <w:tcW w:type="dxa" w:w="2750"/>
             <w:tcBorders>
               <w:top w:val="none" w:color="FFFFFF" w:sz="0"/>
               <w:left w:val="none" w:color="FFFFFF" w:sz="0"/>
@@ -170,7 +171,7 @@
             <w:r>
               <w:drawing>
                 <wp:inline distT="0" distB="0" distL="0" distR="0">
-                  <wp:extent cx="2171700" cy="1162050"/>
+                  <wp:extent cx="1590675" cy="847725"/>
                   <wp:effectExtent t="0" r="0" b="0" l="0"/>
                   <wp:docPr id="1" name="" descr="" title=""/>
                   <wp:cNvGraphicFramePr>
@@ -195,7 +196,7 @@
                         <pic:spPr bwMode="auto">
                           <a:xfrm>
                             <a:off x="0" y="0"/>
-                            <a:ext cx="2171700" cy="1162050"/>
+                            <a:ext cx="1590675" cy="847725"/>
                           </a:xfrm>
                           <a:prstGeom prst="rect">
                             <a:avLst/>
@@ -211,7 +212,7 @@
         </w:tc>
         <w:tc>
           <w:tcPr>
-            <w:tcW w:type="dxa" w:w="3666"/>
+            <w:tcW w:type="dxa" w:w="2750"/>
             <w:tcBorders>
               <w:top w:val="none" w:color="FFFFFF" w:sz="0"/>
               <w:left w:val="none" w:color="FFFFFF" w:sz="0"/>
@@ -232,7 +233,7 @@
             <w:r>
               <w:drawing>
                 <wp:inline distT="0" distB="0" distL="0" distR="0">
-                  <wp:extent cx="2171700" cy="1162050"/>
+                  <wp:extent cx="1590675" cy="847725"/>
                   <wp:effectExtent t="0" r="0" b="0" l="0"/>
                   <wp:docPr id="1" name="" descr="" title=""/>
                   <wp:cNvGraphicFramePr>
@@ -257,7 +258,7 @@
                         <pic:spPr bwMode="auto">
                           <a:xfrm>
                             <a:off x="0" y="0"/>
-                            <a:ext cx="2171700" cy="1162050"/>
+                            <a:ext cx="1590675" cy="847725"/>
                           </a:xfrm>
                           <a:prstGeom prst="rect">
                             <a:avLst/>
@@ -273,7 +274,7 @@
         </w:tc>
         <w:tc>
           <w:tcPr>
-            <w:tcW w:type="dxa" w:w="3666"/>
+            <w:tcW w:type="dxa" w:w="2750"/>
             <w:tcBorders>
               <w:top w:val="none" w:color="FFFFFF" w:sz="0"/>
               <w:left w:val="none" w:color="FFFFFF" w:sz="0"/>
@@ -294,7 +295,7 @@
             <w:r>
               <w:drawing>
                 <wp:inline distT="0" distB="0" distL="0" distR="0">
-                  <wp:extent cx="2171700" cy="1162050"/>
+                  <wp:extent cx="1590675" cy="847725"/>
                   <wp:effectExtent t="0" r="0" b="0" l="0"/>
                   <wp:docPr id="1" name="" descr="" title=""/>
                   <wp:cNvGraphicFramePr>
@@ -319,7 +320,7 @@
                         <pic:spPr bwMode="auto">
                           <a:xfrm>
                             <a:off x="0" y="0"/>
-                            <a:ext cx="2171700" cy="1162050"/>
+                            <a:ext cx="1590675" cy="847725"/>
                           </a:xfrm>
                           <a:prstGeom prst="rect">
                             <a:avLst/>
@@ -333,14 +334,9 @@
             </w:r>
           </w:p>
         </w:tc>
-      </w:tr>
-      <w:tr>
-        <w:trPr>
-          <w:cantSplit/>
-        </w:trPr>
         <w:tc>
           <w:tcPr>
-            <w:tcW w:type="dxa" w:w="3666"/>
+            <w:tcW w:type="dxa" w:w="2750"/>
             <w:tcBorders>
               <w:top w:val="none" w:color="FFFFFF" w:sz="0"/>
               <w:left w:val="none" w:color="FFFFFF" w:sz="0"/>
@@ -361,7 +357,7 @@
             <w:r>
               <w:drawing>
                 <wp:inline distT="0" distB="0" distL="0" distR="0">
-                  <wp:extent cx="2171700" cy="1162050"/>
+                  <wp:extent cx="1590675" cy="847725"/>
                   <wp:effectExtent t="0" r="0" b="0" l="0"/>
                   <wp:docPr id="1" name="" descr="" title=""/>
                   <wp:cNvGraphicFramePr>
@@ -386,7 +382,7 @@
                         <pic:spPr bwMode="auto">
                           <a:xfrm>
                             <a:off x="0" y="0"/>
-                            <a:ext cx="2171700" cy="1162050"/>
+                            <a:ext cx="1590675" cy="847725"/>
                           </a:xfrm>
                           <a:prstGeom prst="rect">
                             <a:avLst/>
@@ -399,42 +395,6 @@
               </w:drawing>
             </w:r>
           </w:p>
-        </w:tc>
-        <w:tc>
-          <w:tcPr>
-            <w:tcW w:type="dxa" w:w="3666"/>
-            <w:tcBorders>
-              <w:top w:val="none" w:color="FFFFFF" w:sz="0"/>
-              <w:left w:val="none" w:color="FFFFFF" w:sz="0"/>
-              <w:bottom w:val="none" w:color="FFFFFF" w:sz="0"/>
-              <w:right w:val="none" w:color="FFFFFF" w:sz="0"/>
-            </w:tcBorders>
-            <w:tcMar>
-              <w:top w:type="dxa" w:w="40"/>
-              <w:left w:type="dxa" w:w="40"/>
-              <w:bottom w:type="dxa" w:w="80"/>
-              <w:right w:type="dxa" w:w="40"/>
-            </w:tcMar>
-          </w:tcPr>
-          <w:p/>
-        </w:tc>
-        <w:tc>
-          <w:tcPr>
-            <w:tcW w:type="dxa" w:w="3666"/>
-            <w:tcBorders>
-              <w:top w:val="none" w:color="FFFFFF" w:sz="0"/>
-              <w:left w:val="none" w:color="FFFFFF" w:sz="0"/>
-              <w:bottom w:val="none" w:color="FFFFFF" w:sz="0"/>
-              <w:right w:val="none" w:color="FFFFFF" w:sz="0"/>
-            </w:tcBorders>
-            <w:tcMar>
-              <w:top w:type="dxa" w:w="40"/>
-              <w:left w:type="dxa" w:w="40"/>
-              <w:bottom w:type="dxa" w:w="80"/>
-              <w:right w:type="dxa" w:w="40"/>
-            </w:tcMar>
-          </w:tcPr>
-          <w:p/>
         </w:tc>
       </w:tr>
     </w:tbl>
@@ -968,7 +928,7 @@
     </w:p>
     <w:p>
       <w:pPr>
-        <w:keepNext/>
+        <w:keepNext w:val="false"/>
         <w:spacing w:after="120" w:before="60"/>
         <w:jc w:val="center"/>
       </w:pPr>
@@ -1015,7 +975,7 @@
     </w:p>
     <w:tbl>
       <w:tblPr>
-        <w:tblW w:type="dxa" w:w="10998"/>
+        <w:tblW w:type="dxa" w:w="11000"/>
         <w:jc w:val="center"/>
         <w:tblBorders>
           <w:top w:val="single" w:color="auto" w:sz="4"/>
@@ -1027,9 +987,10 @@
         </w:tblBorders>
       </w:tblPr>
       <w:tblGrid>
-        <w:gridCol w:w="3666"/>
-        <w:gridCol w:w="3666"/>
-        <w:gridCol w:w="3666"/>
+        <w:gridCol w:w="2750"/>
+        <w:gridCol w:w="2750"/>
+        <w:gridCol w:w="2750"/>
+        <w:gridCol w:w="2750"/>
       </w:tblGrid>
       <w:tr>
         <w:trPr>
@@ -1037,7 +998,7 @@
         </w:trPr>
         <w:tc>
           <w:tcPr>
-            <w:tcW w:type="dxa" w:w="3666"/>
+            <w:tcW w:type="dxa" w:w="2750"/>
             <w:tcBorders>
               <w:top w:val="none" w:color="FFFFFF" w:sz="0"/>
               <w:left w:val="none" w:color="FFFFFF" w:sz="0"/>
@@ -1058,7 +1019,7 @@
             <w:r>
               <w:drawing>
                 <wp:inline distT="0" distB="0" distL="0" distR="0">
-                  <wp:extent cx="2171700" cy="1609725"/>
+                  <wp:extent cx="1590675" cy="1181100"/>
                   <wp:effectExtent t="0" r="0" b="0" l="0"/>
                   <wp:docPr id="1" name="" descr="" title=""/>
                   <wp:cNvGraphicFramePr>
@@ -1083,7 +1044,7 @@
                         <pic:spPr bwMode="auto">
                           <a:xfrm>
                             <a:off x="0" y="0"/>
-                            <a:ext cx="2171700" cy="1609725"/>
+                            <a:ext cx="1590675" cy="1181100"/>
                           </a:xfrm>
                           <a:prstGeom prst="rect">
                             <a:avLst/>
@@ -1099,7 +1060,7 @@
         </w:tc>
         <w:tc>
           <w:tcPr>
-            <w:tcW w:type="dxa" w:w="3666"/>
+            <w:tcW w:type="dxa" w:w="2750"/>
             <w:tcBorders>
               <w:top w:val="none" w:color="FFFFFF" w:sz="0"/>
               <w:left w:val="none" w:color="FFFFFF" w:sz="0"/>
@@ -1120,7 +1081,7 @@
             <w:r>
               <w:drawing>
                 <wp:inline distT="0" distB="0" distL="0" distR="0">
-                  <wp:extent cx="2171700" cy="1609725"/>
+                  <wp:extent cx="1590675" cy="1181100"/>
                   <wp:effectExtent t="0" r="0" b="0" l="0"/>
                   <wp:docPr id="1" name="" descr="" title=""/>
                   <wp:cNvGraphicFramePr>
@@ -1145,7 +1106,7 @@
                         <pic:spPr bwMode="auto">
                           <a:xfrm>
                             <a:off x="0" y="0"/>
-                            <a:ext cx="2171700" cy="1609725"/>
+                            <a:ext cx="1590675" cy="1181100"/>
                           </a:xfrm>
                           <a:prstGeom prst="rect">
                             <a:avLst/>
@@ -1161,7 +1122,7 @@
         </w:tc>
         <w:tc>
           <w:tcPr>
-            <w:tcW w:type="dxa" w:w="3666"/>
+            <w:tcW w:type="dxa" w:w="2750"/>
             <w:tcBorders>
               <w:top w:val="none" w:color="FFFFFF" w:sz="0"/>
               <w:left w:val="none" w:color="FFFFFF" w:sz="0"/>
@@ -1182,7 +1143,7 @@
             <w:r>
               <w:drawing>
                 <wp:inline distT="0" distB="0" distL="0" distR="0">
-                  <wp:extent cx="2171700" cy="1609725"/>
+                  <wp:extent cx="1590675" cy="1181100"/>
                   <wp:effectExtent t="0" r="0" b="0" l="0"/>
                   <wp:docPr id="1" name="" descr="" title=""/>
                   <wp:cNvGraphicFramePr>
@@ -1207,7 +1168,7 @@
                         <pic:spPr bwMode="auto">
                           <a:xfrm>
                             <a:off x="0" y="0"/>
-                            <a:ext cx="2171700" cy="1609725"/>
+                            <a:ext cx="1590675" cy="1181100"/>
                           </a:xfrm>
                           <a:prstGeom prst="rect">
                             <a:avLst/>
@@ -1221,14 +1182,9 @@
             </w:r>
           </w:p>
         </w:tc>
-      </w:tr>
-      <w:tr>
-        <w:trPr>
-          <w:cantSplit/>
-        </w:trPr>
         <w:tc>
           <w:tcPr>
-            <w:tcW w:type="dxa" w:w="3666"/>
+            <w:tcW w:type="dxa" w:w="2750"/>
             <w:tcBorders>
               <w:top w:val="none" w:color="FFFFFF" w:sz="0"/>
               <w:left w:val="none" w:color="FFFFFF" w:sz="0"/>
@@ -1249,7 +1205,7 @@
             <w:r>
               <w:drawing>
                 <wp:inline distT="0" distB="0" distL="0" distR="0">
-                  <wp:extent cx="2171700" cy="1609725"/>
+                  <wp:extent cx="1590675" cy="1181100"/>
                   <wp:effectExtent t="0" r="0" b="0" l="0"/>
                   <wp:docPr id="1" name="" descr="" title=""/>
                   <wp:cNvGraphicFramePr>
@@ -1274,7 +1230,7 @@
                         <pic:spPr bwMode="auto">
                           <a:xfrm>
                             <a:off x="0" y="0"/>
-                            <a:ext cx="2171700" cy="1609725"/>
+                            <a:ext cx="1590675" cy="1181100"/>
                           </a:xfrm>
                           <a:prstGeom prst="rect">
                             <a:avLst/>
@@ -1288,9 +1244,14 @@
             </w:r>
           </w:p>
         </w:tc>
+      </w:tr>
+      <w:tr>
+        <w:trPr>
+          <w:cantSplit/>
+        </w:trPr>
         <w:tc>
           <w:tcPr>
-            <w:tcW w:type="dxa" w:w="3666"/>
+            <w:tcW w:type="dxa" w:w="2750"/>
             <w:tcBorders>
               <w:top w:val="none" w:color="FFFFFF" w:sz="0"/>
               <w:left w:val="none" w:color="FFFFFF" w:sz="0"/>
@@ -1311,7 +1272,7 @@
             <w:r>
               <w:drawing>
                 <wp:inline distT="0" distB="0" distL="0" distR="0">
-                  <wp:extent cx="2171700" cy="1609725"/>
+                  <wp:extent cx="1590675" cy="1181100"/>
                   <wp:effectExtent t="0" r="0" b="0" l="0"/>
                   <wp:docPr id="1" name="" descr="" title=""/>
                   <wp:cNvGraphicFramePr>
@@ -1336,7 +1297,7 @@
                         <pic:spPr bwMode="auto">
                           <a:xfrm>
                             <a:off x="0" y="0"/>
-                            <a:ext cx="2171700" cy="1609725"/>
+                            <a:ext cx="1590675" cy="1181100"/>
                           </a:xfrm>
                           <a:prstGeom prst="rect">
                             <a:avLst/>
@@ -1352,7 +1313,43 @@
         </w:tc>
         <w:tc>
           <w:tcPr>
-            <w:tcW w:type="dxa" w:w="3666"/>
+            <w:tcW w:type="dxa" w:w="2750"/>
+            <w:tcBorders>
+              <w:top w:val="none" w:color="FFFFFF" w:sz="0"/>
+              <w:left w:val="none" w:color="FFFFFF" w:sz="0"/>
+              <w:bottom w:val="none" w:color="FFFFFF" w:sz="0"/>
+              <w:right w:val="none" w:color="FFFFFF" w:sz="0"/>
+            </w:tcBorders>
+            <w:tcMar>
+              <w:top w:type="dxa" w:w="40"/>
+              <w:left w:type="dxa" w:w="40"/>
+              <w:bottom w:type="dxa" w:w="80"/>
+              <w:right w:type="dxa" w:w="40"/>
+            </w:tcMar>
+          </w:tcPr>
+          <w:p/>
+        </w:tc>
+        <w:tc>
+          <w:tcPr>
+            <w:tcW w:type="dxa" w:w="2750"/>
+            <w:tcBorders>
+              <w:top w:val="none" w:color="FFFFFF" w:sz="0"/>
+              <w:left w:val="none" w:color="FFFFFF" w:sz="0"/>
+              <w:bottom w:val="none" w:color="FFFFFF" w:sz="0"/>
+              <w:right w:val="none" w:color="FFFFFF" w:sz="0"/>
+            </w:tcBorders>
+            <w:tcMar>
+              <w:top w:type="dxa" w:w="40"/>
+              <w:left w:type="dxa" w:w="40"/>
+              <w:bottom w:type="dxa" w:w="80"/>
+              <w:right w:type="dxa" w:w="40"/>
+            </w:tcMar>
+          </w:tcPr>
+          <w:p/>
+        </w:tc>
+        <w:tc>
+          <w:tcPr>
+            <w:tcW w:type="dxa" w:w="2750"/>
             <w:tcBorders>
               <w:top w:val="none" w:color="FFFFFF" w:sz="0"/>
               <w:left w:val="none" w:color="FFFFFF" w:sz="0"/>

--- a/docs/user-guide/en/pages/11-scorecard.docx
+++ b/docs/user-guide/en/pages/11-scorecard.docx
@@ -65,7 +65,7 @@
       <w:r>
         <w:drawing>
           <wp:inline distT="0" distB="0" distL="0" distR="0">
-            <wp:extent cx="5715000" cy="771525"/>
+            <wp:extent cx="6953250" cy="933450"/>
             <wp:effectExtent t="0" r="0" b="0" l="0"/>
             <wp:docPr id="1" name="" descr="" title=""/>
             <wp:cNvGraphicFramePr>
@@ -90,7 +90,7 @@
                   <pic:spPr bwMode="auto">
                     <a:xfrm>
                       <a:off x="0" y="0"/>
-                      <a:ext cx="5715000" cy="771525"/>
+                      <a:ext cx="6953250" cy="933450"/>
                     </a:xfrm>
                     <a:prstGeom prst="rect">
                       <a:avLst/>
@@ -105,7 +105,7 @@
     </w:p>
     <w:p>
       <w:pPr>
-        <w:spacing w:after="90" w:line="290"/>
+        <w:spacing w:after="70" w:line="270"/>
       </w:pPr>
       <w:r>
         <w:rPr>
@@ -127,7 +127,7 @@
     </w:p>
     <w:tbl>
       <w:tblPr>
-        <w:tblW w:type="dxa" w:w="9399"/>
+        <w:tblW w:type="dxa" w:w="11000"/>
         <w:jc w:val="center"/>
         <w:tblBorders>
           <w:top w:val="single" w:color="auto" w:sz="4"/>
@@ -139,9 +139,10 @@
         </w:tblBorders>
       </w:tblPr>
       <w:tblGrid>
-        <w:gridCol w:w="3133"/>
-        <w:gridCol w:w="3133"/>
-        <w:gridCol w:w="3133"/>
+        <w:gridCol w:w="2750"/>
+        <w:gridCol w:w="2750"/>
+        <w:gridCol w:w="2750"/>
+        <w:gridCol w:w="2750"/>
       </w:tblGrid>
       <w:tr>
         <w:trPr>
@@ -149,7 +150,7 @@
         </w:trPr>
         <w:tc>
           <w:tcPr>
-            <w:tcW w:type="dxa" w:w="3133"/>
+            <w:tcW w:type="dxa" w:w="2750"/>
             <w:tcBorders>
               <w:top w:val="none" w:color="FFFFFF" w:sz="0"/>
               <w:left w:val="none" w:color="FFFFFF" w:sz="0"/>
@@ -170,7 +171,7 @@
             <w:r>
               <w:drawing>
                 <wp:inline distT="0" distB="0" distL="0" distR="0">
-                  <wp:extent cx="1809750" cy="971550"/>
+                  <wp:extent cx="1590675" cy="847725"/>
                   <wp:effectExtent t="0" r="0" b="0" l="0"/>
                   <wp:docPr id="1" name="" descr="" title=""/>
                   <wp:cNvGraphicFramePr>
@@ -195,7 +196,7 @@
                         <pic:spPr bwMode="auto">
                           <a:xfrm>
                             <a:off x="0" y="0"/>
-                            <a:ext cx="1809750" cy="971550"/>
+                            <a:ext cx="1590675" cy="847725"/>
                           </a:xfrm>
                           <a:prstGeom prst="rect">
                             <a:avLst/>
@@ -211,7 +212,7 @@
         </w:tc>
         <w:tc>
           <w:tcPr>
-            <w:tcW w:type="dxa" w:w="3133"/>
+            <w:tcW w:type="dxa" w:w="2750"/>
             <w:tcBorders>
               <w:top w:val="none" w:color="FFFFFF" w:sz="0"/>
               <w:left w:val="none" w:color="FFFFFF" w:sz="0"/>
@@ -232,7 +233,7 @@
             <w:r>
               <w:drawing>
                 <wp:inline distT="0" distB="0" distL="0" distR="0">
-                  <wp:extent cx="1809750" cy="971550"/>
+                  <wp:extent cx="1590675" cy="847725"/>
                   <wp:effectExtent t="0" r="0" b="0" l="0"/>
                   <wp:docPr id="1" name="" descr="" title=""/>
                   <wp:cNvGraphicFramePr>
@@ -257,7 +258,7 @@
                         <pic:spPr bwMode="auto">
                           <a:xfrm>
                             <a:off x="0" y="0"/>
-                            <a:ext cx="1809750" cy="971550"/>
+                            <a:ext cx="1590675" cy="847725"/>
                           </a:xfrm>
                           <a:prstGeom prst="rect">
                             <a:avLst/>
@@ -273,7 +274,7 @@
         </w:tc>
         <w:tc>
           <w:tcPr>
-            <w:tcW w:type="dxa" w:w="3133"/>
+            <w:tcW w:type="dxa" w:w="2750"/>
             <w:tcBorders>
               <w:top w:val="none" w:color="FFFFFF" w:sz="0"/>
               <w:left w:val="none" w:color="FFFFFF" w:sz="0"/>
@@ -294,7 +295,7 @@
             <w:r>
               <w:drawing>
                 <wp:inline distT="0" distB="0" distL="0" distR="0">
-                  <wp:extent cx="1809750" cy="971550"/>
+                  <wp:extent cx="1590675" cy="847725"/>
                   <wp:effectExtent t="0" r="0" b="0" l="0"/>
                   <wp:docPr id="1" name="" descr="" title=""/>
                   <wp:cNvGraphicFramePr>
@@ -319,7 +320,7 @@
                         <pic:spPr bwMode="auto">
                           <a:xfrm>
                             <a:off x="0" y="0"/>
-                            <a:ext cx="1809750" cy="971550"/>
+                            <a:ext cx="1590675" cy="847725"/>
                           </a:xfrm>
                           <a:prstGeom prst="rect">
                             <a:avLst/>
@@ -333,14 +334,9 @@
             </w:r>
           </w:p>
         </w:tc>
-      </w:tr>
-      <w:tr>
-        <w:trPr>
-          <w:cantSplit/>
-        </w:trPr>
         <w:tc>
           <w:tcPr>
-            <w:tcW w:type="dxa" w:w="3133"/>
+            <w:tcW w:type="dxa" w:w="2750"/>
             <w:tcBorders>
               <w:top w:val="none" w:color="FFFFFF" w:sz="0"/>
               <w:left w:val="none" w:color="FFFFFF" w:sz="0"/>
@@ -361,7 +357,7 @@
             <w:r>
               <w:drawing>
                 <wp:inline distT="0" distB="0" distL="0" distR="0">
-                  <wp:extent cx="1809750" cy="971550"/>
+                  <wp:extent cx="1590675" cy="847725"/>
                   <wp:effectExtent t="0" r="0" b="0" l="0"/>
                   <wp:docPr id="1" name="" descr="" title=""/>
                   <wp:cNvGraphicFramePr>
@@ -386,7 +382,7 @@
                         <pic:spPr bwMode="auto">
                           <a:xfrm>
                             <a:off x="0" y="0"/>
-                            <a:ext cx="1809750" cy="971550"/>
+                            <a:ext cx="1590675" cy="847725"/>
                           </a:xfrm>
                           <a:prstGeom prst="rect">
                             <a:avLst/>
@@ -400,42 +396,6 @@
             </w:r>
           </w:p>
         </w:tc>
-        <w:tc>
-          <w:tcPr>
-            <w:tcW w:type="dxa" w:w="3133"/>
-            <w:tcBorders>
-              <w:top w:val="none" w:color="FFFFFF" w:sz="0"/>
-              <w:left w:val="none" w:color="FFFFFF" w:sz="0"/>
-              <w:bottom w:val="none" w:color="FFFFFF" w:sz="0"/>
-              <w:right w:val="none" w:color="FFFFFF" w:sz="0"/>
-            </w:tcBorders>
-            <w:tcMar>
-              <w:top w:type="dxa" w:w="40"/>
-              <w:left w:type="dxa" w:w="40"/>
-              <w:bottom w:type="dxa" w:w="80"/>
-              <w:right w:type="dxa" w:w="40"/>
-            </w:tcMar>
-          </w:tcPr>
-          <w:p/>
-        </w:tc>
-        <w:tc>
-          <w:tcPr>
-            <w:tcW w:type="dxa" w:w="3133"/>
-            <w:tcBorders>
-              <w:top w:val="none" w:color="FFFFFF" w:sz="0"/>
-              <w:left w:val="none" w:color="FFFFFF" w:sz="0"/>
-              <w:bottom w:val="none" w:color="FFFFFF" w:sz="0"/>
-              <w:right w:val="none" w:color="FFFFFF" w:sz="0"/>
-            </w:tcBorders>
-            <w:tcMar>
-              <w:top w:type="dxa" w:w="40"/>
-              <w:left w:type="dxa" w:w="40"/>
-              <w:bottom w:type="dxa" w:w="80"/>
-              <w:right w:type="dxa" w:w="40"/>
-            </w:tcMar>
-          </w:tcPr>
-          <w:p/>
-        </w:tc>
       </w:tr>
     </w:tbl>
     <w:p>
@@ -494,7 +454,7 @@
       <w:r>
         <w:drawing>
           <wp:inline distT="0" distB="0" distL="0" distR="0">
-            <wp:extent cx="5715000" cy="790575"/>
+            <wp:extent cx="6953250" cy="962025"/>
             <wp:effectExtent t="0" r="0" b="0" l="0"/>
             <wp:docPr id="1" name="" descr="" title=""/>
             <wp:cNvGraphicFramePr>
@@ -519,7 +479,7 @@
                   <pic:spPr bwMode="auto">
                     <a:xfrm>
                       <a:off x="0" y="0"/>
-                      <a:ext cx="5715000" cy="790575"/>
+                      <a:ext cx="6953250" cy="962025"/>
                     </a:xfrm>
                     <a:prstGeom prst="rect">
                       <a:avLst/>
@@ -534,7 +494,7 @@
     </w:p>
     <w:p>
       <w:pPr>
-        <w:spacing w:after="90" w:line="290"/>
+        <w:spacing w:after="70" w:line="270"/>
       </w:pPr>
       <w:r>
         <w:rPr>
@@ -563,7 +523,7 @@
       <w:r>
         <w:drawing>
           <wp:inline distT="0" distB="0" distL="0" distR="0">
-            <wp:extent cx="5715000" cy="2514600"/>
+            <wp:extent cx="6953250" cy="3067050"/>
             <wp:effectExtent t="0" r="0" b="0" l="0"/>
             <wp:docPr id="1" name="" descr="" title=""/>
             <wp:cNvGraphicFramePr>
@@ -588,7 +548,7 @@
                   <pic:spPr bwMode="auto">
                     <a:xfrm>
                       <a:off x="0" y="0"/>
-                      <a:ext cx="5715000" cy="2514600"/>
+                      <a:ext cx="6953250" cy="3067050"/>
                     </a:xfrm>
                     <a:prstGeom prst="rect">
                       <a:avLst/>
@@ -603,7 +563,7 @@
     </w:p>
     <w:p>
       <w:pPr>
-        <w:spacing w:after="90" w:line="290"/>
+        <w:spacing w:after="70" w:line="270"/>
       </w:pPr>
       <w:r>
         <w:rPr>
@@ -617,7 +577,7 @@
     </w:p>
     <w:p>
       <w:pPr>
-        <w:spacing w:after="90" w:line="290"/>
+        <w:spacing w:after="70" w:line="270"/>
       </w:pPr>
       <w:r>
         <w:rPr>
@@ -687,197 +647,251 @@
         <w:t xml:space="preserve">Step 5 - Who oversees the weakest leaders?</w:t>
       </w:r>
     </w:p>
-    <w:p>
-      <w:pPr>
-        <w:keepNext/>
-        <w:spacing w:after="120" w:before="60"/>
+    <w:tbl>
+      <w:tblPr>
+        <w:tblW w:type="dxa" w:w="11000"/>
         <w:jc w:val="center"/>
-      </w:pPr>
-      <w:r>
-        <w:drawing>
-          <wp:inline distT="0" distB="0" distL="0" distR="0">
-            <wp:extent cx="5715000" cy="5238750"/>
-            <wp:effectExtent t="0" r="0" b="0" l="0"/>
-            <wp:docPr id="1" name="" descr="" title=""/>
-            <wp:cNvGraphicFramePr>
-              <a:graphicFrameLocks xmlns:a="http://schemas.openxmlformats.org/drawingml/2006/main" noChangeAspect="1"/>
-            </wp:cNvGraphicFramePr>
-            <a:graphic xmlns:a="http://schemas.openxmlformats.org/drawingml/2006/main">
-              <a:graphicData uri="http://schemas.openxmlformats.org/drawingml/2006/picture">
-                <pic:pic xmlns:pic="http://schemas.openxmlformats.org/drawingml/2006/picture">
-                  <pic:nvPicPr>
-                    <pic:cNvPr id="0" name="" descr=""/>
-                    <pic:cNvPicPr>
-                      <a:picLocks noChangeAspect="1" noChangeArrowheads="1"/>
-                    </pic:cNvPicPr>
-                  </pic:nvPicPr>
-                  <pic:blipFill>
-                    <a:blip r:embed="rId16" cstate="none"/>
-                    <a:srcRect/>
-                    <a:stretch>
-                      <a:fillRect/>
-                    </a:stretch>
-                  </pic:blipFill>
-                  <pic:spPr bwMode="auto">
-                    <a:xfrm>
-                      <a:off x="0" y="0"/>
-                      <a:ext cx="5715000" cy="5238750"/>
-                    </a:xfrm>
-                    <a:prstGeom prst="rect">
-                      <a:avLst/>
-                    </a:prstGeom>
-                  </pic:spPr>
-                </pic:pic>
-              </a:graphicData>
-            </a:graphic>
-          </wp:inline>
-        </w:drawing>
-      </w:r>
-    </w:p>
-    <w:p>
-      <w:pPr>
-        <w:keepNext/>
-        <w:spacing w:after="120" w:before="60"/>
-        <w:jc w:val="center"/>
-      </w:pPr>
-      <w:r>
-        <w:drawing>
-          <wp:inline distT="0" distB="0" distL="0" distR="0">
-            <wp:extent cx="5715000" cy="1600200"/>
-            <wp:effectExtent t="0" r="0" b="0" l="0"/>
-            <wp:docPr id="1" name="" descr="" title=""/>
-            <wp:cNvGraphicFramePr>
-              <a:graphicFrameLocks xmlns:a="http://schemas.openxmlformats.org/drawingml/2006/main" noChangeAspect="1"/>
-            </wp:cNvGraphicFramePr>
-            <a:graphic xmlns:a="http://schemas.openxmlformats.org/drawingml/2006/main">
-              <a:graphicData uri="http://schemas.openxmlformats.org/drawingml/2006/picture">
-                <pic:pic xmlns:pic="http://schemas.openxmlformats.org/drawingml/2006/picture">
-                  <pic:nvPicPr>
-                    <pic:cNvPr id="0" name="" descr=""/>
-                    <pic:cNvPicPr>
-                      <a:picLocks noChangeAspect="1" noChangeArrowheads="1"/>
-                    </pic:cNvPicPr>
-                  </pic:nvPicPr>
-                  <pic:blipFill>
-                    <a:blip r:embed="rId17" cstate="none"/>
-                    <a:srcRect/>
-                    <a:stretch>
-                      <a:fillRect/>
-                    </a:stretch>
-                  </pic:blipFill>
-                  <pic:spPr bwMode="auto">
-                    <a:xfrm>
-                      <a:off x="0" y="0"/>
-                      <a:ext cx="5715000" cy="1600200"/>
-                    </a:xfrm>
-                    <a:prstGeom prst="rect">
-                      <a:avLst/>
-                    </a:prstGeom>
-                  </pic:spPr>
-                </pic:pic>
-              </a:graphicData>
-            </a:graphic>
-          </wp:inline>
-        </w:drawing>
-      </w:r>
-    </w:p>
-    <w:p>
-      <w:pPr>
-        <w:keepNext/>
-        <w:spacing w:after="120" w:before="60"/>
-        <w:jc w:val="center"/>
-      </w:pPr>
-      <w:r>
-        <w:drawing>
-          <wp:inline distT="0" distB="0" distL="0" distR="0">
-            <wp:extent cx="5715000" cy="1905000"/>
-            <wp:effectExtent t="0" r="0" b="0" l="0"/>
-            <wp:docPr id="1" name="" descr="" title=""/>
-            <wp:cNvGraphicFramePr>
-              <a:graphicFrameLocks xmlns:a="http://schemas.openxmlformats.org/drawingml/2006/main" noChangeAspect="1"/>
-            </wp:cNvGraphicFramePr>
-            <a:graphic xmlns:a="http://schemas.openxmlformats.org/drawingml/2006/main">
-              <a:graphicData uri="http://schemas.openxmlformats.org/drawingml/2006/picture">
-                <pic:pic xmlns:pic="http://schemas.openxmlformats.org/drawingml/2006/picture">
-                  <pic:nvPicPr>
-                    <pic:cNvPr id="0" name="" descr=""/>
-                    <pic:cNvPicPr>
-                      <a:picLocks noChangeAspect="1" noChangeArrowheads="1"/>
-                    </pic:cNvPicPr>
-                  </pic:nvPicPr>
-                  <pic:blipFill>
-                    <a:blip r:embed="rId18" cstate="none"/>
-                    <a:srcRect/>
-                    <a:stretch>
-                      <a:fillRect/>
-                    </a:stretch>
-                  </pic:blipFill>
-                  <pic:spPr bwMode="auto">
-                    <a:xfrm>
-                      <a:off x="0" y="0"/>
-                      <a:ext cx="5715000" cy="1905000"/>
-                    </a:xfrm>
-                    <a:prstGeom prst="rect">
-                      <a:avLst/>
-                    </a:prstGeom>
-                  </pic:spPr>
-                </pic:pic>
-              </a:graphicData>
-            </a:graphic>
-          </wp:inline>
-        </w:drawing>
-      </w:r>
-    </w:p>
-    <w:p>
-      <w:pPr>
-        <w:keepNext/>
-        <w:spacing w:after="120" w:before="60"/>
-        <w:jc w:val="center"/>
-      </w:pPr>
-      <w:r>
-        <w:drawing>
-          <wp:inline distT="0" distB="0" distL="0" distR="0">
-            <wp:extent cx="5715000" cy="1600200"/>
-            <wp:effectExtent t="0" r="0" b="0" l="0"/>
-            <wp:docPr id="1" name="" descr="" title=""/>
-            <wp:cNvGraphicFramePr>
-              <a:graphicFrameLocks xmlns:a="http://schemas.openxmlformats.org/drawingml/2006/main" noChangeAspect="1"/>
-            </wp:cNvGraphicFramePr>
-            <a:graphic xmlns:a="http://schemas.openxmlformats.org/drawingml/2006/main">
-              <a:graphicData uri="http://schemas.openxmlformats.org/drawingml/2006/picture">
-                <pic:pic xmlns:pic="http://schemas.openxmlformats.org/drawingml/2006/picture">
-                  <pic:nvPicPr>
-                    <pic:cNvPr id="0" name="" descr=""/>
-                    <pic:cNvPicPr>
-                      <a:picLocks noChangeAspect="1" noChangeArrowheads="1"/>
-                    </pic:cNvPicPr>
-                  </pic:nvPicPr>
-                  <pic:blipFill>
-                    <a:blip r:embed="rId19" cstate="none"/>
-                    <a:srcRect/>
-                    <a:stretch>
-                      <a:fillRect/>
-                    </a:stretch>
-                  </pic:blipFill>
-                  <pic:spPr bwMode="auto">
-                    <a:xfrm>
-                      <a:off x="0" y="0"/>
-                      <a:ext cx="5715000" cy="1600200"/>
-                    </a:xfrm>
-                    <a:prstGeom prst="rect">
-                      <a:avLst/>
-                    </a:prstGeom>
-                  </pic:spPr>
-                </pic:pic>
-              </a:graphicData>
-            </a:graphic>
-          </wp:inline>
-        </w:drawing>
-      </w:r>
-    </w:p>
-    <w:p>
-      <w:pPr>
-        <w:spacing w:after="90" w:line="290"/>
+        <w:tblBorders>
+          <w:top w:val="single" w:color="auto" w:sz="4"/>
+          <w:left w:val="single" w:color="auto" w:sz="4"/>
+          <w:bottom w:val="single" w:color="auto" w:sz="4"/>
+          <w:right w:val="single" w:color="auto" w:sz="4"/>
+          <w:insideH w:val="single" w:color="auto" w:sz="4"/>
+          <w:insideV w:val="single" w:color="auto" w:sz="4"/>
+        </w:tblBorders>
+      </w:tblPr>
+      <w:tblGrid>
+        <w:gridCol w:w="5500"/>
+        <w:gridCol w:w="5500"/>
+      </w:tblGrid>
+      <w:tr>
+        <w:tc>
+          <w:tcPr>
+            <w:tcW w:type="dxa" w:w="5500"/>
+            <w:tcBorders>
+              <w:top w:val="none" w:color="FFFFFF" w:sz="0"/>
+              <w:left w:val="none" w:color="FFFFFF" w:sz="0"/>
+              <w:bottom w:val="none" w:color="FFFFFF" w:sz="0"/>
+              <w:right w:val="none" w:color="FFFFFF" w:sz="0"/>
+            </w:tcBorders>
+            <w:tcMar>
+              <w:top w:type="dxa" w:w="40"/>
+              <w:left w:type="dxa" w:w="70"/>
+              <w:bottom w:type="dxa" w:w="60"/>
+              <w:right w:type="dxa" w:w="70"/>
+            </w:tcMar>
+          </w:tcPr>
+          <w:p>
+            <w:pPr>
+              <w:keepNext/>
+              <w:spacing w:after="120" w:before="60"/>
+              <w:jc w:val="center"/>
+            </w:pPr>
+            <w:r>
+              <w:drawing>
+                <wp:inline distT="0" distB="0" distL="0" distR="0">
+                  <wp:extent cx="3286125" cy="3009900"/>
+                  <wp:effectExtent t="0" r="0" b="0" l="0"/>
+                  <wp:docPr id="1" name="" descr="" title=""/>
+                  <wp:cNvGraphicFramePr>
+                    <a:graphicFrameLocks xmlns:a="http://schemas.openxmlformats.org/drawingml/2006/main" noChangeAspect="1"/>
+                  </wp:cNvGraphicFramePr>
+                  <a:graphic xmlns:a="http://schemas.openxmlformats.org/drawingml/2006/main">
+                    <a:graphicData uri="http://schemas.openxmlformats.org/drawingml/2006/picture">
+                      <pic:pic xmlns:pic="http://schemas.openxmlformats.org/drawingml/2006/picture">
+                        <pic:nvPicPr>
+                          <pic:cNvPr id="0" name="" descr=""/>
+                          <pic:cNvPicPr>
+                            <a:picLocks noChangeAspect="1" noChangeArrowheads="1"/>
+                          </pic:cNvPicPr>
+                        </pic:nvPicPr>
+                        <pic:blipFill>
+                          <a:blip r:embed="rId16" cstate="none"/>
+                          <a:srcRect/>
+                          <a:stretch>
+                            <a:fillRect/>
+                          </a:stretch>
+                        </pic:blipFill>
+                        <pic:spPr bwMode="auto">
+                          <a:xfrm>
+                            <a:off x="0" y="0"/>
+                            <a:ext cx="3286125" cy="3009900"/>
+                          </a:xfrm>
+                          <a:prstGeom prst="rect">
+                            <a:avLst/>
+                          </a:prstGeom>
+                        </pic:spPr>
+                      </pic:pic>
+                    </a:graphicData>
+                  </a:graphic>
+                </wp:inline>
+              </w:drawing>
+            </w:r>
+          </w:p>
+        </w:tc>
+        <w:tc>
+          <w:tcPr>
+            <w:tcW w:type="dxa" w:w="5500"/>
+            <w:tcBorders>
+              <w:top w:val="none" w:color="FFFFFF" w:sz="0"/>
+              <w:left w:val="none" w:color="FFFFFF" w:sz="0"/>
+              <w:bottom w:val="none" w:color="FFFFFF" w:sz="0"/>
+              <w:right w:val="none" w:color="FFFFFF" w:sz="0"/>
+            </w:tcBorders>
+            <w:tcMar>
+              <w:top w:type="dxa" w:w="40"/>
+              <w:left w:type="dxa" w:w="70"/>
+              <w:bottom w:type="dxa" w:w="60"/>
+              <w:right w:type="dxa" w:w="70"/>
+            </w:tcMar>
+          </w:tcPr>
+          <w:p>
+            <w:pPr>
+              <w:keepNext/>
+              <w:spacing w:after="120" w:before="60"/>
+              <w:jc w:val="center"/>
+            </w:pPr>
+            <w:r>
+              <w:drawing>
+                <wp:inline distT="0" distB="0" distL="0" distR="0">
+                  <wp:extent cx="3286125" cy="914400"/>
+                  <wp:effectExtent t="0" r="0" b="0" l="0"/>
+                  <wp:docPr id="1" name="" descr="" title=""/>
+                  <wp:cNvGraphicFramePr>
+                    <a:graphicFrameLocks xmlns:a="http://schemas.openxmlformats.org/drawingml/2006/main" noChangeAspect="1"/>
+                  </wp:cNvGraphicFramePr>
+                  <a:graphic xmlns:a="http://schemas.openxmlformats.org/drawingml/2006/main">
+                    <a:graphicData uri="http://schemas.openxmlformats.org/drawingml/2006/picture">
+                      <pic:pic xmlns:pic="http://schemas.openxmlformats.org/drawingml/2006/picture">
+                        <pic:nvPicPr>
+                          <pic:cNvPr id="0" name="" descr=""/>
+                          <pic:cNvPicPr>
+                            <a:picLocks noChangeAspect="1" noChangeArrowheads="1"/>
+                          </pic:cNvPicPr>
+                        </pic:nvPicPr>
+                        <pic:blipFill>
+                          <a:blip r:embed="rId17" cstate="none"/>
+                          <a:srcRect/>
+                          <a:stretch>
+                            <a:fillRect/>
+                          </a:stretch>
+                        </pic:blipFill>
+                        <pic:spPr bwMode="auto">
+                          <a:xfrm>
+                            <a:off x="0" y="0"/>
+                            <a:ext cx="3286125" cy="914400"/>
+                          </a:xfrm>
+                          <a:prstGeom prst="rect">
+                            <a:avLst/>
+                          </a:prstGeom>
+                        </pic:spPr>
+                      </pic:pic>
+                    </a:graphicData>
+                  </a:graphic>
+                </wp:inline>
+              </w:drawing>
+            </w:r>
+          </w:p>
+          <w:p>
+            <w:pPr>
+              <w:keepNext/>
+              <w:spacing w:after="120" w:before="60"/>
+              <w:jc w:val="center"/>
+            </w:pPr>
+            <w:r>
+              <w:drawing>
+                <wp:inline distT="0" distB="0" distL="0" distR="0">
+                  <wp:extent cx="3286125" cy="1095375"/>
+                  <wp:effectExtent t="0" r="0" b="0" l="0"/>
+                  <wp:docPr id="1" name="" descr="" title=""/>
+                  <wp:cNvGraphicFramePr>
+                    <a:graphicFrameLocks xmlns:a="http://schemas.openxmlformats.org/drawingml/2006/main" noChangeAspect="1"/>
+                  </wp:cNvGraphicFramePr>
+                  <a:graphic xmlns:a="http://schemas.openxmlformats.org/drawingml/2006/main">
+                    <a:graphicData uri="http://schemas.openxmlformats.org/drawingml/2006/picture">
+                      <pic:pic xmlns:pic="http://schemas.openxmlformats.org/drawingml/2006/picture">
+                        <pic:nvPicPr>
+                          <pic:cNvPr id="0" name="" descr=""/>
+                          <pic:cNvPicPr>
+                            <a:picLocks noChangeAspect="1" noChangeArrowheads="1"/>
+                          </pic:cNvPicPr>
+                        </pic:nvPicPr>
+                        <pic:blipFill>
+                          <a:blip r:embed="rId18" cstate="none"/>
+                          <a:srcRect/>
+                          <a:stretch>
+                            <a:fillRect/>
+                          </a:stretch>
+                        </pic:blipFill>
+                        <pic:spPr bwMode="auto">
+                          <a:xfrm>
+                            <a:off x="0" y="0"/>
+                            <a:ext cx="3286125" cy="1095375"/>
+                          </a:xfrm>
+                          <a:prstGeom prst="rect">
+                            <a:avLst/>
+                          </a:prstGeom>
+                        </pic:spPr>
+                      </pic:pic>
+                    </a:graphicData>
+                  </a:graphic>
+                </wp:inline>
+              </w:drawing>
+            </w:r>
+          </w:p>
+          <w:p>
+            <w:pPr>
+              <w:keepNext/>
+              <w:spacing w:after="120" w:before="60"/>
+              <w:jc w:val="center"/>
+            </w:pPr>
+            <w:r>
+              <w:drawing>
+                <wp:inline distT="0" distB="0" distL="0" distR="0">
+                  <wp:extent cx="3286125" cy="914400"/>
+                  <wp:effectExtent t="0" r="0" b="0" l="0"/>
+                  <wp:docPr id="1" name="" descr="" title=""/>
+                  <wp:cNvGraphicFramePr>
+                    <a:graphicFrameLocks xmlns:a="http://schemas.openxmlformats.org/drawingml/2006/main" noChangeAspect="1"/>
+                  </wp:cNvGraphicFramePr>
+                  <a:graphic xmlns:a="http://schemas.openxmlformats.org/drawingml/2006/main">
+                    <a:graphicData uri="http://schemas.openxmlformats.org/drawingml/2006/picture">
+                      <pic:pic xmlns:pic="http://schemas.openxmlformats.org/drawingml/2006/picture">
+                        <pic:nvPicPr>
+                          <pic:cNvPr id="0" name="" descr=""/>
+                          <pic:cNvPicPr>
+                            <a:picLocks noChangeAspect="1" noChangeArrowheads="1"/>
+                          </pic:cNvPicPr>
+                        </pic:nvPicPr>
+                        <pic:blipFill>
+                          <a:blip r:embed="rId19" cstate="none"/>
+                          <a:srcRect/>
+                          <a:stretch>
+                            <a:fillRect/>
+                          </a:stretch>
+                        </pic:blipFill>
+                        <pic:spPr bwMode="auto">
+                          <a:xfrm>
+                            <a:off x="0" y="0"/>
+                            <a:ext cx="3286125" cy="914400"/>
+                          </a:xfrm>
+                          <a:prstGeom prst="rect">
+                            <a:avLst/>
+                          </a:prstGeom>
+                        </pic:spPr>
+                      </pic:pic>
+                    </a:graphicData>
+                  </a:graphic>
+                </wp:inline>
+              </w:drawing>
+            </w:r>
+          </w:p>
+        </w:tc>
+      </w:tr>
+    </w:tbl>
+    <w:p>
+      <w:pPr>
+        <w:spacing w:after="70" w:line="270"/>
       </w:pPr>
       <w:r>
         <w:rPr>
@@ -914,14 +928,14 @@
     </w:p>
     <w:p>
       <w:pPr>
-        <w:keepNext/>
+        <w:keepNext w:val="false"/>
         <w:spacing w:after="120" w:before="60"/>
         <w:jc w:val="center"/>
       </w:pPr>
       <w:r>
         <w:drawing>
           <wp:inline distT="0" distB="0" distL="0" distR="0">
-            <wp:extent cx="5715000" cy="581025"/>
+            <wp:extent cx="6953250" cy="714375"/>
             <wp:effectExtent t="0" r="0" b="0" l="0"/>
             <wp:docPr id="1" name="" descr="" title=""/>
             <wp:cNvGraphicFramePr>
@@ -946,7 +960,7 @@
                   <pic:spPr bwMode="auto">
                     <a:xfrm>
                       <a:off x="0" y="0"/>
-                      <a:ext cx="5715000" cy="581025"/>
+                      <a:ext cx="6953250" cy="714375"/>
                     </a:xfrm>
                     <a:prstGeom prst="rect">
                       <a:avLst/>
@@ -961,7 +975,7 @@
     </w:p>
     <w:tbl>
       <w:tblPr>
-        <w:tblW w:type="dxa" w:w="9399"/>
+        <w:tblW w:type="dxa" w:w="11000"/>
         <w:jc w:val="center"/>
         <w:tblBorders>
           <w:top w:val="single" w:color="auto" w:sz="4"/>
@@ -973,9 +987,10 @@
         </w:tblBorders>
       </w:tblPr>
       <w:tblGrid>
-        <w:gridCol w:w="3133"/>
-        <w:gridCol w:w="3133"/>
-        <w:gridCol w:w="3133"/>
+        <w:gridCol w:w="2750"/>
+        <w:gridCol w:w="2750"/>
+        <w:gridCol w:w="2750"/>
+        <w:gridCol w:w="2750"/>
       </w:tblGrid>
       <w:tr>
         <w:trPr>
@@ -983,7 +998,7 @@
         </w:trPr>
         <w:tc>
           <w:tcPr>
-            <w:tcW w:type="dxa" w:w="3133"/>
+            <w:tcW w:type="dxa" w:w="2750"/>
             <w:tcBorders>
               <w:top w:val="none" w:color="FFFFFF" w:sz="0"/>
               <w:left w:val="none" w:color="FFFFFF" w:sz="0"/>
@@ -1004,7 +1019,7 @@
             <w:r>
               <w:drawing>
                 <wp:inline distT="0" distB="0" distL="0" distR="0">
-                  <wp:extent cx="1809750" cy="1343025"/>
+                  <wp:extent cx="1590675" cy="1181100"/>
                   <wp:effectExtent t="0" r="0" b="0" l="0"/>
                   <wp:docPr id="1" name="" descr="" title=""/>
                   <wp:cNvGraphicFramePr>
@@ -1029,7 +1044,7 @@
                         <pic:spPr bwMode="auto">
                           <a:xfrm>
                             <a:off x="0" y="0"/>
-                            <a:ext cx="1809750" cy="1343025"/>
+                            <a:ext cx="1590675" cy="1181100"/>
                           </a:xfrm>
                           <a:prstGeom prst="rect">
                             <a:avLst/>
@@ -1045,7 +1060,7 @@
         </w:tc>
         <w:tc>
           <w:tcPr>
-            <w:tcW w:type="dxa" w:w="3133"/>
+            <w:tcW w:type="dxa" w:w="2750"/>
             <w:tcBorders>
               <w:top w:val="none" w:color="FFFFFF" w:sz="0"/>
               <w:left w:val="none" w:color="FFFFFF" w:sz="0"/>
@@ -1066,7 +1081,7 @@
             <w:r>
               <w:drawing>
                 <wp:inline distT="0" distB="0" distL="0" distR="0">
-                  <wp:extent cx="1809750" cy="1343025"/>
+                  <wp:extent cx="1590675" cy="1181100"/>
                   <wp:effectExtent t="0" r="0" b="0" l="0"/>
                   <wp:docPr id="1" name="" descr="" title=""/>
                   <wp:cNvGraphicFramePr>
@@ -1091,7 +1106,7 @@
                         <pic:spPr bwMode="auto">
                           <a:xfrm>
                             <a:off x="0" y="0"/>
-                            <a:ext cx="1809750" cy="1343025"/>
+                            <a:ext cx="1590675" cy="1181100"/>
                           </a:xfrm>
                           <a:prstGeom prst="rect">
                             <a:avLst/>
@@ -1107,7 +1122,7 @@
         </w:tc>
         <w:tc>
           <w:tcPr>
-            <w:tcW w:type="dxa" w:w="3133"/>
+            <w:tcW w:type="dxa" w:w="2750"/>
             <w:tcBorders>
               <w:top w:val="none" w:color="FFFFFF" w:sz="0"/>
               <w:left w:val="none" w:color="FFFFFF" w:sz="0"/>
@@ -1128,7 +1143,7 @@
             <w:r>
               <w:drawing>
                 <wp:inline distT="0" distB="0" distL="0" distR="0">
-                  <wp:extent cx="1809750" cy="1343025"/>
+                  <wp:extent cx="1590675" cy="1181100"/>
                   <wp:effectExtent t="0" r="0" b="0" l="0"/>
                   <wp:docPr id="1" name="" descr="" title=""/>
                   <wp:cNvGraphicFramePr>
@@ -1153,7 +1168,7 @@
                         <pic:spPr bwMode="auto">
                           <a:xfrm>
                             <a:off x="0" y="0"/>
-                            <a:ext cx="1809750" cy="1343025"/>
+                            <a:ext cx="1590675" cy="1181100"/>
                           </a:xfrm>
                           <a:prstGeom prst="rect">
                             <a:avLst/>
@@ -1167,14 +1182,9 @@
             </w:r>
           </w:p>
         </w:tc>
-      </w:tr>
-      <w:tr>
-        <w:trPr>
-          <w:cantSplit/>
-        </w:trPr>
         <w:tc>
           <w:tcPr>
-            <w:tcW w:type="dxa" w:w="3133"/>
+            <w:tcW w:type="dxa" w:w="2750"/>
             <w:tcBorders>
               <w:top w:val="none" w:color="FFFFFF" w:sz="0"/>
               <w:left w:val="none" w:color="FFFFFF" w:sz="0"/>
@@ -1195,7 +1205,7 @@
             <w:r>
               <w:drawing>
                 <wp:inline distT="0" distB="0" distL="0" distR="0">
-                  <wp:extent cx="1809750" cy="1343025"/>
+                  <wp:extent cx="1590675" cy="1181100"/>
                   <wp:effectExtent t="0" r="0" b="0" l="0"/>
                   <wp:docPr id="1" name="" descr="" title=""/>
                   <wp:cNvGraphicFramePr>
@@ -1220,7 +1230,7 @@
                         <pic:spPr bwMode="auto">
                           <a:xfrm>
                             <a:off x="0" y="0"/>
-                            <a:ext cx="1809750" cy="1343025"/>
+                            <a:ext cx="1590675" cy="1181100"/>
                           </a:xfrm>
                           <a:prstGeom prst="rect">
                             <a:avLst/>
@@ -1234,9 +1244,14 @@
             </w:r>
           </w:p>
         </w:tc>
+      </w:tr>
+      <w:tr>
+        <w:trPr>
+          <w:cantSplit/>
+        </w:trPr>
         <w:tc>
           <w:tcPr>
-            <w:tcW w:type="dxa" w:w="3133"/>
+            <w:tcW w:type="dxa" w:w="2750"/>
             <w:tcBorders>
               <w:top w:val="none" w:color="FFFFFF" w:sz="0"/>
               <w:left w:val="none" w:color="FFFFFF" w:sz="0"/>
@@ -1257,7 +1272,7 @@
             <w:r>
               <w:drawing>
                 <wp:inline distT="0" distB="0" distL="0" distR="0">
-                  <wp:extent cx="1809750" cy="1343025"/>
+                  <wp:extent cx="1590675" cy="1181100"/>
                   <wp:effectExtent t="0" r="0" b="0" l="0"/>
                   <wp:docPr id="1" name="" descr="" title=""/>
                   <wp:cNvGraphicFramePr>
@@ -1282,7 +1297,7 @@
                         <pic:spPr bwMode="auto">
                           <a:xfrm>
                             <a:off x="0" y="0"/>
-                            <a:ext cx="1809750" cy="1343025"/>
+                            <a:ext cx="1590675" cy="1181100"/>
                           </a:xfrm>
                           <a:prstGeom prst="rect">
                             <a:avLst/>
@@ -1298,7 +1313,43 @@
         </w:tc>
         <w:tc>
           <w:tcPr>
-            <w:tcW w:type="dxa" w:w="3133"/>
+            <w:tcW w:type="dxa" w:w="2750"/>
+            <w:tcBorders>
+              <w:top w:val="none" w:color="FFFFFF" w:sz="0"/>
+              <w:left w:val="none" w:color="FFFFFF" w:sz="0"/>
+              <w:bottom w:val="none" w:color="FFFFFF" w:sz="0"/>
+              <w:right w:val="none" w:color="FFFFFF" w:sz="0"/>
+            </w:tcBorders>
+            <w:tcMar>
+              <w:top w:type="dxa" w:w="40"/>
+              <w:left w:type="dxa" w:w="40"/>
+              <w:bottom w:type="dxa" w:w="80"/>
+              <w:right w:type="dxa" w:w="40"/>
+            </w:tcMar>
+          </w:tcPr>
+          <w:p/>
+        </w:tc>
+        <w:tc>
+          <w:tcPr>
+            <w:tcW w:type="dxa" w:w="2750"/>
+            <w:tcBorders>
+              <w:top w:val="none" w:color="FFFFFF" w:sz="0"/>
+              <w:left w:val="none" w:color="FFFFFF" w:sz="0"/>
+              <w:bottom w:val="none" w:color="FFFFFF" w:sz="0"/>
+              <w:right w:val="none" w:color="FFFFFF" w:sz="0"/>
+            </w:tcBorders>
+            <w:tcMar>
+              <w:top w:type="dxa" w:w="40"/>
+              <w:left w:type="dxa" w:w="40"/>
+              <w:bottom w:type="dxa" w:w="80"/>
+              <w:right w:type="dxa" w:w="40"/>
+            </w:tcMar>
+          </w:tcPr>
+          <w:p/>
+        </w:tc>
+        <w:tc>
+          <w:tcPr>
+            <w:tcW w:type="dxa" w:w="2750"/>
             <w:tcBorders>
               <w:top w:val="none" w:color="FFFFFF" w:sz="0"/>
               <w:left w:val="none" w:color="FFFFFF" w:sz="0"/>
@@ -1352,56 +1403,185 @@
         <w:t xml:space="preserve">Turnover and headcount, store by store</w:t>
       </w:r>
     </w:p>
-    <w:p>
-      <w:pPr>
-        <w:keepNext/>
-        <w:spacing w:after="120" w:before="60"/>
+    <w:tbl>
+      <w:tblPr>
+        <w:tblW w:type="dxa" w:w="11000"/>
         <w:jc w:val="center"/>
-      </w:pPr>
-      <w:r>
-        <w:drawing>
-          <wp:inline distT="0" distB="0" distL="0" distR="0">
-            <wp:extent cx="5715000" cy="2752725"/>
-            <wp:effectExtent t="0" r="0" b="0" l="0"/>
-            <wp:docPr id="1" name="" descr="" title=""/>
-            <wp:cNvGraphicFramePr>
-              <a:graphicFrameLocks xmlns:a="http://schemas.openxmlformats.org/drawingml/2006/main" noChangeAspect="1"/>
-            </wp:cNvGraphicFramePr>
-            <a:graphic xmlns:a="http://schemas.openxmlformats.org/drawingml/2006/main">
-              <a:graphicData uri="http://schemas.openxmlformats.org/drawingml/2006/picture">
-                <pic:pic xmlns:pic="http://schemas.openxmlformats.org/drawingml/2006/picture">
-                  <pic:nvPicPr>
-                    <pic:cNvPr id="0" name="" descr=""/>
-                    <pic:cNvPicPr>
-                      <a:picLocks noChangeAspect="1" noChangeArrowheads="1"/>
-                    </pic:cNvPicPr>
-                  </pic:nvPicPr>
-                  <pic:blipFill>
-                    <a:blip r:embed="rId26" cstate="none"/>
-                    <a:srcRect/>
-                    <a:stretch>
-                      <a:fillRect/>
-                    </a:stretch>
-                  </pic:blipFill>
-                  <pic:spPr bwMode="auto">
-                    <a:xfrm>
-                      <a:off x="0" y="0"/>
-                      <a:ext cx="5715000" cy="2752725"/>
-                    </a:xfrm>
-                    <a:prstGeom prst="rect">
-                      <a:avLst/>
-                    </a:prstGeom>
-                  </pic:spPr>
-                </pic:pic>
-              </a:graphicData>
-            </a:graphic>
-          </wp:inline>
-        </w:drawing>
-      </w:r>
-    </w:p>
-    <w:p>
-      <w:pPr>
-        <w:spacing w:after="90" w:line="290"/>
+        <w:tblBorders>
+          <w:top w:val="single" w:color="auto" w:sz="4"/>
+          <w:left w:val="single" w:color="auto" w:sz="4"/>
+          <w:bottom w:val="single" w:color="auto" w:sz="4"/>
+          <w:right w:val="single" w:color="auto" w:sz="4"/>
+          <w:insideH w:val="single" w:color="auto" w:sz="4"/>
+          <w:insideV w:val="single" w:color="auto" w:sz="4"/>
+        </w:tblBorders>
+      </w:tblPr>
+      <w:tblGrid>
+        <w:gridCol w:w="5500"/>
+        <w:gridCol w:w="5500"/>
+      </w:tblGrid>
+      <w:tr>
+        <w:tc>
+          <w:tcPr>
+            <w:tcW w:type="dxa" w:w="5500"/>
+            <w:tcBorders>
+              <w:top w:val="none" w:color="FFFFFF" w:sz="0"/>
+              <w:left w:val="none" w:color="FFFFFF" w:sz="0"/>
+              <w:bottom w:val="none" w:color="FFFFFF" w:sz="0"/>
+              <w:right w:val="none" w:color="FFFFFF" w:sz="0"/>
+            </w:tcBorders>
+            <w:tcMar>
+              <w:top w:type="dxa" w:w="40"/>
+              <w:left w:type="dxa" w:w="70"/>
+              <w:bottom w:type="dxa" w:w="60"/>
+              <w:right w:type="dxa" w:w="70"/>
+            </w:tcMar>
+          </w:tcPr>
+          <w:p>
+            <w:pPr>
+              <w:keepNext/>
+              <w:spacing w:after="120" w:before="60"/>
+              <w:jc w:val="center"/>
+            </w:pPr>
+            <w:r>
+              <w:drawing>
+                <wp:inline distT="0" distB="0" distL="0" distR="0">
+                  <wp:extent cx="3286125" cy="1581150"/>
+                  <wp:effectExtent t="0" r="0" b="0" l="0"/>
+                  <wp:docPr id="1" name="" descr="" title=""/>
+                  <wp:cNvGraphicFramePr>
+                    <a:graphicFrameLocks xmlns:a="http://schemas.openxmlformats.org/drawingml/2006/main" noChangeAspect="1"/>
+                  </wp:cNvGraphicFramePr>
+                  <a:graphic xmlns:a="http://schemas.openxmlformats.org/drawingml/2006/main">
+                    <a:graphicData uri="http://schemas.openxmlformats.org/drawingml/2006/picture">
+                      <pic:pic xmlns:pic="http://schemas.openxmlformats.org/drawingml/2006/picture">
+                        <pic:nvPicPr>
+                          <pic:cNvPr id="0" name="" descr=""/>
+                          <pic:cNvPicPr>
+                            <a:picLocks noChangeAspect="1" noChangeArrowheads="1"/>
+                          </pic:cNvPicPr>
+                        </pic:nvPicPr>
+                        <pic:blipFill>
+                          <a:blip r:embed="rId26" cstate="none"/>
+                          <a:srcRect/>
+                          <a:stretch>
+                            <a:fillRect/>
+                          </a:stretch>
+                        </pic:blipFill>
+                        <pic:spPr bwMode="auto">
+                          <a:xfrm>
+                            <a:off x="0" y="0"/>
+                            <a:ext cx="3286125" cy="1581150"/>
+                          </a:xfrm>
+                          <a:prstGeom prst="rect">
+                            <a:avLst/>
+                          </a:prstGeom>
+                        </pic:spPr>
+                      </pic:pic>
+                    </a:graphicData>
+                  </a:graphic>
+                </wp:inline>
+              </w:drawing>
+            </w:r>
+          </w:p>
+          <w:p>
+            <w:pPr>
+              <w:spacing w:after="70" w:line="270"/>
+            </w:pPr>
+            <w:r>
+              <w:rPr>
+                <w:rFonts w:ascii="Arial" w:cs="Arial" w:eastAsia="Arial" w:hAnsi="Arial"/>
+                <w:color w:val="27251F"/>
+                <w:sz w:val="21"/>
+                <w:szCs w:val="21"/>
+              </w:rPr>
+              <w:t xml:space="preserve">Monthly performance across every store assignment. A marker shows where the leader was transferred between stores, so a change in the rate can be told apart from a change of store.</w:t>
+            </w:r>
+          </w:p>
+        </w:tc>
+        <w:tc>
+          <w:tcPr>
+            <w:tcW w:type="dxa" w:w="5500"/>
+            <w:tcBorders>
+              <w:top w:val="none" w:color="FFFFFF" w:sz="0"/>
+              <w:left w:val="none" w:color="FFFFFF" w:sz="0"/>
+              <w:bottom w:val="none" w:color="FFFFFF" w:sz="0"/>
+              <w:right w:val="none" w:color="FFFFFF" w:sz="0"/>
+            </w:tcBorders>
+            <w:tcMar>
+              <w:top w:type="dxa" w:w="40"/>
+              <w:left w:type="dxa" w:w="70"/>
+              <w:bottom w:type="dxa" w:w="60"/>
+              <w:right w:type="dxa" w:w="70"/>
+            </w:tcMar>
+          </w:tcPr>
+          <w:p>
+            <w:pPr>
+              <w:keepNext/>
+              <w:spacing w:after="120" w:before="60"/>
+              <w:jc w:val="center"/>
+            </w:pPr>
+            <w:r>
+              <w:drawing>
+                <wp:inline distT="0" distB="0" distL="0" distR="0">
+                  <wp:extent cx="3286125" cy="2219325"/>
+                  <wp:effectExtent t="0" r="0" b="0" l="0"/>
+                  <wp:docPr id="1" name="" descr="" title=""/>
+                  <wp:cNvGraphicFramePr>
+                    <a:graphicFrameLocks xmlns:a="http://schemas.openxmlformats.org/drawingml/2006/main" noChangeAspect="1"/>
+                  </wp:cNvGraphicFramePr>
+                  <a:graphic xmlns:a="http://schemas.openxmlformats.org/drawingml/2006/main">
+                    <a:graphicData uri="http://schemas.openxmlformats.org/drawingml/2006/picture">
+                      <pic:pic xmlns:pic="http://schemas.openxmlformats.org/drawingml/2006/picture">
+                        <pic:nvPicPr>
+                          <pic:cNvPr id="0" name="" descr=""/>
+                          <pic:cNvPicPr>
+                            <a:picLocks noChangeAspect="1" noChangeArrowheads="1"/>
+                          </pic:cNvPicPr>
+                        </pic:nvPicPr>
+                        <pic:blipFill>
+                          <a:blip r:embed="rId27" cstate="none"/>
+                          <a:srcRect/>
+                          <a:stretch>
+                            <a:fillRect/>
+                          </a:stretch>
+                        </pic:blipFill>
+                        <pic:spPr bwMode="auto">
+                          <a:xfrm>
+                            <a:off x="0" y="0"/>
+                            <a:ext cx="3286125" cy="2219325"/>
+                          </a:xfrm>
+                          <a:prstGeom prst="rect">
+                            <a:avLst/>
+                          </a:prstGeom>
+                        </pic:spPr>
+                      </pic:pic>
+                    </a:graphicData>
+                  </a:graphic>
+                </wp:inline>
+              </w:drawing>
+            </w:r>
+          </w:p>
+          <w:p>
+            <w:pPr>
+              <w:spacing w:after="70" w:line="270"/>
+            </w:pPr>
+            <w:r>
+              <w:rPr>
+                <w:rFonts w:ascii="Arial" w:cs="Arial" w:eastAsia="Arial" w:hAnsi="Arial"/>
+                <w:color w:val="27251F"/>
+                <w:sz w:val="21"/>
+                <w:szCs w:val="21"/>
+              </w:rPr>
+              <w:t xml:space="preserve">The store assignment history lists each store, period, headcount and turnover for the leader. Transfers are highlighted in the timeline.</w:t>
+            </w:r>
+          </w:p>
+        </w:tc>
+      </w:tr>
+    </w:tbl>
+    <w:p>
+      <w:pPr>
+        <w:spacing w:after="30"/>
       </w:pPr>
       <w:r>
         <w:rPr>
@@ -1410,54 +1590,15 @@
           <w:sz w:val="21"/>
           <w:szCs w:val="21"/>
         </w:rPr>
-        <w:t xml:space="preserve">Monthly performance across every store assignment. A marker shows where the leader was transferred between stores, so a change in the rate can be told apart from a change of store.</w:t>
-      </w:r>
-    </w:p>
-    <w:p>
-      <w:pPr>
-        <w:keepNext/>
-        <w:spacing w:after="120" w:before="60"/>
-        <w:jc w:val="center"/>
-      </w:pPr>
-      <w:r>
-        <w:drawing>
-          <wp:inline distT="0" distB="0" distL="0" distR="0">
-            <wp:extent cx="5715000" cy="3857625"/>
-            <wp:effectExtent t="0" r="0" b="0" l="0"/>
-            <wp:docPr id="1" name="" descr="" title=""/>
-            <wp:cNvGraphicFramePr>
-              <a:graphicFrameLocks xmlns:a="http://schemas.openxmlformats.org/drawingml/2006/main" noChangeAspect="1"/>
-            </wp:cNvGraphicFramePr>
-            <a:graphic xmlns:a="http://schemas.openxmlformats.org/drawingml/2006/main">
-              <a:graphicData uri="http://schemas.openxmlformats.org/drawingml/2006/picture">
-                <pic:pic xmlns:pic="http://schemas.openxmlformats.org/drawingml/2006/picture">
-                  <pic:nvPicPr>
-                    <pic:cNvPr id="0" name="" descr=""/>
-                    <pic:cNvPicPr>
-                      <a:picLocks noChangeAspect="1" noChangeArrowheads="1"/>
-                    </pic:cNvPicPr>
-                  </pic:nvPicPr>
-                  <pic:blipFill>
-                    <a:blip r:embed="rId27" cstate="none"/>
-                    <a:srcRect/>
-                    <a:stretch>
-                      <a:fillRect/>
-                    </a:stretch>
-                  </pic:blipFill>
-                  <pic:spPr bwMode="auto">
-                    <a:xfrm>
-                      <a:off x="0" y="0"/>
-                      <a:ext cx="5715000" cy="3857625"/>
-                    </a:xfrm>
-                    <a:prstGeom prst="rect">
-                      <a:avLst/>
-                    </a:prstGeom>
-                  </pic:spPr>
-                </pic:pic>
-              </a:graphicData>
-            </a:graphic>
-          </wp:inline>
-        </w:drawing>
+        <w:t xml:space="preserve"/>
+      </w:r>
+    </w:p>
+    <w:p>
+      <w:pPr>
+        <w:pStyle w:val="Heading2"/>
+      </w:pPr>
+      <w:r>
+        <w:t xml:space="preserve">What leaving employees say about this leader's stores</w:t>
       </w:r>
     </w:p>
     <w:p>
@@ -1471,20 +1612,188 @@
           <w:sz w:val="21"/>
           <w:szCs w:val="21"/>
         </w:rPr>
-        <w:t xml:space="preserve">The store assignment history lists each store, period, headcount and turnover for the leader. Transfers are highlighted in the timeline.</w:t>
-      </w:r>
-    </w:p>
-    <w:p>
-      <w:pPr>
-        <w:pStyle w:val="Heading2"/>
-      </w:pPr>
-      <w:r>
-        <w:t xml:space="preserve">What leaving employees say about this leader's stores</w:t>
-      </w:r>
-    </w:p>
-    <w:p>
-      <w:pPr>
-        <w:spacing w:after="90" w:line="290"/>
+        <w:t xml:space="preserve">Anonymous exit-interview signals for the stores this leader runs.</w:t>
+      </w:r>
+    </w:p>
+    <w:tbl>
+      <w:tblPr>
+        <w:tblW w:type="dxa" w:w="11000"/>
+        <w:jc w:val="center"/>
+        <w:tblBorders>
+          <w:top w:val="single" w:color="auto" w:sz="4"/>
+          <w:left w:val="single" w:color="auto" w:sz="4"/>
+          <w:bottom w:val="single" w:color="auto" w:sz="4"/>
+          <w:right w:val="single" w:color="auto" w:sz="4"/>
+          <w:insideH w:val="single" w:color="auto" w:sz="4"/>
+          <w:insideV w:val="single" w:color="auto" w:sz="4"/>
+        </w:tblBorders>
+      </w:tblPr>
+      <w:tblGrid>
+        <w:gridCol w:w="5500"/>
+        <w:gridCol w:w="5500"/>
+      </w:tblGrid>
+      <w:tr>
+        <w:tc>
+          <w:tcPr>
+            <w:tcW w:type="dxa" w:w="5500"/>
+            <w:tcBorders>
+              <w:top w:val="none" w:color="FFFFFF" w:sz="0"/>
+              <w:left w:val="none" w:color="FFFFFF" w:sz="0"/>
+              <w:bottom w:val="none" w:color="FFFFFF" w:sz="0"/>
+              <w:right w:val="none" w:color="FFFFFF" w:sz="0"/>
+            </w:tcBorders>
+            <w:tcMar>
+              <w:top w:type="dxa" w:w="40"/>
+              <w:left w:type="dxa" w:w="70"/>
+              <w:bottom w:type="dxa" w:w="60"/>
+              <w:right w:type="dxa" w:w="70"/>
+            </w:tcMar>
+          </w:tcPr>
+          <w:p>
+            <w:pPr>
+              <w:keepNext/>
+              <w:spacing w:after="120" w:before="60"/>
+              <w:jc w:val="center"/>
+            </w:pPr>
+            <w:r>
+              <w:drawing>
+                <wp:inline distT="0" distB="0" distL="0" distR="0">
+                  <wp:extent cx="3286125" cy="1676400"/>
+                  <wp:effectExtent t="0" r="0" b="0" l="0"/>
+                  <wp:docPr id="1" name="" descr="" title=""/>
+                  <wp:cNvGraphicFramePr>
+                    <a:graphicFrameLocks xmlns:a="http://schemas.openxmlformats.org/drawingml/2006/main" noChangeAspect="1"/>
+                  </wp:cNvGraphicFramePr>
+                  <a:graphic xmlns:a="http://schemas.openxmlformats.org/drawingml/2006/main">
+                    <a:graphicData uri="http://schemas.openxmlformats.org/drawingml/2006/picture">
+                      <pic:pic xmlns:pic="http://schemas.openxmlformats.org/drawingml/2006/picture">
+                        <pic:nvPicPr>
+                          <pic:cNvPr id="0" name="" descr=""/>
+                          <pic:cNvPicPr>
+                            <a:picLocks noChangeAspect="1" noChangeArrowheads="1"/>
+                          </pic:cNvPicPr>
+                        </pic:nvPicPr>
+                        <pic:blipFill>
+                          <a:blip r:embed="rId28" cstate="none"/>
+                          <a:srcRect/>
+                          <a:stretch>
+                            <a:fillRect/>
+                          </a:stretch>
+                        </pic:blipFill>
+                        <pic:spPr bwMode="auto">
+                          <a:xfrm>
+                            <a:off x="0" y="0"/>
+                            <a:ext cx="3286125" cy="1676400"/>
+                          </a:xfrm>
+                          <a:prstGeom prst="rect">
+                            <a:avLst/>
+                          </a:prstGeom>
+                        </pic:spPr>
+                      </pic:pic>
+                    </a:graphicData>
+                  </a:graphic>
+                </wp:inline>
+              </w:drawing>
+            </w:r>
+          </w:p>
+          <w:p>
+            <w:pPr>
+              <w:spacing w:after="70" w:line="270"/>
+            </w:pPr>
+            <w:r>
+              <w:rPr>
+                <w:rFonts w:ascii="Arial" w:cs="Arial" w:eastAsia="Arial" w:hAnsi="Arial"/>
+                <w:color w:val="27251F"/>
+                <w:sz w:val="21"/>
+                <w:szCs w:val="21"/>
+              </w:rPr>
+              <w:t xml:space="preserve">Exit Sentiment: the top leaving reasons over time.</w:t>
+            </w:r>
+          </w:p>
+        </w:tc>
+        <w:tc>
+          <w:tcPr>
+            <w:tcW w:type="dxa" w:w="5500"/>
+            <w:tcBorders>
+              <w:top w:val="none" w:color="FFFFFF" w:sz="0"/>
+              <w:left w:val="none" w:color="FFFFFF" w:sz="0"/>
+              <w:bottom w:val="none" w:color="FFFFFF" w:sz="0"/>
+              <w:right w:val="none" w:color="FFFFFF" w:sz="0"/>
+            </w:tcBorders>
+            <w:tcMar>
+              <w:top w:type="dxa" w:w="40"/>
+              <w:left w:type="dxa" w:w="70"/>
+              <w:bottom w:type="dxa" w:w="60"/>
+              <w:right w:type="dxa" w:w="70"/>
+            </w:tcMar>
+          </w:tcPr>
+          <w:p>
+            <w:pPr>
+              <w:keepNext/>
+              <w:spacing w:after="120" w:before="60"/>
+              <w:jc w:val="center"/>
+            </w:pPr>
+            <w:r>
+              <w:drawing>
+                <wp:inline distT="0" distB="0" distL="0" distR="0">
+                  <wp:extent cx="3286125" cy="1676400"/>
+                  <wp:effectExtent t="0" r="0" b="0" l="0"/>
+                  <wp:docPr id="1" name="" descr="" title=""/>
+                  <wp:cNvGraphicFramePr>
+                    <a:graphicFrameLocks xmlns:a="http://schemas.openxmlformats.org/drawingml/2006/main" noChangeAspect="1"/>
+                  </wp:cNvGraphicFramePr>
+                  <a:graphic xmlns:a="http://schemas.openxmlformats.org/drawingml/2006/main">
+                    <a:graphicData uri="http://schemas.openxmlformats.org/drawingml/2006/picture">
+                      <pic:pic xmlns:pic="http://schemas.openxmlformats.org/drawingml/2006/picture">
+                        <pic:nvPicPr>
+                          <pic:cNvPr id="0" name="" descr=""/>
+                          <pic:cNvPicPr>
+                            <a:picLocks noChangeAspect="1" noChangeArrowheads="1"/>
+                          </pic:cNvPicPr>
+                        </pic:nvPicPr>
+                        <pic:blipFill>
+                          <a:blip r:embed="rId29" cstate="none"/>
+                          <a:srcRect/>
+                          <a:stretch>
+                            <a:fillRect/>
+                          </a:stretch>
+                        </pic:blipFill>
+                        <pic:spPr bwMode="auto">
+                          <a:xfrm>
+                            <a:off x="0" y="0"/>
+                            <a:ext cx="3286125" cy="1676400"/>
+                          </a:xfrm>
+                          <a:prstGeom prst="rect">
+                            <a:avLst/>
+                          </a:prstGeom>
+                        </pic:spPr>
+                      </pic:pic>
+                    </a:graphicData>
+                  </a:graphic>
+                </wp:inline>
+              </w:drawing>
+            </w:r>
+          </w:p>
+          <w:p>
+            <w:pPr>
+              <w:spacing w:after="70" w:line="270"/>
+            </w:pPr>
+            <w:r>
+              <w:rPr>
+                <w:rFonts w:ascii="Arial" w:cs="Arial" w:eastAsia="Arial" w:hAnsi="Arial"/>
+                <w:color w:val="27251F"/>
+                <w:sz w:val="21"/>
+                <w:szCs w:val="21"/>
+              </w:rPr>
+              <w:t xml:space="preserve">Reasons for Leaving: the reasons employees gave for resigning.</w:t>
+            </w:r>
+          </w:p>
+        </w:tc>
+      </w:tr>
+    </w:tbl>
+    <w:p>
+      <w:pPr>
+        <w:spacing w:after="30"/>
       </w:pPr>
       <w:r>
         <w:rPr>
@@ -1493,59 +1802,188 @@
           <w:sz w:val="21"/>
           <w:szCs w:val="21"/>
         </w:rPr>
-        <w:t xml:space="preserve">Anonymous exit-interview signals for the stores this leader runs.</w:t>
-      </w:r>
-    </w:p>
-    <w:p>
-      <w:pPr>
-        <w:keepNext/>
-        <w:spacing w:after="120" w:before="60"/>
+        <w:t xml:space="preserve"/>
+      </w:r>
+    </w:p>
+    <w:tbl>
+      <w:tblPr>
+        <w:tblW w:type="dxa" w:w="11000"/>
         <w:jc w:val="center"/>
-      </w:pPr>
-      <w:r>
-        <w:drawing>
-          <wp:inline distT="0" distB="0" distL="0" distR="0">
-            <wp:extent cx="5715000" cy="2914650"/>
-            <wp:effectExtent t="0" r="0" b="0" l="0"/>
-            <wp:docPr id="1" name="" descr="" title=""/>
-            <wp:cNvGraphicFramePr>
-              <a:graphicFrameLocks xmlns:a="http://schemas.openxmlformats.org/drawingml/2006/main" noChangeAspect="1"/>
-            </wp:cNvGraphicFramePr>
-            <a:graphic xmlns:a="http://schemas.openxmlformats.org/drawingml/2006/main">
-              <a:graphicData uri="http://schemas.openxmlformats.org/drawingml/2006/picture">
-                <pic:pic xmlns:pic="http://schemas.openxmlformats.org/drawingml/2006/picture">
-                  <pic:nvPicPr>
-                    <pic:cNvPr id="0" name="" descr=""/>
-                    <pic:cNvPicPr>
-                      <a:picLocks noChangeAspect="1" noChangeArrowheads="1"/>
-                    </pic:cNvPicPr>
-                  </pic:nvPicPr>
-                  <pic:blipFill>
-                    <a:blip r:embed="rId28" cstate="none"/>
-                    <a:srcRect/>
-                    <a:stretch>
-                      <a:fillRect/>
-                    </a:stretch>
-                  </pic:blipFill>
-                  <pic:spPr bwMode="auto">
-                    <a:xfrm>
-                      <a:off x="0" y="0"/>
-                      <a:ext cx="5715000" cy="2914650"/>
-                    </a:xfrm>
-                    <a:prstGeom prst="rect">
-                      <a:avLst/>
-                    </a:prstGeom>
-                  </pic:spPr>
-                </pic:pic>
-              </a:graphicData>
-            </a:graphic>
-          </wp:inline>
-        </w:drawing>
-      </w:r>
-    </w:p>
-    <w:p>
-      <w:pPr>
-        <w:spacing w:after="90" w:line="290"/>
+        <w:tblBorders>
+          <w:top w:val="single" w:color="auto" w:sz="4"/>
+          <w:left w:val="single" w:color="auto" w:sz="4"/>
+          <w:bottom w:val="single" w:color="auto" w:sz="4"/>
+          <w:right w:val="single" w:color="auto" w:sz="4"/>
+          <w:insideH w:val="single" w:color="auto" w:sz="4"/>
+          <w:insideV w:val="single" w:color="auto" w:sz="4"/>
+        </w:tblBorders>
+      </w:tblPr>
+      <w:tblGrid>
+        <w:gridCol w:w="5500"/>
+        <w:gridCol w:w="5500"/>
+      </w:tblGrid>
+      <w:tr>
+        <w:tc>
+          <w:tcPr>
+            <w:tcW w:type="dxa" w:w="5500"/>
+            <w:tcBorders>
+              <w:top w:val="none" w:color="FFFFFF" w:sz="0"/>
+              <w:left w:val="none" w:color="FFFFFF" w:sz="0"/>
+              <w:bottom w:val="none" w:color="FFFFFF" w:sz="0"/>
+              <w:right w:val="none" w:color="FFFFFF" w:sz="0"/>
+            </w:tcBorders>
+            <w:tcMar>
+              <w:top w:type="dxa" w:w="40"/>
+              <w:left w:type="dxa" w:w="70"/>
+              <w:bottom w:type="dxa" w:w="60"/>
+              <w:right w:type="dxa" w:w="70"/>
+            </w:tcMar>
+          </w:tcPr>
+          <w:p>
+            <w:pPr>
+              <w:keepNext/>
+              <w:spacing w:after="120" w:before="60"/>
+              <w:jc w:val="center"/>
+            </w:pPr>
+            <w:r>
+              <w:drawing>
+                <wp:inline distT="0" distB="0" distL="0" distR="0">
+                  <wp:extent cx="3286125" cy="3305175"/>
+                  <wp:effectExtent t="0" r="0" b="0" l="0"/>
+                  <wp:docPr id="1" name="" descr="" title=""/>
+                  <wp:cNvGraphicFramePr>
+                    <a:graphicFrameLocks xmlns:a="http://schemas.openxmlformats.org/drawingml/2006/main" noChangeAspect="1"/>
+                  </wp:cNvGraphicFramePr>
+                  <a:graphic xmlns:a="http://schemas.openxmlformats.org/drawingml/2006/main">
+                    <a:graphicData uri="http://schemas.openxmlformats.org/drawingml/2006/picture">
+                      <pic:pic xmlns:pic="http://schemas.openxmlformats.org/drawingml/2006/picture">
+                        <pic:nvPicPr>
+                          <pic:cNvPr id="0" name="" descr=""/>
+                          <pic:cNvPicPr>
+                            <a:picLocks noChangeAspect="1" noChangeArrowheads="1"/>
+                          </pic:cNvPicPr>
+                        </pic:nvPicPr>
+                        <pic:blipFill>
+                          <a:blip r:embed="rId30" cstate="none"/>
+                          <a:srcRect/>
+                          <a:stretch>
+                            <a:fillRect/>
+                          </a:stretch>
+                        </pic:blipFill>
+                        <pic:spPr bwMode="auto">
+                          <a:xfrm>
+                            <a:off x="0" y="0"/>
+                            <a:ext cx="3286125" cy="3305175"/>
+                          </a:xfrm>
+                          <a:prstGeom prst="rect">
+                            <a:avLst/>
+                          </a:prstGeom>
+                        </pic:spPr>
+                      </pic:pic>
+                    </a:graphicData>
+                  </a:graphic>
+                </wp:inline>
+              </w:drawing>
+            </w:r>
+          </w:p>
+          <w:p>
+            <w:pPr>
+              <w:spacing w:after="70" w:line="270"/>
+            </w:pPr>
+            <w:r>
+              <w:rPr>
+                <w:rFonts w:ascii="Arial" w:cs="Arial" w:eastAsia="Arial" w:hAnsi="Arial"/>
+                <w:color w:val="27251F"/>
+                <w:sz w:val="21"/>
+                <w:szCs w:val="21"/>
+              </w:rPr>
+              <w:t xml:space="preserve">Would Return: whether leaving employees would consider coming back.</w:t>
+            </w:r>
+          </w:p>
+        </w:tc>
+        <w:tc>
+          <w:tcPr>
+            <w:tcW w:type="dxa" w:w="5500"/>
+            <w:tcBorders>
+              <w:top w:val="none" w:color="FFFFFF" w:sz="0"/>
+              <w:left w:val="none" w:color="FFFFFF" w:sz="0"/>
+              <w:bottom w:val="none" w:color="FFFFFF" w:sz="0"/>
+              <w:right w:val="none" w:color="FFFFFF" w:sz="0"/>
+            </w:tcBorders>
+            <w:tcMar>
+              <w:top w:type="dxa" w:w="40"/>
+              <w:left w:type="dxa" w:w="70"/>
+              <w:bottom w:type="dxa" w:w="60"/>
+              <w:right w:type="dxa" w:w="70"/>
+            </w:tcMar>
+          </w:tcPr>
+          <w:p>
+            <w:pPr>
+              <w:keepNext/>
+              <w:spacing w:after="120" w:before="60"/>
+              <w:jc w:val="center"/>
+            </w:pPr>
+            <w:r>
+              <w:drawing>
+                <wp:inline distT="0" distB="0" distL="0" distR="0">
+                  <wp:extent cx="3286125" cy="3305175"/>
+                  <wp:effectExtent t="0" r="0" b="0" l="0"/>
+                  <wp:docPr id="1" name="" descr="" title=""/>
+                  <wp:cNvGraphicFramePr>
+                    <a:graphicFrameLocks xmlns:a="http://schemas.openxmlformats.org/drawingml/2006/main" noChangeAspect="1"/>
+                  </wp:cNvGraphicFramePr>
+                  <a:graphic xmlns:a="http://schemas.openxmlformats.org/drawingml/2006/main">
+                    <a:graphicData uri="http://schemas.openxmlformats.org/drawingml/2006/picture">
+                      <pic:pic xmlns:pic="http://schemas.openxmlformats.org/drawingml/2006/picture">
+                        <pic:nvPicPr>
+                          <pic:cNvPr id="0" name="" descr=""/>
+                          <pic:cNvPicPr>
+                            <a:picLocks noChangeAspect="1" noChangeArrowheads="1"/>
+                          </pic:cNvPicPr>
+                        </pic:nvPicPr>
+                        <pic:blipFill>
+                          <a:blip r:embed="rId31" cstate="none"/>
+                          <a:srcRect/>
+                          <a:stretch>
+                            <a:fillRect/>
+                          </a:stretch>
+                        </pic:blipFill>
+                        <pic:spPr bwMode="auto">
+                          <a:xfrm>
+                            <a:off x="0" y="0"/>
+                            <a:ext cx="3286125" cy="3305175"/>
+                          </a:xfrm>
+                          <a:prstGeom prst="rect">
+                            <a:avLst/>
+                          </a:prstGeom>
+                        </pic:spPr>
+                      </pic:pic>
+                    </a:graphicData>
+                  </a:graphic>
+                </wp:inline>
+              </w:drawing>
+            </w:r>
+          </w:p>
+          <w:p>
+            <w:pPr>
+              <w:spacing w:after="70" w:line="270"/>
+            </w:pPr>
+            <w:r>
+              <w:rPr>
+                <w:rFonts w:ascii="Arial" w:cs="Arial" w:eastAsia="Arial" w:hAnsi="Arial"/>
+                <w:color w:val="27251F"/>
+                <w:sz w:val="21"/>
+                <w:szCs w:val="21"/>
+              </w:rPr>
+              <w:t xml:space="preserve">Overall Experience: how leaving employees rated their experience.</w:t>
+            </w:r>
+          </w:p>
+        </w:tc>
+      </w:tr>
+    </w:tbl>
+    <w:p>
+      <w:pPr>
+        <w:spacing w:after="30"/>
       </w:pPr>
       <w:r>
         <w:rPr>
@@ -1554,59 +1992,188 @@
           <w:sz w:val="21"/>
           <w:szCs w:val="21"/>
         </w:rPr>
-        <w:t xml:space="preserve">Exit Sentiment: the top leaving reasons over time.</w:t>
-      </w:r>
-    </w:p>
-    <w:p>
-      <w:pPr>
-        <w:keepNext/>
-        <w:spacing w:after="120" w:before="60"/>
+        <w:t xml:space="preserve"/>
+      </w:r>
+    </w:p>
+    <w:tbl>
+      <w:tblPr>
+        <w:tblW w:type="dxa" w:w="11000"/>
         <w:jc w:val="center"/>
-      </w:pPr>
-      <w:r>
-        <w:drawing>
-          <wp:inline distT="0" distB="0" distL="0" distR="0">
-            <wp:extent cx="5715000" cy="2914650"/>
-            <wp:effectExtent t="0" r="0" b="0" l="0"/>
-            <wp:docPr id="1" name="" descr="" title=""/>
-            <wp:cNvGraphicFramePr>
-              <a:graphicFrameLocks xmlns:a="http://schemas.openxmlformats.org/drawingml/2006/main" noChangeAspect="1"/>
-            </wp:cNvGraphicFramePr>
-            <a:graphic xmlns:a="http://schemas.openxmlformats.org/drawingml/2006/main">
-              <a:graphicData uri="http://schemas.openxmlformats.org/drawingml/2006/picture">
-                <pic:pic xmlns:pic="http://schemas.openxmlformats.org/drawingml/2006/picture">
-                  <pic:nvPicPr>
-                    <pic:cNvPr id="0" name="" descr=""/>
-                    <pic:cNvPicPr>
-                      <a:picLocks noChangeAspect="1" noChangeArrowheads="1"/>
-                    </pic:cNvPicPr>
-                  </pic:nvPicPr>
-                  <pic:blipFill>
-                    <a:blip r:embed="rId29" cstate="none"/>
-                    <a:srcRect/>
-                    <a:stretch>
-                      <a:fillRect/>
-                    </a:stretch>
-                  </pic:blipFill>
-                  <pic:spPr bwMode="auto">
-                    <a:xfrm>
-                      <a:off x="0" y="0"/>
-                      <a:ext cx="5715000" cy="2914650"/>
-                    </a:xfrm>
-                    <a:prstGeom prst="rect">
-                      <a:avLst/>
-                    </a:prstGeom>
-                  </pic:spPr>
-                </pic:pic>
-              </a:graphicData>
-            </a:graphic>
-          </wp:inline>
-        </w:drawing>
-      </w:r>
-    </w:p>
-    <w:p>
-      <w:pPr>
-        <w:spacing w:after="90" w:line="290"/>
+        <w:tblBorders>
+          <w:top w:val="single" w:color="auto" w:sz="4"/>
+          <w:left w:val="single" w:color="auto" w:sz="4"/>
+          <w:bottom w:val="single" w:color="auto" w:sz="4"/>
+          <w:right w:val="single" w:color="auto" w:sz="4"/>
+          <w:insideH w:val="single" w:color="auto" w:sz="4"/>
+          <w:insideV w:val="single" w:color="auto" w:sz="4"/>
+        </w:tblBorders>
+      </w:tblPr>
+      <w:tblGrid>
+        <w:gridCol w:w="5500"/>
+        <w:gridCol w:w="5500"/>
+      </w:tblGrid>
+      <w:tr>
+        <w:tc>
+          <w:tcPr>
+            <w:tcW w:type="dxa" w:w="5500"/>
+            <w:tcBorders>
+              <w:top w:val="none" w:color="FFFFFF" w:sz="0"/>
+              <w:left w:val="none" w:color="FFFFFF" w:sz="0"/>
+              <w:bottom w:val="none" w:color="FFFFFF" w:sz="0"/>
+              <w:right w:val="none" w:color="FFFFFF" w:sz="0"/>
+            </w:tcBorders>
+            <w:tcMar>
+              <w:top w:type="dxa" w:w="40"/>
+              <w:left w:type="dxa" w:w="70"/>
+              <w:bottom w:type="dxa" w:w="60"/>
+              <w:right w:type="dxa" w:w="70"/>
+            </w:tcMar>
+          </w:tcPr>
+          <w:p>
+            <w:pPr>
+              <w:keepNext/>
+              <w:spacing w:after="120" w:before="60"/>
+              <w:jc w:val="center"/>
+            </w:pPr>
+            <w:r>
+              <w:drawing>
+                <wp:inline distT="0" distB="0" distL="0" distR="0">
+                  <wp:extent cx="3286125" cy="3305175"/>
+                  <wp:effectExtent t="0" r="0" b="0" l="0"/>
+                  <wp:docPr id="1" name="" descr="" title=""/>
+                  <wp:cNvGraphicFramePr>
+                    <a:graphicFrameLocks xmlns:a="http://schemas.openxmlformats.org/drawingml/2006/main" noChangeAspect="1"/>
+                  </wp:cNvGraphicFramePr>
+                  <a:graphic xmlns:a="http://schemas.openxmlformats.org/drawingml/2006/main">
+                    <a:graphicData uri="http://schemas.openxmlformats.org/drawingml/2006/picture">
+                      <pic:pic xmlns:pic="http://schemas.openxmlformats.org/drawingml/2006/picture">
+                        <pic:nvPicPr>
+                          <pic:cNvPr id="0" name="" descr=""/>
+                          <pic:cNvPicPr>
+                            <a:picLocks noChangeAspect="1" noChangeArrowheads="1"/>
+                          </pic:cNvPicPr>
+                        </pic:nvPicPr>
+                        <pic:blipFill>
+                          <a:blip r:embed="rId32" cstate="none"/>
+                          <a:srcRect/>
+                          <a:stretch>
+                            <a:fillRect/>
+                          </a:stretch>
+                        </pic:blipFill>
+                        <pic:spPr bwMode="auto">
+                          <a:xfrm>
+                            <a:off x="0" y="0"/>
+                            <a:ext cx="3286125" cy="3305175"/>
+                          </a:xfrm>
+                          <a:prstGeom prst="rect">
+                            <a:avLst/>
+                          </a:prstGeom>
+                        </pic:spPr>
+                      </pic:pic>
+                    </a:graphicData>
+                  </a:graphic>
+                </wp:inline>
+              </w:drawing>
+            </w:r>
+          </w:p>
+          <w:p>
+            <w:pPr>
+              <w:spacing w:after="70" w:line="270"/>
+            </w:pPr>
+            <w:r>
+              <w:rPr>
+                <w:rFonts w:ascii="Arial" w:cs="Arial" w:eastAsia="Arial" w:hAnsi="Arial"/>
+                <w:color w:val="27251F"/>
+                <w:sz w:val="21"/>
+                <w:szCs w:val="21"/>
+              </w:rPr>
+              <w:t xml:space="preserve">Engagement Drivers: the share who answered positively on each driver, lowest first.</w:t>
+            </w:r>
+          </w:p>
+        </w:tc>
+        <w:tc>
+          <w:tcPr>
+            <w:tcW w:type="dxa" w:w="5500"/>
+            <w:tcBorders>
+              <w:top w:val="none" w:color="FFFFFF" w:sz="0"/>
+              <w:left w:val="none" w:color="FFFFFF" w:sz="0"/>
+              <w:bottom w:val="none" w:color="FFFFFF" w:sz="0"/>
+              <w:right w:val="none" w:color="FFFFFF" w:sz="0"/>
+            </w:tcBorders>
+            <w:tcMar>
+              <w:top w:type="dxa" w:w="40"/>
+              <w:left w:type="dxa" w:w="70"/>
+              <w:bottom w:type="dxa" w:w="60"/>
+              <w:right w:type="dxa" w:w="70"/>
+            </w:tcMar>
+          </w:tcPr>
+          <w:p>
+            <w:pPr>
+              <w:keepNext/>
+              <w:spacing w:after="120" w:before="60"/>
+              <w:jc w:val="center"/>
+            </w:pPr>
+            <w:r>
+              <w:drawing>
+                <wp:inline distT="0" distB="0" distL="0" distR="0">
+                  <wp:extent cx="3286125" cy="1362075"/>
+                  <wp:effectExtent t="0" r="0" b="0" l="0"/>
+                  <wp:docPr id="1" name="" descr="" title=""/>
+                  <wp:cNvGraphicFramePr>
+                    <a:graphicFrameLocks xmlns:a="http://schemas.openxmlformats.org/drawingml/2006/main" noChangeAspect="1"/>
+                  </wp:cNvGraphicFramePr>
+                  <a:graphic xmlns:a="http://schemas.openxmlformats.org/drawingml/2006/main">
+                    <a:graphicData uri="http://schemas.openxmlformats.org/drawingml/2006/picture">
+                      <pic:pic xmlns:pic="http://schemas.openxmlformats.org/drawingml/2006/picture">
+                        <pic:nvPicPr>
+                          <pic:cNvPr id="0" name="" descr=""/>
+                          <pic:cNvPicPr>
+                            <a:picLocks noChangeAspect="1" noChangeArrowheads="1"/>
+                          </pic:cNvPicPr>
+                        </pic:nvPicPr>
+                        <pic:blipFill>
+                          <a:blip r:embed="rId33" cstate="none"/>
+                          <a:srcRect/>
+                          <a:stretch>
+                            <a:fillRect/>
+                          </a:stretch>
+                        </pic:blipFill>
+                        <pic:spPr bwMode="auto">
+                          <a:xfrm>
+                            <a:off x="0" y="0"/>
+                            <a:ext cx="3286125" cy="1362075"/>
+                          </a:xfrm>
+                          <a:prstGeom prst="rect">
+                            <a:avLst/>
+                          </a:prstGeom>
+                        </pic:spPr>
+                      </pic:pic>
+                    </a:graphicData>
+                  </a:graphic>
+                </wp:inline>
+              </w:drawing>
+            </w:r>
+          </w:p>
+          <w:p>
+            <w:pPr>
+              <w:spacing w:after="70" w:line="270"/>
+            </w:pPr>
+            <w:r>
+              <w:rPr>
+                <w:rFonts w:ascii="Arial" w:cs="Arial" w:eastAsia="Arial" w:hAnsi="Arial"/>
+                <w:color w:val="27251F"/>
+                <w:sz w:val="21"/>
+                <w:szCs w:val="21"/>
+              </w:rPr>
+              <w:t xml:space="preserve">Leaving Reason vs Would Return: for each top reason, the share who said they would work here again.</w:t>
+            </w:r>
+          </w:p>
+        </w:tc>
+      </w:tr>
+    </w:tbl>
+    <w:p>
+      <w:pPr>
+        <w:spacing w:after="30"/>
       </w:pPr>
       <w:r>
         <w:rPr>
@@ -1615,59 +2182,207 @@
           <w:sz w:val="21"/>
           <w:szCs w:val="21"/>
         </w:rPr>
-        <w:t xml:space="preserve">Reasons for Leaving: the reasons employees gave for resigning.</w:t>
-      </w:r>
-    </w:p>
-    <w:p>
-      <w:pPr>
-        <w:keepNext/>
-        <w:spacing w:after="120" w:before="60"/>
+        <w:t xml:space="preserve"/>
+      </w:r>
+    </w:p>
+    <w:tbl>
+      <w:tblPr>
+        <w:tblW w:type="dxa" w:w="11000"/>
         <w:jc w:val="center"/>
-      </w:pPr>
-      <w:r>
-        <w:drawing>
-          <wp:inline distT="0" distB="0" distL="0" distR="0">
-            <wp:extent cx="5715000" cy="5743575"/>
-            <wp:effectExtent t="0" r="0" b="0" l="0"/>
-            <wp:docPr id="1" name="" descr="" title=""/>
-            <wp:cNvGraphicFramePr>
-              <a:graphicFrameLocks xmlns:a="http://schemas.openxmlformats.org/drawingml/2006/main" noChangeAspect="1"/>
-            </wp:cNvGraphicFramePr>
-            <a:graphic xmlns:a="http://schemas.openxmlformats.org/drawingml/2006/main">
-              <a:graphicData uri="http://schemas.openxmlformats.org/drawingml/2006/picture">
-                <pic:pic xmlns:pic="http://schemas.openxmlformats.org/drawingml/2006/picture">
-                  <pic:nvPicPr>
-                    <pic:cNvPr id="0" name="" descr=""/>
-                    <pic:cNvPicPr>
-                      <a:picLocks noChangeAspect="1" noChangeArrowheads="1"/>
-                    </pic:cNvPicPr>
-                  </pic:nvPicPr>
-                  <pic:blipFill>
-                    <a:blip r:embed="rId30" cstate="none"/>
-                    <a:srcRect/>
-                    <a:stretch>
-                      <a:fillRect/>
-                    </a:stretch>
-                  </pic:blipFill>
-                  <pic:spPr bwMode="auto">
-                    <a:xfrm>
-                      <a:off x="0" y="0"/>
-                      <a:ext cx="5715000" cy="5743575"/>
-                    </a:xfrm>
-                    <a:prstGeom prst="rect">
-                      <a:avLst/>
-                    </a:prstGeom>
-                  </pic:spPr>
-                </pic:pic>
-              </a:graphicData>
-            </a:graphic>
-          </wp:inline>
-        </w:drawing>
-      </w:r>
-    </w:p>
-    <w:p>
-      <w:pPr>
-        <w:spacing w:after="90" w:line="290"/>
+        <w:tblBorders>
+          <w:top w:val="single" w:color="auto" w:sz="4"/>
+          <w:left w:val="single" w:color="auto" w:sz="4"/>
+          <w:bottom w:val="single" w:color="auto" w:sz="4"/>
+          <w:right w:val="single" w:color="auto" w:sz="4"/>
+          <w:insideH w:val="single" w:color="auto" w:sz="4"/>
+          <w:insideV w:val="single" w:color="auto" w:sz="4"/>
+        </w:tblBorders>
+      </w:tblPr>
+      <w:tblGrid>
+        <w:gridCol w:w="5500"/>
+        <w:gridCol w:w="5500"/>
+      </w:tblGrid>
+      <w:tr>
+        <w:tc>
+          <w:tcPr>
+            <w:tcW w:type="dxa" w:w="5500"/>
+            <w:tcBorders>
+              <w:top w:val="none" w:color="FFFFFF" w:sz="0"/>
+              <w:left w:val="none" w:color="FFFFFF" w:sz="0"/>
+              <w:bottom w:val="none" w:color="FFFFFF" w:sz="0"/>
+              <w:right w:val="none" w:color="FFFFFF" w:sz="0"/>
+            </w:tcBorders>
+            <w:tcMar>
+              <w:top w:type="dxa" w:w="40"/>
+              <w:left w:type="dxa" w:w="70"/>
+              <w:bottom w:type="dxa" w:w="60"/>
+              <w:right w:type="dxa" w:w="70"/>
+            </w:tcMar>
+          </w:tcPr>
+          <w:p>
+            <w:pPr>
+              <w:keepNext/>
+              <w:spacing w:after="120" w:before="60"/>
+              <w:jc w:val="center"/>
+            </w:pPr>
+            <w:r>
+              <w:drawing>
+                <wp:inline distT="0" distB="0" distL="0" distR="0">
+                  <wp:extent cx="3286125" cy="1733550"/>
+                  <wp:effectExtent t="0" r="0" b="0" l="0"/>
+                  <wp:docPr id="1" name="" descr="" title=""/>
+                  <wp:cNvGraphicFramePr>
+                    <a:graphicFrameLocks xmlns:a="http://schemas.openxmlformats.org/drawingml/2006/main" noChangeAspect="1"/>
+                  </wp:cNvGraphicFramePr>
+                  <a:graphic xmlns:a="http://schemas.openxmlformats.org/drawingml/2006/main">
+                    <a:graphicData uri="http://schemas.openxmlformats.org/drawingml/2006/picture">
+                      <pic:pic xmlns:pic="http://schemas.openxmlformats.org/drawingml/2006/picture">
+                        <pic:nvPicPr>
+                          <pic:cNvPr id="0" name="" descr=""/>
+                          <pic:cNvPicPr>
+                            <a:picLocks noChangeAspect="1" noChangeArrowheads="1"/>
+                          </pic:cNvPicPr>
+                        </pic:nvPicPr>
+                        <pic:blipFill>
+                          <a:blip r:embed="rId34" cstate="none"/>
+                          <a:srcRect/>
+                          <a:stretch>
+                            <a:fillRect/>
+                          </a:stretch>
+                        </pic:blipFill>
+                        <pic:spPr bwMode="auto">
+                          <a:xfrm>
+                            <a:off x="0" y="0"/>
+                            <a:ext cx="3286125" cy="1733550"/>
+                          </a:xfrm>
+                          <a:prstGeom prst="rect">
+                            <a:avLst/>
+                          </a:prstGeom>
+                        </pic:spPr>
+                      </pic:pic>
+                    </a:graphicData>
+                  </a:graphic>
+                </wp:inline>
+              </w:drawing>
+            </w:r>
+          </w:p>
+          <w:p>
+            <w:pPr>
+              <w:keepNext/>
+              <w:spacing w:after="120" w:before="60"/>
+              <w:jc w:val="center"/>
+            </w:pPr>
+            <w:r>
+              <w:drawing>
+                <wp:inline distT="0" distB="0" distL="0" distR="0">
+                  <wp:extent cx="3286125" cy="1733550"/>
+                  <wp:effectExtent t="0" r="0" b="0" l="0"/>
+                  <wp:docPr id="1" name="" descr="" title=""/>
+                  <wp:cNvGraphicFramePr>
+                    <a:graphicFrameLocks xmlns:a="http://schemas.openxmlformats.org/drawingml/2006/main" noChangeAspect="1"/>
+                  </wp:cNvGraphicFramePr>
+                  <a:graphic xmlns:a="http://schemas.openxmlformats.org/drawingml/2006/main">
+                    <a:graphicData uri="http://schemas.openxmlformats.org/drawingml/2006/picture">
+                      <pic:pic xmlns:pic="http://schemas.openxmlformats.org/drawingml/2006/picture">
+                        <pic:nvPicPr>
+                          <pic:cNvPr id="0" name="" descr=""/>
+                          <pic:cNvPicPr>
+                            <a:picLocks noChangeAspect="1" noChangeArrowheads="1"/>
+                          </pic:cNvPicPr>
+                        </pic:nvPicPr>
+                        <pic:blipFill>
+                          <a:blip r:embed="rId35" cstate="none"/>
+                          <a:srcRect/>
+                          <a:stretch>
+                            <a:fillRect/>
+                          </a:stretch>
+                        </pic:blipFill>
+                        <pic:spPr bwMode="auto">
+                          <a:xfrm>
+                            <a:off x="0" y="0"/>
+                            <a:ext cx="3286125" cy="1733550"/>
+                          </a:xfrm>
+                          <a:prstGeom prst="rect">
+                            <a:avLst/>
+                          </a:prstGeom>
+                        </pic:spPr>
+                      </pic:pic>
+                    </a:graphicData>
+                  </a:graphic>
+                </wp:inline>
+              </w:drawing>
+            </w:r>
+          </w:p>
+        </w:tc>
+        <w:tc>
+          <w:tcPr>
+            <w:tcW w:type="dxa" w:w="5500"/>
+            <w:tcBorders>
+              <w:top w:val="none" w:color="FFFFFF" w:sz="0"/>
+              <w:left w:val="none" w:color="FFFFFF" w:sz="0"/>
+              <w:bottom w:val="none" w:color="FFFFFF" w:sz="0"/>
+              <w:right w:val="none" w:color="FFFFFF" w:sz="0"/>
+            </w:tcBorders>
+            <w:tcMar>
+              <w:top w:type="dxa" w:w="40"/>
+              <w:left w:type="dxa" w:w="70"/>
+              <w:bottom w:type="dxa" w:w="60"/>
+              <w:right w:type="dxa" w:w="70"/>
+            </w:tcMar>
+          </w:tcPr>
+          <w:p>
+            <w:pPr>
+              <w:keepNext/>
+              <w:spacing w:after="120" w:before="60"/>
+              <w:jc w:val="center"/>
+            </w:pPr>
+            <w:r>
+              <w:drawing>
+                <wp:inline distT="0" distB="0" distL="0" distR="0">
+                  <wp:extent cx="3286125" cy="1733550"/>
+                  <wp:effectExtent t="0" r="0" b="0" l="0"/>
+                  <wp:docPr id="1" name="" descr="" title=""/>
+                  <wp:cNvGraphicFramePr>
+                    <a:graphicFrameLocks xmlns:a="http://schemas.openxmlformats.org/drawingml/2006/main" noChangeAspect="1"/>
+                  </wp:cNvGraphicFramePr>
+                  <a:graphic xmlns:a="http://schemas.openxmlformats.org/drawingml/2006/main">
+                    <a:graphicData uri="http://schemas.openxmlformats.org/drawingml/2006/picture">
+                      <pic:pic xmlns:pic="http://schemas.openxmlformats.org/drawingml/2006/picture">
+                        <pic:nvPicPr>
+                          <pic:cNvPr id="0" name="" descr=""/>
+                          <pic:cNvPicPr>
+                            <a:picLocks noChangeAspect="1" noChangeArrowheads="1"/>
+                          </pic:cNvPicPr>
+                        </pic:nvPicPr>
+                        <pic:blipFill>
+                          <a:blip r:embed="rId36" cstate="none"/>
+                          <a:srcRect/>
+                          <a:stretch>
+                            <a:fillRect/>
+                          </a:stretch>
+                        </pic:blipFill>
+                        <pic:spPr bwMode="auto">
+                          <a:xfrm>
+                            <a:off x="0" y="0"/>
+                            <a:ext cx="3286125" cy="1733550"/>
+                          </a:xfrm>
+                          <a:prstGeom prst="rect">
+                            <a:avLst/>
+                          </a:prstGeom>
+                        </pic:spPr>
+                      </pic:pic>
+                    </a:graphicData>
+                  </a:graphic>
+                </wp:inline>
+              </w:drawing>
+            </w:r>
+          </w:p>
+        </w:tc>
+      </w:tr>
+    </w:tbl>
+    <w:p>
+      <w:pPr>
+        <w:spacing w:after="70" w:line="270"/>
       </w:pPr>
       <w:r>
         <w:rPr>
@@ -1676,59 +2391,127 @@
           <w:sz w:val="21"/>
           <w:szCs w:val="21"/>
         </w:rPr>
-        <w:t xml:space="preserve">Would Return: whether leaving employees would consider coming back.</w:t>
-      </w:r>
-    </w:p>
-    <w:p>
-      <w:pPr>
-        <w:keepNext/>
-        <w:spacing w:after="120" w:before="60"/>
+        <w:t xml:space="preserve">Workload Condition, Training and Fair Treatment: how leaving employees rated each of them.</w:t>
+      </w:r>
+    </w:p>
+    <w:tbl>
+      <w:tblPr>
+        <w:tblW w:type="dxa" w:w="11000"/>
         <w:jc w:val="center"/>
-      </w:pPr>
-      <w:r>
-        <w:drawing>
-          <wp:inline distT="0" distB="0" distL="0" distR="0">
-            <wp:extent cx="5715000" cy="5743575"/>
-            <wp:effectExtent t="0" r="0" b="0" l="0"/>
-            <wp:docPr id="1" name="" descr="" title=""/>
-            <wp:cNvGraphicFramePr>
-              <a:graphicFrameLocks xmlns:a="http://schemas.openxmlformats.org/drawingml/2006/main" noChangeAspect="1"/>
-            </wp:cNvGraphicFramePr>
-            <a:graphic xmlns:a="http://schemas.openxmlformats.org/drawingml/2006/main">
-              <a:graphicData uri="http://schemas.openxmlformats.org/drawingml/2006/picture">
-                <pic:pic xmlns:pic="http://schemas.openxmlformats.org/drawingml/2006/picture">
-                  <pic:nvPicPr>
-                    <pic:cNvPr id="0" name="" descr=""/>
-                    <pic:cNvPicPr>
-                      <a:picLocks noChangeAspect="1" noChangeArrowheads="1"/>
-                    </pic:cNvPicPr>
-                  </pic:nvPicPr>
-                  <pic:blipFill>
-                    <a:blip r:embed="rId31" cstate="none"/>
-                    <a:srcRect/>
-                    <a:stretch>
-                      <a:fillRect/>
-                    </a:stretch>
-                  </pic:blipFill>
-                  <pic:spPr bwMode="auto">
-                    <a:xfrm>
-                      <a:off x="0" y="0"/>
-                      <a:ext cx="5715000" cy="5743575"/>
-                    </a:xfrm>
-                    <a:prstGeom prst="rect">
-                      <a:avLst/>
-                    </a:prstGeom>
-                  </pic:spPr>
-                </pic:pic>
-              </a:graphicData>
-            </a:graphic>
-          </wp:inline>
-        </w:drawing>
-      </w:r>
-    </w:p>
-    <w:p>
-      <w:pPr>
-        <w:spacing w:after="90" w:line="290"/>
+        <w:tblBorders>
+          <w:top w:val="single" w:color="auto" w:sz="4"/>
+          <w:left w:val="single" w:color="auto" w:sz="4"/>
+          <w:bottom w:val="single" w:color="auto" w:sz="4"/>
+          <w:right w:val="single" w:color="auto" w:sz="4"/>
+          <w:insideH w:val="single" w:color="auto" w:sz="4"/>
+          <w:insideV w:val="single" w:color="auto" w:sz="4"/>
+        </w:tblBorders>
+      </w:tblPr>
+      <w:tblGrid>
+        <w:gridCol w:w="5500"/>
+        <w:gridCol w:w="5500"/>
+      </w:tblGrid>
+      <w:tr>
+        <w:tc>
+          <w:tcPr>
+            <w:tcW w:type="dxa" w:w="5500"/>
+            <w:tcBorders>
+              <w:top w:val="none" w:color="FFFFFF" w:sz="0"/>
+              <w:left w:val="none" w:color="FFFFFF" w:sz="0"/>
+              <w:bottom w:val="none" w:color="FFFFFF" w:sz="0"/>
+              <w:right w:val="none" w:color="FFFFFF" w:sz="0"/>
+            </w:tcBorders>
+            <w:tcMar>
+              <w:top w:type="dxa" w:w="40"/>
+              <w:left w:type="dxa" w:w="70"/>
+              <w:bottom w:type="dxa" w:w="60"/>
+              <w:right w:type="dxa" w:w="70"/>
+            </w:tcMar>
+          </w:tcPr>
+          <w:p>
+            <w:pPr>
+              <w:keepNext/>
+              <w:spacing w:after="120" w:before="60"/>
+              <w:jc w:val="center"/>
+            </w:pPr>
+            <w:r>
+              <w:drawing>
+                <wp:inline distT="0" distB="0" distL="0" distR="0">
+                  <wp:extent cx="3286125" cy="1362075"/>
+                  <wp:effectExtent t="0" r="0" b="0" l="0"/>
+                  <wp:docPr id="1" name="" descr="" title=""/>
+                  <wp:cNvGraphicFramePr>
+                    <a:graphicFrameLocks xmlns:a="http://schemas.openxmlformats.org/drawingml/2006/main" noChangeAspect="1"/>
+                  </wp:cNvGraphicFramePr>
+                  <a:graphic xmlns:a="http://schemas.openxmlformats.org/drawingml/2006/main">
+                    <a:graphicData uri="http://schemas.openxmlformats.org/drawingml/2006/picture">
+                      <pic:pic xmlns:pic="http://schemas.openxmlformats.org/drawingml/2006/picture">
+                        <pic:nvPicPr>
+                          <pic:cNvPr id="0" name="" descr=""/>
+                          <pic:cNvPicPr>
+                            <a:picLocks noChangeAspect="1" noChangeArrowheads="1"/>
+                          </pic:cNvPicPr>
+                        </pic:nvPicPr>
+                        <pic:blipFill>
+                          <a:blip r:embed="rId37" cstate="none"/>
+                          <a:srcRect/>
+                          <a:stretch>
+                            <a:fillRect/>
+                          </a:stretch>
+                        </pic:blipFill>
+                        <pic:spPr bwMode="auto">
+                          <a:xfrm>
+                            <a:off x="0" y="0"/>
+                            <a:ext cx="3286125" cy="1362075"/>
+                          </a:xfrm>
+                          <a:prstGeom prst="rect">
+                            <a:avLst/>
+                          </a:prstGeom>
+                        </pic:spPr>
+                      </pic:pic>
+                    </a:graphicData>
+                  </a:graphic>
+                </wp:inline>
+              </w:drawing>
+            </w:r>
+          </w:p>
+        </w:tc>
+        <w:tc>
+          <w:tcPr>
+            <w:tcW w:type="dxa" w:w="5500"/>
+            <w:tcBorders>
+              <w:top w:val="none" w:color="FFFFFF" w:sz="0"/>
+              <w:left w:val="none" w:color="FFFFFF" w:sz="0"/>
+              <w:bottom w:val="none" w:color="FFFFFF" w:sz="0"/>
+              <w:right w:val="none" w:color="FFFFFF" w:sz="0"/>
+            </w:tcBorders>
+            <w:tcMar>
+              <w:top w:type="dxa" w:w="40"/>
+              <w:left w:type="dxa" w:w="70"/>
+              <w:bottom w:type="dxa" w:w="60"/>
+              <w:right w:type="dxa" w:w="70"/>
+            </w:tcMar>
+          </w:tcPr>
+          <w:p>
+            <w:pPr>
+              <w:spacing w:after="70" w:line="270"/>
+            </w:pPr>
+            <w:r>
+              <w:rPr>
+                <w:rFonts w:ascii="Arial" w:cs="Arial" w:eastAsia="Arial" w:hAnsi="Arial"/>
+                <w:color w:val="27251F"/>
+                <w:sz w:val="21"/>
+                <w:szCs w:val="21"/>
+              </w:rPr>
+              <w:t xml:space="preserve">Exit Responses by Job Title: the exit responses grouped by the leaving employee's job title.</w:t>
+            </w:r>
+          </w:p>
+        </w:tc>
+      </w:tr>
+    </w:tbl>
+    <w:p>
+      <w:pPr>
+        <w:spacing w:after="30"/>
       </w:pPr>
       <w:r>
         <w:rPr>
@@ -1737,7 +2520,7 @@
           <w:sz w:val="21"/>
           <w:szCs w:val="21"/>
         </w:rPr>
-        <w:t xml:space="preserve">Overall Experience: how leaving employees rated their experience.</w:t>
+        <w:t xml:space="preserve"/>
       </w:r>
     </w:p>
     <w:p>
@@ -1749,345 +2532,7 @@
       <w:r>
         <w:drawing>
           <wp:inline distT="0" distB="0" distL="0" distR="0">
-            <wp:extent cx="5715000" cy="5743575"/>
-            <wp:effectExtent t="0" r="0" b="0" l="0"/>
-            <wp:docPr id="1" name="" descr="" title=""/>
-            <wp:cNvGraphicFramePr>
-              <a:graphicFrameLocks xmlns:a="http://schemas.openxmlformats.org/drawingml/2006/main" noChangeAspect="1"/>
-            </wp:cNvGraphicFramePr>
-            <a:graphic xmlns:a="http://schemas.openxmlformats.org/drawingml/2006/main">
-              <a:graphicData uri="http://schemas.openxmlformats.org/drawingml/2006/picture">
-                <pic:pic xmlns:pic="http://schemas.openxmlformats.org/drawingml/2006/picture">
-                  <pic:nvPicPr>
-                    <pic:cNvPr id="0" name="" descr=""/>
-                    <pic:cNvPicPr>
-                      <a:picLocks noChangeAspect="1" noChangeArrowheads="1"/>
-                    </pic:cNvPicPr>
-                  </pic:nvPicPr>
-                  <pic:blipFill>
-                    <a:blip r:embed="rId32" cstate="none"/>
-                    <a:srcRect/>
-                    <a:stretch>
-                      <a:fillRect/>
-                    </a:stretch>
-                  </pic:blipFill>
-                  <pic:spPr bwMode="auto">
-                    <a:xfrm>
-                      <a:off x="0" y="0"/>
-                      <a:ext cx="5715000" cy="5743575"/>
-                    </a:xfrm>
-                    <a:prstGeom prst="rect">
-                      <a:avLst/>
-                    </a:prstGeom>
-                  </pic:spPr>
-                </pic:pic>
-              </a:graphicData>
-            </a:graphic>
-          </wp:inline>
-        </w:drawing>
-      </w:r>
-    </w:p>
-    <w:p>
-      <w:pPr>
-        <w:spacing w:after="90" w:line="290"/>
-      </w:pPr>
-      <w:r>
-        <w:rPr>
-          <w:rFonts w:ascii="Arial" w:cs="Arial" w:eastAsia="Arial" w:hAnsi="Arial"/>
-          <w:color w:val="27251F"/>
-          <w:sz w:val="21"/>
-          <w:szCs w:val="21"/>
-        </w:rPr>
-        <w:t xml:space="preserve">Engagement Drivers: the share who answered positively on each driver, lowest first.</w:t>
-      </w:r>
-    </w:p>
-    <w:p>
-      <w:pPr>
-        <w:keepNext/>
-        <w:spacing w:after="120" w:before="60"/>
-        <w:jc w:val="center"/>
-      </w:pPr>
-      <w:r>
-        <w:drawing>
-          <wp:inline distT="0" distB="0" distL="0" distR="0">
-            <wp:extent cx="5715000" cy="3009900"/>
-            <wp:effectExtent t="0" r="0" b="0" l="0"/>
-            <wp:docPr id="1" name="" descr="" title=""/>
-            <wp:cNvGraphicFramePr>
-              <a:graphicFrameLocks xmlns:a="http://schemas.openxmlformats.org/drawingml/2006/main" noChangeAspect="1"/>
-            </wp:cNvGraphicFramePr>
-            <a:graphic xmlns:a="http://schemas.openxmlformats.org/drawingml/2006/main">
-              <a:graphicData uri="http://schemas.openxmlformats.org/drawingml/2006/picture">
-                <pic:pic xmlns:pic="http://schemas.openxmlformats.org/drawingml/2006/picture">
-                  <pic:nvPicPr>
-                    <pic:cNvPr id="0" name="" descr=""/>
-                    <pic:cNvPicPr>
-                      <a:picLocks noChangeAspect="1" noChangeArrowheads="1"/>
-                    </pic:cNvPicPr>
-                  </pic:nvPicPr>
-                  <pic:blipFill>
-                    <a:blip r:embed="rId33" cstate="none"/>
-                    <a:srcRect/>
-                    <a:stretch>
-                      <a:fillRect/>
-                    </a:stretch>
-                  </pic:blipFill>
-                  <pic:spPr bwMode="auto">
-                    <a:xfrm>
-                      <a:off x="0" y="0"/>
-                      <a:ext cx="5715000" cy="3009900"/>
-                    </a:xfrm>
-                    <a:prstGeom prst="rect">
-                      <a:avLst/>
-                    </a:prstGeom>
-                  </pic:spPr>
-                </pic:pic>
-              </a:graphicData>
-            </a:graphic>
-          </wp:inline>
-        </w:drawing>
-      </w:r>
-    </w:p>
-    <w:p>
-      <w:pPr>
-        <w:keepNext/>
-        <w:spacing w:after="120" w:before="60"/>
-        <w:jc w:val="center"/>
-      </w:pPr>
-      <w:r>
-        <w:drawing>
-          <wp:inline distT="0" distB="0" distL="0" distR="0">
-            <wp:extent cx="5715000" cy="3009900"/>
-            <wp:effectExtent t="0" r="0" b="0" l="0"/>
-            <wp:docPr id="1" name="" descr="" title=""/>
-            <wp:cNvGraphicFramePr>
-              <a:graphicFrameLocks xmlns:a="http://schemas.openxmlformats.org/drawingml/2006/main" noChangeAspect="1"/>
-            </wp:cNvGraphicFramePr>
-            <a:graphic xmlns:a="http://schemas.openxmlformats.org/drawingml/2006/main">
-              <a:graphicData uri="http://schemas.openxmlformats.org/drawingml/2006/picture">
-                <pic:pic xmlns:pic="http://schemas.openxmlformats.org/drawingml/2006/picture">
-                  <pic:nvPicPr>
-                    <pic:cNvPr id="0" name="" descr=""/>
-                    <pic:cNvPicPr>
-                      <a:picLocks noChangeAspect="1" noChangeArrowheads="1"/>
-                    </pic:cNvPicPr>
-                  </pic:nvPicPr>
-                  <pic:blipFill>
-                    <a:blip r:embed="rId34" cstate="none"/>
-                    <a:srcRect/>
-                    <a:stretch>
-                      <a:fillRect/>
-                    </a:stretch>
-                  </pic:blipFill>
-                  <pic:spPr bwMode="auto">
-                    <a:xfrm>
-                      <a:off x="0" y="0"/>
-                      <a:ext cx="5715000" cy="3009900"/>
-                    </a:xfrm>
-                    <a:prstGeom prst="rect">
-                      <a:avLst/>
-                    </a:prstGeom>
-                  </pic:spPr>
-                </pic:pic>
-              </a:graphicData>
-            </a:graphic>
-          </wp:inline>
-        </w:drawing>
-      </w:r>
-    </w:p>
-    <w:p>
-      <w:pPr>
-        <w:keepNext/>
-        <w:spacing w:after="120" w:before="60"/>
-        <w:jc w:val="center"/>
-      </w:pPr>
-      <w:r>
-        <w:drawing>
-          <wp:inline distT="0" distB="0" distL="0" distR="0">
-            <wp:extent cx="5715000" cy="3009900"/>
-            <wp:effectExtent t="0" r="0" b="0" l="0"/>
-            <wp:docPr id="1" name="" descr="" title=""/>
-            <wp:cNvGraphicFramePr>
-              <a:graphicFrameLocks xmlns:a="http://schemas.openxmlformats.org/drawingml/2006/main" noChangeAspect="1"/>
-            </wp:cNvGraphicFramePr>
-            <a:graphic xmlns:a="http://schemas.openxmlformats.org/drawingml/2006/main">
-              <a:graphicData uri="http://schemas.openxmlformats.org/drawingml/2006/picture">
-                <pic:pic xmlns:pic="http://schemas.openxmlformats.org/drawingml/2006/picture">
-                  <pic:nvPicPr>
-                    <pic:cNvPr id="0" name="" descr=""/>
-                    <pic:cNvPicPr>
-                      <a:picLocks noChangeAspect="1" noChangeArrowheads="1"/>
-                    </pic:cNvPicPr>
-                  </pic:nvPicPr>
-                  <pic:blipFill>
-                    <a:blip r:embed="rId35" cstate="none"/>
-                    <a:srcRect/>
-                    <a:stretch>
-                      <a:fillRect/>
-                    </a:stretch>
-                  </pic:blipFill>
-                  <pic:spPr bwMode="auto">
-                    <a:xfrm>
-                      <a:off x="0" y="0"/>
-                      <a:ext cx="5715000" cy="3009900"/>
-                    </a:xfrm>
-                    <a:prstGeom prst="rect">
-                      <a:avLst/>
-                    </a:prstGeom>
-                  </pic:spPr>
-                </pic:pic>
-              </a:graphicData>
-            </a:graphic>
-          </wp:inline>
-        </w:drawing>
-      </w:r>
-    </w:p>
-    <w:p>
-      <w:pPr>
-        <w:spacing w:after="90" w:line="290"/>
-      </w:pPr>
-      <w:r>
-        <w:rPr>
-          <w:rFonts w:ascii="Arial" w:cs="Arial" w:eastAsia="Arial" w:hAnsi="Arial"/>
-          <w:color w:val="27251F"/>
-          <w:sz w:val="21"/>
-          <w:szCs w:val="21"/>
-        </w:rPr>
-        <w:t xml:space="preserve">Workload Condition, Training and Fair Treatment: how leaving employees rated each of them.</w:t>
-      </w:r>
-    </w:p>
-    <w:p>
-      <w:pPr>
-        <w:keepNext/>
-        <w:spacing w:after="120" w:before="60"/>
-        <w:jc w:val="center"/>
-      </w:pPr>
-      <w:r>
-        <w:drawing>
-          <wp:inline distT="0" distB="0" distL="0" distR="0">
-            <wp:extent cx="5715000" cy="2371725"/>
-            <wp:effectExtent t="0" r="0" b="0" l="0"/>
-            <wp:docPr id="1" name="" descr="" title=""/>
-            <wp:cNvGraphicFramePr>
-              <a:graphicFrameLocks xmlns:a="http://schemas.openxmlformats.org/drawingml/2006/main" noChangeAspect="1"/>
-            </wp:cNvGraphicFramePr>
-            <a:graphic xmlns:a="http://schemas.openxmlformats.org/drawingml/2006/main">
-              <a:graphicData uri="http://schemas.openxmlformats.org/drawingml/2006/picture">
-                <pic:pic xmlns:pic="http://schemas.openxmlformats.org/drawingml/2006/picture">
-                  <pic:nvPicPr>
-                    <pic:cNvPr id="0" name="" descr=""/>
-                    <pic:cNvPicPr>
-                      <a:picLocks noChangeAspect="1" noChangeArrowheads="1"/>
-                    </pic:cNvPicPr>
-                  </pic:nvPicPr>
-                  <pic:blipFill>
-                    <a:blip r:embed="rId36" cstate="none"/>
-                    <a:srcRect/>
-                    <a:stretch>
-                      <a:fillRect/>
-                    </a:stretch>
-                  </pic:blipFill>
-                  <pic:spPr bwMode="auto">
-                    <a:xfrm>
-                      <a:off x="0" y="0"/>
-                      <a:ext cx="5715000" cy="2371725"/>
-                    </a:xfrm>
-                    <a:prstGeom prst="rect">
-                      <a:avLst/>
-                    </a:prstGeom>
-                  </pic:spPr>
-                </pic:pic>
-              </a:graphicData>
-            </a:graphic>
-          </wp:inline>
-        </w:drawing>
-      </w:r>
-    </w:p>
-    <w:p>
-      <w:pPr>
-        <w:spacing w:after="90" w:line="290"/>
-      </w:pPr>
-      <w:r>
-        <w:rPr>
-          <w:rFonts w:ascii="Arial" w:cs="Arial" w:eastAsia="Arial" w:hAnsi="Arial"/>
-          <w:color w:val="27251F"/>
-          <w:sz w:val="21"/>
-          <w:szCs w:val="21"/>
-        </w:rPr>
-        <w:t xml:space="preserve">Leaving Reason vs Would Return: for each top reason, the share who said they would work here again.</w:t>
-      </w:r>
-    </w:p>
-    <w:p>
-      <w:pPr>
-        <w:keepNext/>
-        <w:spacing w:after="120" w:before="60"/>
-        <w:jc w:val="center"/>
-      </w:pPr>
-      <w:r>
-        <w:drawing>
-          <wp:inline distT="0" distB="0" distL="0" distR="0">
-            <wp:extent cx="5715000" cy="2371725"/>
-            <wp:effectExtent t="0" r="0" b="0" l="0"/>
-            <wp:docPr id="1" name="" descr="" title=""/>
-            <wp:cNvGraphicFramePr>
-              <a:graphicFrameLocks xmlns:a="http://schemas.openxmlformats.org/drawingml/2006/main" noChangeAspect="1"/>
-            </wp:cNvGraphicFramePr>
-            <a:graphic xmlns:a="http://schemas.openxmlformats.org/drawingml/2006/main">
-              <a:graphicData uri="http://schemas.openxmlformats.org/drawingml/2006/picture">
-                <pic:pic xmlns:pic="http://schemas.openxmlformats.org/drawingml/2006/picture">
-                  <pic:nvPicPr>
-                    <pic:cNvPr id="0" name="" descr=""/>
-                    <pic:cNvPicPr>
-                      <a:picLocks noChangeAspect="1" noChangeArrowheads="1"/>
-                    </pic:cNvPicPr>
-                  </pic:nvPicPr>
-                  <pic:blipFill>
-                    <a:blip r:embed="rId37" cstate="none"/>
-                    <a:srcRect/>
-                    <a:stretch>
-                      <a:fillRect/>
-                    </a:stretch>
-                  </pic:blipFill>
-                  <pic:spPr bwMode="auto">
-                    <a:xfrm>
-                      <a:off x="0" y="0"/>
-                      <a:ext cx="5715000" cy="2371725"/>
-                    </a:xfrm>
-                    <a:prstGeom prst="rect">
-                      <a:avLst/>
-                    </a:prstGeom>
-                  </pic:spPr>
-                </pic:pic>
-              </a:graphicData>
-            </a:graphic>
-          </wp:inline>
-        </w:drawing>
-      </w:r>
-    </w:p>
-    <w:p>
-      <w:pPr>
-        <w:spacing w:after="90" w:line="290"/>
-      </w:pPr>
-      <w:r>
-        <w:rPr>
-          <w:rFonts w:ascii="Arial" w:cs="Arial" w:eastAsia="Arial" w:hAnsi="Arial"/>
-          <w:color w:val="27251F"/>
-          <w:sz w:val="21"/>
-          <w:szCs w:val="21"/>
-        </w:rPr>
-        <w:t xml:space="preserve">Exit Responses by Job Title: the exit responses grouped by the leaving employee's job title.</w:t>
-      </w:r>
-    </w:p>
-    <w:p>
-      <w:pPr>
-        <w:keepNext/>
-        <w:spacing w:after="120" w:before="60"/>
-        <w:jc w:val="center"/>
-      </w:pPr>
-      <w:r>
-        <w:drawing>
-          <wp:inline distT="0" distB="0" distL="0" distR="0">
-            <wp:extent cx="5715000" cy="1895475"/>
+            <wp:extent cx="6953250" cy="2305050"/>
             <wp:effectExtent t="0" r="0" b="0" l="0"/>
             <wp:docPr id="1" name="" descr="" title=""/>
             <wp:cNvGraphicFramePr>
@@ -2112,7 +2557,7 @@
                   <pic:spPr bwMode="auto">
                     <a:xfrm>
                       <a:off x="0" y="0"/>
-                      <a:ext cx="5715000" cy="1895475"/>
+                      <a:ext cx="6953250" cy="2305050"/>
                     </a:xfrm>
                     <a:prstGeom prst="rect">
                       <a:avLst/>
@@ -2127,7 +2572,7 @@
     </w:p>
     <w:p>
       <w:pPr>
-        <w:spacing w:after="90" w:line="290"/>
+        <w:spacing w:after="70" w:line="270"/>
       </w:pPr>
       <w:r>
         <w:rPr>
@@ -2193,7 +2638,7 @@
       <w:headerReference w:type="default" r:id="rId7"/>
       <w:footerReference w:type="default" r:id="rId8"/>
       <w:pgSz w:w="11906" w:h="16838" w:orient="portrait"/>
-      <w:pgMar w:top="1300" w:right="1250" w:bottom="1000" w:left="1250" w:header="708" w:footer="708" w:gutter="0"/>
+      <w:pgMar w:top="1500" w:right="432" w:bottom="994" w:left="432" w:header="706" w:footer="706" w:gutter="0"/>
       <w:pgNumType/>
       <w:docGrid w:linePitch="360"/>
     </w:sectPr>

--- a/docs/user-guide/en/pages/11-scorecard.docx
+++ b/docs/user-guide/en/pages/11-scorecard.docx
@@ -586,7 +586,7 @@
           <w:sz w:val="21"/>
           <w:szCs w:val="21"/>
         </w:rPr>
-        <w:t xml:space="preserve">Click a Store Leader to see their turnover rate trend over time across every store they have led, including a marker where they were transferred between stores, so a change in rate can be told apart from a change of store.</w:t>
+        <w:t xml:space="preserve">Use the "Track a Store Leader" search box above the ranking to pick a leader and see their turnover rate trend over time across every store they have led, including a marker where they were transferred between stores, so a change in rate can be told apart from a change of store. (Clicking a leader's name in the ranking opens their own page instead - see below.)</w:t>
       </w:r>
     </w:p>
     <w:p>
@@ -900,7 +900,7 @@
           <w:sz w:val="21"/>
           <w:szCs w:val="21"/>
         </w:rPr>
-        <w:t xml:space="preserve">For each Operation Consultant, Operation Manager, Senior Operation Consultant and Operation Director: how many Store Leaders they oversee, how many of those leaders are "flagged" (performing poorly on the ranking above) and what percentage that represents.</w:t>
+        <w:t xml:space="preserve">For each Operation Consultant, Operation Manager, Senior Operation Consultant and Operation Director: how many Store Leaders they oversee, how many of those leaders are "flagged" (their Turnover Rate is above the average Turnover Rate of all leaders in the selected period) and what percentage that represents.</w:t>
       </w:r>
     </w:p>
     <w:p>
@@ -923,7 +923,7 @@
           <w:sz w:val="21"/>
           <w:szCs w:val="21"/>
         </w:rPr>
-        <w:t xml:space="preserve">Click a Store Leader's name in the ranking to open their own page, called Store Leader Tracking. It gives the complete history, performance, workforce movement and exit sentiment for that one leader, across every store they have led. Use "Back to Scorecard" at the top to return.</w:t>
+        <w:t xml:space="preserve">Click a Store Leader's name in the ranking to open their own page, called Store Leader Tracking. It gives the history, performance, workforce movement and exit sentiment for that one leader in the period you selected on the Scorecard, across every store they led in that period. Use "Back to Scorecard" at the top to return.</w:t>
       </w:r>
     </w:p>
     <w:p>
@@ -1392,7 +1392,7 @@
           <w:sz w:val="21"/>
           <w:szCs w:val="21"/>
         </w:rPr>
-        <w:t xml:space="preserve">The five cards repeat the four scorecard metrics (Turnover, 90-Day, 180-Day retention and Exit Sentiment) plus the headcount, with the underlying counts such as the number of resignations and exit responses beneath each one.</w:t>
+        <w:t xml:space="preserve">The five cards repeat the four scorecard metrics (Turnover, 90-Day, 180-Day retention and Exit Sentiment) plus the headcount. Turnover shows the number of resignations beneath it, and Headcount and Exit Sentiment show the number of exit responses.</w:t>
       </w:r>
     </w:p>
     <w:p>
@@ -1495,7 +1495,7 @@
                 <w:sz w:val="21"/>
                 <w:szCs w:val="21"/>
               </w:rPr>
-              <w:t xml:space="preserve">Monthly performance across every store assignment. A marker shows where the leader was transferred between stores, so a change in the rate can be told apart from a change of store.</w:t>
+              <w:t xml:space="preserve">Monthly turnover rate and headcount across every store assignment, drawn as two lines. Transfers are not marked on the chart; they are flagged with a "Transferred here" badge in the assignment history table beside it, so a change in the rate can be told apart from a change of store.</w:t>
             </w:r>
           </w:p>
         </w:tc>
